--- a/IE203-Nhom7/25410262_NguyenDucNghia/Quy_trinh_Mua_hang_Chuoi_cung_ung/Phan_tich_Mua_hang_Chuoi_cung_ung.docx
+++ b/IE203-Nhom7/25410262_NguyenDucNghia/Quy_trinh_Mua_hang_Chuoi_cung_ung/Phan_tich_Mua_hang_Chuoi_cung_ung.docx
@@ -536,6 +536,20 @@
         <w:t>Nhu cầu thu mua tại Farmers Market không đến từ một nguồn duy nhất mà hội tụ từ bốn hướng, sau đó mới được gom về một đầu mối là BP Kế hoạch cung ứng:</w:t>
       </w:r>
     </w:p>
+    <w:p>
+      <w:pPr>
+        <w:spacing w:after="60" w:before="80"/>
+        <w:jc w:val="center"/>
+      </w:pPr>
+      <w:r>
+        <w:rPr>
+          <w:rFonts w:ascii="Times New Roman" w:hAnsi="Times New Roman"/>
+          <w:b/>
+          <w:sz w:val="21"/>
+        </w:rPr>
+        <w:t>Bảng 1 – Bốn nguồn phát sinh nhu cầu thu mua của Farmers Market</w:t>
+      </w:r>
+    </w:p>
     <w:tbl>
       <w:tblPr>
         <w:tblStyle w:val="TableGrid"/>
@@ -1065,6 +1079,20 @@
           <w:sz w:val="23"/>
         </w:rPr>
         <w:t>Nhánh này gồm bốn khâu nối tiếp:</w:t>
+      </w:r>
+    </w:p>
+    <w:p>
+      <w:pPr>
+        <w:spacing w:after="60" w:before="80"/>
+        <w:jc w:val="center"/>
+      </w:pPr>
+      <w:r>
+        <w:rPr>
+          <w:rFonts w:ascii="Times New Roman" w:hAnsi="Times New Roman"/>
+          <w:b/>
+          <w:sz w:val="21"/>
+        </w:rPr>
+        <w:t>Bảng 2 – Bốn khâu của nhánh tìm nguồn nhà cung cấp mới</w:t>
       </w:r>
     </w:p>
     <w:tbl>
@@ -1528,7 +1556,7 @@
               <a:graphicData uri="http://schemas.openxmlformats.org/drawingml/2006/picture">
                 <pic:pic>
                   <pic:nvPicPr>
-                    <pic:cNvPr id="0" name="org.png"/>
+                    <pic:cNvPr id="0" name="image.png"/>
                     <pic:cNvPicPr/>
                   </pic:nvPicPr>
                   <pic:blipFill>
@@ -1960,6 +1988,20 @@
         <w:t>Kế hoạch công việc theo ngày</w:t>
       </w:r>
     </w:p>
+    <w:p>
+      <w:pPr>
+        <w:spacing w:after="60" w:before="80"/>
+        <w:jc w:val="center"/>
+      </w:pPr>
+      <w:r>
+        <w:rPr>
+          <w:rFonts w:ascii="Times New Roman" w:hAnsi="Times New Roman"/>
+          <w:b/>
+          <w:sz w:val="21"/>
+        </w:rPr>
+        <w:t>Bảng 3 – Kế hoạch công việc theo ngày của quy trình QL1</w:t>
+      </w:r>
+    </w:p>
     <w:tbl>
       <w:tblPr>
         <w:tblStyle w:val="TableGrid"/>
@@ -2422,6 +2464,20 @@
           <w:sz w:val="23"/>
         </w:rPr>
         <w:t>Kế hoạch công việc theo tuần / tháng / quý</w:t>
+      </w:r>
+    </w:p>
+    <w:p>
+      <w:pPr>
+        <w:spacing w:after="60" w:before="80"/>
+        <w:jc w:val="center"/>
+      </w:pPr>
+      <w:r>
+        <w:rPr>
+          <w:rFonts w:ascii="Times New Roman" w:hAnsi="Times New Roman"/>
+          <w:b/>
+          <w:sz w:val="21"/>
+        </w:rPr>
+        <w:t>Bảng 4 – Kế hoạch công việc theo tuần / tháng / quý của quy trình QL1</w:t>
       </w:r>
     </w:p>
     <w:tbl>
@@ -3069,6 +3125,20 @@
         <w:t>Mục đích: Ghi nhận nhu cầu phát sinh tại điểm bán, làm đầu vào cho việc tập hợp nhu cầu.</w:t>
       </w:r>
     </w:p>
+    <w:p>
+      <w:pPr>
+        <w:spacing w:after="60" w:before="80"/>
+        <w:jc w:val="center"/>
+      </w:pPr>
+      <w:r>
+        <w:rPr>
+          <w:rFonts w:ascii="Times New Roman" w:hAnsi="Times New Roman"/>
+          <w:b/>
+          <w:sz w:val="21"/>
+        </w:rPr>
+        <w:t>Bảng 5 – Mẫu đề nghị cấp hàng của cửa hàng</w:t>
+      </w:r>
+    </w:p>
     <w:tbl>
       <w:tblPr>
         <w:tblStyle w:val="TableGrid"/>
@@ -3849,6 +3919,20 @@
         <w:t>Mục đích: Ghi nhận giá tham chiếu theo mùa vụ, dùng làm giá trần khi đàm phán với nhà cung cấp.</w:t>
       </w:r>
     </w:p>
+    <w:p>
+      <w:pPr>
+        <w:spacing w:after="60" w:before="80"/>
+        <w:jc w:val="center"/>
+      </w:pPr>
+      <w:r>
+        <w:rPr>
+          <w:rFonts w:ascii="Times New Roman" w:hAnsi="Times New Roman"/>
+          <w:b/>
+          <w:sz w:val="21"/>
+        </w:rPr>
+        <w:t>Bảng 6 – Mẫu báo cáo khảo sát giá thị trường</w:t>
+      </w:r>
+    </w:p>
     <w:tbl>
       <w:tblPr>
         <w:tblStyle w:val="TableGrid"/>
@@ -4549,6 +4633,20 @@
         <w:t>Mục đích: So sánh các nhà cung cấp trong danh sách rút gọn theo trọng số để chọn nguồn cung.</w:t>
       </w:r>
     </w:p>
+    <w:p>
+      <w:pPr>
+        <w:spacing w:after="60" w:before="80"/>
+        <w:jc w:val="center"/>
+      </w:pPr>
+      <w:r>
+        <w:rPr>
+          <w:rFonts w:ascii="Times New Roman" w:hAnsi="Times New Roman"/>
+          <w:b/>
+          <w:sz w:val="21"/>
+        </w:rPr>
+        <w:t>Bảng 7 – Mẫu bảng chấm điểm nhà cung cấp</w:t>
+      </w:r>
+    </w:p>
     <w:tbl>
       <w:tblPr>
         <w:tblStyle w:val="TableGrid"/>
@@ -5168,6 +5266,20 @@
         <w:t>Mục đích: Ghi nhận kết quả cân đối chiếu và kiểm chất lượng khi hàng về kho trung tâm.</w:t>
       </w:r>
     </w:p>
+    <w:p>
+      <w:pPr>
+        <w:spacing w:after="60" w:before="80"/>
+        <w:jc w:val="center"/>
+      </w:pPr>
+      <w:r>
+        <w:rPr>
+          <w:rFonts w:ascii="Times New Roman" w:hAnsi="Times New Roman"/>
+          <w:b/>
+          <w:sz w:val="21"/>
+        </w:rPr>
+        <w:t>Bảng 8 – Mẫu phiếu kiểm nhận hàng đầu vào</w:t>
+      </w:r>
+    </w:p>
     <w:tbl>
       <w:tblPr>
         <w:tblStyle w:val="TableGrid"/>
@@ -5947,6 +6059,20 @@
           <w:sz w:val="21"/>
         </w:rPr>
         <w:t>Mục đích: Đối chiếu đơn đặt hàng – phiếu nhập kho – hoá đơn của nhà cung cấp trước khi lập đề nghị thanh toán.</w:t>
+      </w:r>
+    </w:p>
+    <w:p>
+      <w:pPr>
+        <w:spacing w:after="60" w:before="80"/>
+        <w:jc w:val="center"/>
+      </w:pPr>
+      <w:r>
+        <w:rPr>
+          <w:rFonts w:ascii="Times New Roman" w:hAnsi="Times New Roman"/>
+          <w:b/>
+          <w:sz w:val="21"/>
+        </w:rPr>
+        <w:t>Bảng 9 – Mẫu bảng đối chiếu 3 chiều trước thanh toán</w:t>
       </w:r>
     </w:p>
     <w:tbl>
@@ -6583,6 +6709,20 @@
         <w:t>Câu hỏi định tính</w:t>
       </w:r>
     </w:p>
+    <w:p>
+      <w:pPr>
+        <w:spacing w:after="60" w:before="80"/>
+        <w:jc w:val="center"/>
+      </w:pPr>
+      <w:r>
+        <w:rPr>
+          <w:rFonts w:ascii="Times New Roman" w:hAnsi="Times New Roman"/>
+          <w:b/>
+          <w:sz w:val="21"/>
+        </w:rPr>
+        <w:t>Bảng 10 – Danh sách câu hỏi phỏng vấn định tính quy trình QL1</w:t>
+      </w:r>
+    </w:p>
     <w:tbl>
       <w:tblPr>
         <w:tblStyle w:val="TableGrid"/>
@@ -7079,6 +7219,20 @@
           <w:sz w:val="23"/>
         </w:rPr>
         <w:t>Câu hỏi định lượng</w:t>
+      </w:r>
+    </w:p>
+    <w:p>
+      <w:pPr>
+        <w:spacing w:after="60" w:before="80"/>
+        <w:jc w:val="center"/>
+      </w:pPr>
+      <w:r>
+        <w:rPr>
+          <w:rFonts w:ascii="Times New Roman" w:hAnsi="Times New Roman"/>
+          <w:b/>
+          <w:sz w:val="21"/>
+        </w:rPr>
+        <w:t>Bảng 11 – Danh sách câu hỏi phỏng vấn định lượng quy trình QL1</w:t>
       </w:r>
     </w:p>
     <w:tbl>
@@ -7715,6 +7869,20 @@
         <w:t>2.2.2. Các bên liên quan (RACI)</w:t>
       </w:r>
     </w:p>
+    <w:p>
+      <w:pPr>
+        <w:spacing w:after="60" w:before="80"/>
+        <w:jc w:val="center"/>
+      </w:pPr>
+      <w:r>
+        <w:rPr>
+          <w:rFonts w:ascii="Times New Roman" w:hAnsi="Times New Roman"/>
+          <w:b/>
+          <w:sz w:val="21"/>
+        </w:rPr>
+        <w:t>Bảng 12 – Ma trận RACI các bên liên quan quy trình QL1</w:t>
+      </w:r>
+    </w:p>
     <w:tbl>
       <w:tblPr>
         <w:tblStyle w:val="TableGrid"/>
@@ -8854,6 +9022,20 @@
         <w:t>2.2.3. Đầu vào – Đầu ra (SIPOC)</w:t>
       </w:r>
     </w:p>
+    <w:p>
+      <w:pPr>
+        <w:spacing w:after="60" w:before="80"/>
+        <w:jc w:val="center"/>
+      </w:pPr>
+      <w:r>
+        <w:rPr>
+          <w:rFonts w:ascii="Times New Roman" w:hAnsi="Times New Roman"/>
+          <w:b/>
+          <w:sz w:val="21"/>
+        </w:rPr>
+        <w:t>Bảng 13 – Bảng SIPOC quy trình QL1</w:t>
+      </w:r>
+    </w:p>
     <w:tbl>
       <w:tblPr>
         <w:tblStyle w:val="TableGrid"/>
@@ -9145,6 +9327,20 @@
           <w:sz w:val="26"/>
         </w:rPr>
         <w:t>2.2.4. Mô tả chi tiết các bước AS-IS</w:t>
+      </w:r>
+    </w:p>
+    <w:p>
+      <w:pPr>
+        <w:spacing w:after="60" w:before="80"/>
+        <w:jc w:val="center"/>
+      </w:pPr>
+      <w:r>
+        <w:rPr>
+          <w:rFonts w:ascii="Times New Roman" w:hAnsi="Times New Roman"/>
+          <w:b/>
+          <w:sz w:val="21"/>
+        </w:rPr>
+        <w:t>Bảng 14 – Bảng mô tả chi tiết các bước AS-IS quy trình QL1</w:t>
       </w:r>
     </w:p>
     <w:tbl>
@@ -12149,7 +12345,7 @@
               <a:graphicData uri="http://schemas.openxmlformats.org/drawingml/2006/picture">
                 <pic:pic>
                   <pic:nvPicPr>
-                    <pic:cNvPr id="0" name="out.png"/>
+                    <pic:cNvPr id="0" name="image.png"/>
                     <pic:cNvPicPr/>
                   </pic:nvPicPr>
                   <pic:blipFill>
@@ -12200,6 +12396,20 @@
           <w:sz w:val="26"/>
         </w:rPr>
         <w:t>2.2.6. KPI &amp; Điểm nghẽn / Rủi ro</w:t>
+      </w:r>
+    </w:p>
+    <w:p>
+      <w:pPr>
+        <w:spacing w:after="60" w:before="80"/>
+        <w:jc w:val="center"/>
+      </w:pPr>
+      <w:r>
+        <w:rPr>
+          <w:rFonts w:ascii="Times New Roman" w:hAnsi="Times New Roman"/>
+          <w:b/>
+          <w:sz w:val="21"/>
+        </w:rPr>
+        <w:t>Bảng 15 – KPI của quy trình QL1 và hiện trạng</w:t>
       </w:r>
     </w:p>
     <w:tbl>
@@ -13045,6 +13255,20 @@
         <w:t>VA – hoạt động tạo giá trị mà đơn vị thụ hưởng sẵn sàng “trả tiền”; VBA – hoạt động không tạo giá trị trực tiếp nhưng bắt buộc để kiểm soát, tuân thủ pháp lý và an toàn thực phẩm; NVA – hoạt động không tạo giá trị, cần loại bỏ.</w:t>
       </w:r>
     </w:p>
+    <w:p>
+      <w:pPr>
+        <w:spacing w:after="60" w:before="80"/>
+        <w:jc w:val="center"/>
+      </w:pPr>
+      <w:r>
+        <w:rPr>
+          <w:rFonts w:ascii="Times New Roman" w:hAnsi="Times New Roman"/>
+          <w:b/>
+          <w:sz w:val="21"/>
+        </w:rPr>
+        <w:t>Bảng 16 – Phân tích giá trị gia tăng VA / VBA / NVA quy trình QL1</w:t>
+      </w:r>
+    </w:p>
     <w:tbl>
       <w:tblPr>
         <w:tblStyle w:val="TableGrid"/>
@@ -15537,6 +15761,20 @@
           <w:sz w:val="24"/>
         </w:rPr>
         <w:t>3.1.2. Phân tích sự lãng phí (Move – Hold – Overdo)</w:t>
+      </w:r>
+    </w:p>
+    <w:p>
+      <w:pPr>
+        <w:spacing w:after="60" w:before="80"/>
+        <w:jc w:val="center"/>
+      </w:pPr>
+      <w:r>
+        <w:rPr>
+          <w:rFonts w:ascii="Times New Roman" w:hAnsi="Times New Roman"/>
+          <w:b/>
+          <w:sz w:val="21"/>
+        </w:rPr>
+        <w:t>Bảng 17 – Phân tích lãng phí Move – Hold – Overdo quy trình QL1</w:t>
       </w:r>
     </w:p>
     <w:tbl>
@@ -16651,6 +16889,20 @@
         <w:t>Lead time chu trình thu mua có phê duyệt nhà cung cấp mới kéo dài 23,5 ngày, vượt xa mục tiêu dưới 15 ngày.</w:t>
       </w:r>
     </w:p>
+    <w:p>
+      <w:pPr>
+        <w:spacing w:after="60" w:before="80"/>
+        <w:jc w:val="center"/>
+      </w:pPr>
+      <w:r>
+        <w:rPr>
+          <w:rFonts w:ascii="Times New Roman" w:hAnsi="Times New Roman"/>
+          <w:b/>
+          <w:sz w:val="21"/>
+        </w:rPr>
+        <w:t>Bảng 18 – Phân tích các bên liên quan quy trình QL1</w:t>
+      </w:r>
+    </w:p>
     <w:tbl>
       <w:tblPr>
         <w:tblStyle w:val="TableGrid"/>
@@ -17431,7 +17683,7 @@
               <a:graphicData uri="http://schemas.openxmlformats.org/drawingml/2006/picture">
                 <pic:pic>
                   <pic:nvPicPr>
-                    <pic:cNvPr id="0" name="fish.png"/>
+                    <pic:cNvPr id="0" name="image.png"/>
                     <pic:cNvPicPr/>
                   </pic:nvPicPr>
                   <pic:blipFill>
@@ -17467,6 +17719,20 @@
           <w:sz w:val="21"/>
         </w:rPr>
         <w:t>Hình 3 – Sơ đồ xương cá phân tích nguyên nhân kéo dài lead time quy trình QL1</w:t>
+      </w:r>
+    </w:p>
+    <w:p>
+      <w:pPr>
+        <w:spacing w:after="60" w:before="80"/>
+        <w:jc w:val="center"/>
+      </w:pPr>
+      <w:r>
+        <w:rPr>
+          <w:rFonts w:ascii="Times New Roman" w:hAnsi="Times New Roman"/>
+          <w:b/>
+          <w:sz w:val="21"/>
+        </w:rPr>
+        <w:t>Bảng 19 – Tổng hợp nguyên nhân gốc theo mô hình xương cá quy trình QL1</w:t>
       </w:r>
     </w:p>
     <w:tbl>
@@ -18148,6 +18414,20 @@
         <w:t>Quy trình có 18 cổng điều kiện (XOR). Xác suất dưới đây được ước lượng từ dữ liệu vận hành và dùng để tính thời gian, chi phí kỳ vọng của toàn quy trình.</w:t>
       </w:r>
     </w:p>
+    <w:p>
+      <w:pPr>
+        <w:spacing w:after="60" w:before="80"/>
+        <w:jc w:val="center"/>
+      </w:pPr>
+      <w:r>
+        <w:rPr>
+          <w:rFonts w:ascii="Times New Roman" w:hAnsi="Times New Roman"/>
+          <w:b/>
+          <w:sz w:val="21"/>
+        </w:rPr>
+        <w:t>Bảng 20 – Xác suất rẽ nhánh tại 18 cổng điều kiện của quy trình QL1</w:t>
+      </w:r>
+    </w:p>
     <w:tbl>
       <w:tblPr>
         <w:tblStyle w:val="TableGrid"/>
@@ -20514,6 +20794,20 @@
         <w:t>Từ bảng trên, cổng G2 là cổng quyết định khối lượng công việc lớn nhất: 80% đơn hàng đi theo kịch bản B (đặt lại theo hợp đồng khung), 20% phải đi trọn nhánh tìm nguồn của kịch bản A.</w:t>
       </w:r>
     </w:p>
+    <w:p>
+      <w:pPr>
+        <w:spacing w:after="60" w:before="80"/>
+        <w:jc w:val="center"/>
+      </w:pPr>
+      <w:r>
+        <w:rPr>
+          <w:rFonts w:ascii="Times New Roman" w:hAnsi="Times New Roman"/>
+          <w:b/>
+          <w:sz w:val="21"/>
+        </w:rPr>
+        <w:t>Bảng 21 – Lead time và chi phí kỳ vọng theo xác suất rẽ nhánh</w:t>
+      </w:r>
+    </w:p>
     <w:tbl>
       <w:tblPr>
         <w:tblStyle w:val="TableGrid"/>
@@ -20982,6 +21276,20 @@
           <w:sz w:val="23"/>
         </w:rPr>
         <w:t>Chi tiết thời gian làm lại kỳ vọng:</w:t>
+      </w:r>
+    </w:p>
+    <w:p>
+      <w:pPr>
+        <w:spacing w:after="60" w:before="80"/>
+        <w:jc w:val="center"/>
+      </w:pPr>
+      <w:r>
+        <w:rPr>
+          <w:rFonts w:ascii="Times New Roman" w:hAnsi="Times New Roman"/>
+          <w:b/>
+          <w:sz w:val="21"/>
+        </w:rPr>
+        <w:t>Bảng 22 – Chi tiết thời gian làm lại kỳ vọng</w:t>
       </w:r>
     </w:p>
     <w:tbl>
@@ -21453,6 +21761,20 @@
         <w:t>3.2.2. Phân tích thời gian</w:t>
       </w:r>
     </w:p>
+    <w:p>
+      <w:pPr>
+        <w:spacing w:after="60" w:before="80"/>
+        <w:jc w:val="center"/>
+      </w:pPr>
+      <w:r>
+        <w:rPr>
+          <w:rFonts w:ascii="Times New Roman" w:hAnsi="Times New Roman"/>
+          <w:b/>
+          <w:sz w:val="21"/>
+        </w:rPr>
+        <w:t>Bảng 23 – Bảng phân tích thời gian hai kịch bản quy trình QL1</w:t>
+      </w:r>
+    </w:p>
     <w:tbl>
       <w:tblPr>
         <w:tblStyle w:val="TableGrid"/>
@@ -26219,6 +26541,20 @@
       <w:pPr>
         <w:spacing w:after="80"/>
       </w:pPr>
+    </w:p>
+    <w:p>
+      <w:pPr>
+        <w:spacing w:after="60" w:before="80"/>
+        <w:jc w:val="center"/>
+      </w:pPr>
+      <w:r>
+        <w:rPr>
+          <w:rFonts w:ascii="Times New Roman" w:hAnsi="Times New Roman"/>
+          <w:b/>
+          <w:sz w:val="21"/>
+        </w:rPr>
+        <w:t>Bảng 24 – Tổng hợp chỉ tiêu thời gian quy trình QL1</w:t>
+      </w:r>
     </w:p>
     <w:tbl>
       <w:tblPr>
@@ -26855,6 +27191,20 @@
         <w:t>3.2.3. Phân tích chất lượng</w:t>
       </w:r>
     </w:p>
+    <w:p>
+      <w:pPr>
+        <w:spacing w:after="60" w:before="80"/>
+        <w:jc w:val="center"/>
+      </w:pPr>
+      <w:r>
+        <w:rPr>
+          <w:rFonts w:ascii="Times New Roman" w:hAnsi="Times New Roman"/>
+          <w:b/>
+          <w:sz w:val="21"/>
+        </w:rPr>
+        <w:t>Bảng 25 – Phân tích chất lượng quy trình QL1</w:t>
+      </w:r>
+    </w:p>
     <w:tbl>
       <w:tblPr>
         <w:tblStyle w:val="TableGrid"/>
@@ -27829,6 +28179,20 @@
         <w:t>a) Đơn giá giờ công theo vai trò (giả định mức lương thị trường 2026):</w:t>
       </w:r>
     </w:p>
+    <w:p>
+      <w:pPr>
+        <w:spacing w:after="60" w:before="80"/>
+        <w:jc w:val="center"/>
+      </w:pPr>
+      <w:r>
+        <w:rPr>
+          <w:rFonts w:ascii="Times New Roman" w:hAnsi="Times New Roman"/>
+          <w:b/>
+          <w:sz w:val="21"/>
+        </w:rPr>
+        <w:t>Bảng 26 – Đơn giá giờ công theo vai trò trong quy trình QL1</w:t>
+      </w:r>
+    </w:p>
     <w:tbl>
       <w:tblPr>
         <w:tblStyle w:val="TableGrid"/>
@@ -28430,6 +28794,20 @@
         <w:t>b) Chi phí nhân công xử lý 01 chu trình:</w:t>
       </w:r>
     </w:p>
+    <w:p>
+      <w:pPr>
+        <w:spacing w:after="60" w:before="80"/>
+        <w:jc w:val="center"/>
+      </w:pPr>
+      <w:r>
+        <w:rPr>
+          <w:rFonts w:ascii="Times New Roman" w:hAnsi="Times New Roman"/>
+          <w:b/>
+          <w:sz w:val="21"/>
+        </w:rPr>
+        <w:t>Bảng 27 – Chi phí nhân công xử lý một chu trình QL1</w:t>
+      </w:r>
+    </w:p>
     <w:tbl>
       <w:tblPr>
         <w:tblStyle w:val="TableGrid"/>
@@ -33060,6 +33438,20 @@
           <w:sz w:val="23"/>
         </w:rPr>
         <w:t>c) Chi phí lãng phí ước tính (trên mỗi đơn hàng):</w:t>
+      </w:r>
+    </w:p>
+    <w:p>
+      <w:pPr>
+        <w:spacing w:after="60" w:before="80"/>
+        <w:jc w:val="center"/>
+      </w:pPr>
+      <w:r>
+        <w:rPr>
+          <w:rFonts w:ascii="Times New Roman" w:hAnsi="Times New Roman"/>
+          <w:b/>
+          <w:sz w:val="21"/>
+        </w:rPr>
+        <w:t>Bảng 28 – Chi phí lãng phí ước tính trên mỗi đơn hàng</w:t>
       </w:r>
     </w:p>
     <w:tbl>

--- a/IE203-Nhom7/25410262_NguyenDucNghia/Quy_trinh_Mua_hang_Chuoi_cung_ung/Phan_tich_Mua_hang_Chuoi_cung_ung.docx
+++ b/IE203-Nhom7/25410262_NguyenDucNghia/Quy_trinh_Mua_hang_Chuoi_cung_ung/Phan_tich_Mua_hang_Chuoi_cung_ung.docx
@@ -364,6 +364,876 @@
       </w:r>
     </w:p>
     <w:p>
+      <w:pPr>
+        <w:spacing w:after="120" w:before="0"/>
+      </w:pPr>
+      <w:r>
+        <w:rPr>
+          <w:rFonts w:ascii="Times New Roman" w:hAnsi="Times New Roman"/>
+          <w:b/>
+          <w:i w:val="0"/>
+          <w:color w:val="1F3B63"/>
+          <w:sz w:val="26"/>
+        </w:rPr>
+        <w:t>1.2. Tác nhân, khách hàng và kết quả của quy trình</w:t>
+      </w:r>
+    </w:p>
+    <w:p>
+      <w:pPr>
+        <w:spacing w:after="60" w:before="0"/>
+      </w:pPr>
+      <w:r>
+        <w:rPr>
+          <w:rFonts w:ascii="Times New Roman" w:hAnsi="Times New Roman"/>
+          <w:b/>
+          <w:i w:val="0"/>
+          <w:sz w:val="23"/>
+        </w:rPr>
+        <w:t>Tác nhân tham gia quy trình (actor):</w:t>
+      </w:r>
+    </w:p>
+    <w:p>
+      <w:pPr>
+        <w:pStyle w:val="ListBullet"/>
+        <w:spacing w:after="40"/>
+      </w:pPr>
+      <w:r>
+        <w:rPr>
+          <w:rFonts w:ascii="Times New Roman" w:hAnsi="Times New Roman"/>
+          <w:sz w:val="23"/>
+        </w:rPr>
+        <w:t>Cửa hàng / BP Ngành hàng – phát sinh nhu cầu, lập đề nghị cấp hàng, nhận hàng để bán.</w:t>
+      </w:r>
+    </w:p>
+    <w:p>
+      <w:pPr>
+        <w:pStyle w:val="ListBullet"/>
+        <w:spacing w:after="40"/>
+      </w:pPr>
+      <w:r>
+        <w:rPr>
+          <w:rFonts w:ascii="Times New Roman" w:hAnsi="Times New Roman"/>
+          <w:sz w:val="23"/>
+        </w:rPr>
+        <w:t>BP Kế hoạch cung ứng – tập hợp và chuẩn hoá nhu cầu, tính nhu cầu ròng, lập kế hoạch nhu cầu mua.</w:t>
+      </w:r>
+    </w:p>
+    <w:p>
+      <w:pPr>
+        <w:pStyle w:val="ListBullet"/>
+        <w:spacing w:after="40"/>
+      </w:pPr>
+      <w:r>
+        <w:rPr>
+          <w:rFonts w:ascii="Times New Roman" w:hAnsi="Times New Roman"/>
+          <w:sz w:val="23"/>
+        </w:rPr>
+        <w:t>Phòng Thu mua – khảo sát thị trường, tìm nguồn, đàm phán, lập đơn đặt hàng, quản lý nhà cung cấp.</w:t>
+      </w:r>
+    </w:p>
+    <w:p>
+      <w:pPr>
+        <w:pStyle w:val="ListBullet"/>
+        <w:spacing w:after="40"/>
+      </w:pPr>
+      <w:r>
+        <w:rPr>
+          <w:rFonts w:ascii="Times New Roman" w:hAnsi="Times New Roman"/>
+          <w:sz w:val="23"/>
+        </w:rPr>
+        <w:t>Phòng QA/QC – thẩm định hồ sơ nhà cung cấp, kiểm nghiệm mẫu, kiểm soát chất lượng hàng đầu vào.</w:t>
+      </w:r>
+    </w:p>
+    <w:p>
+      <w:pPr>
+        <w:pStyle w:val="ListBullet"/>
+        <w:spacing w:after="40"/>
+      </w:pPr>
+      <w:r>
+        <w:rPr>
+          <w:rFonts w:ascii="Times New Roman" w:hAnsi="Times New Roman"/>
+          <w:sz w:val="23"/>
+        </w:rPr>
+        <w:t>Ban Giám đốc – phê duyệt nhà cung cấp, hợp đồng khung, đơn hàng vượt hạn mức và duyệt chi.</w:t>
+      </w:r>
+    </w:p>
+    <w:p>
+      <w:pPr>
+        <w:pStyle w:val="ListBullet"/>
+        <w:spacing w:after="40"/>
+      </w:pPr>
+      <w:r>
+        <w:rPr>
+          <w:rFonts w:ascii="Times New Roman" w:hAnsi="Times New Roman"/>
+          <w:sz w:val="23"/>
+        </w:rPr>
+        <w:t>Kho trung tâm – bố trí slot nhận hàng, cân đối chiếu, nhập kho và gắn tem truy xuất.</w:t>
+      </w:r>
+    </w:p>
+    <w:p>
+      <w:pPr>
+        <w:pStyle w:val="ListBullet"/>
+        <w:spacing w:after="40"/>
+      </w:pPr>
+      <w:r>
+        <w:rPr>
+          <w:rFonts w:ascii="Times New Roman" w:hAnsi="Times New Roman"/>
+          <w:sz w:val="23"/>
+        </w:rPr>
+        <w:t>Phòng Kế toán – đặt cọc, ghi nhận hoá đơn, đối chiếu 3 chiều và thanh toán.</w:t>
+      </w:r>
+    </w:p>
+    <w:p>
+      <w:pPr>
+        <w:pStyle w:val="ListBullet"/>
+        <w:spacing w:after="40"/>
+      </w:pPr>
+      <w:r>
+        <w:rPr>
+          <w:rFonts w:ascii="Times New Roman" w:hAnsi="Times New Roman"/>
+          <w:sz w:val="23"/>
+        </w:rPr>
+        <w:t>Nhà cung cấp (nông trại / hợp tác xã / cơ sở sơ chế) – tác nhân bên ngoài, nằm ở pool riêng.</w:t>
+      </w:r>
+    </w:p>
+    <w:p>
+      <w:pPr>
+        <w:spacing w:after="60" w:before="0"/>
+      </w:pPr>
+      <w:r>
+        <w:rPr>
+          <w:rFonts w:ascii="Times New Roman" w:hAnsi="Times New Roman"/>
+          <w:b/>
+          <w:i w:val="0"/>
+          <w:sz w:val="23"/>
+        </w:rPr>
+        <w:t>Khách hàng của quy trình (đối tượng thụ hưởng đầu ra):</w:t>
+      </w:r>
+    </w:p>
+    <w:p>
+      <w:pPr>
+        <w:pStyle w:val="ListBullet"/>
+        <w:spacing w:after="40"/>
+      </w:pPr>
+      <w:r>
+        <w:rPr>
+          <w:rFonts w:ascii="Times New Roman" w:hAnsi="Times New Roman"/>
+          <w:sz w:val="23"/>
+        </w:rPr>
+        <w:t>Các cửa hàng trong chuỗi – nhận đúng hàng, đúng số lượng, đúng thời điểm để bán.</w:t>
+      </w:r>
+    </w:p>
+    <w:p>
+      <w:pPr>
+        <w:pStyle w:val="ListBullet"/>
+        <w:spacing w:after="40"/>
+      </w:pPr>
+      <w:r>
+        <w:rPr>
+          <w:rFonts w:ascii="Times New Roman" w:hAnsi="Times New Roman"/>
+          <w:sz w:val="23"/>
+        </w:rPr>
+        <w:t>Quy trình QL2 (Quản lý chất lượng &amp; ATTP) – nhận lô hàng đã qua kiểm soát đầu vào.</w:t>
+      </w:r>
+    </w:p>
+    <w:p>
+      <w:pPr>
+        <w:pStyle w:val="ListBullet"/>
+        <w:spacing w:after="40"/>
+      </w:pPr>
+      <w:r>
+        <w:rPr>
+          <w:rFonts w:ascii="Times New Roman" w:hAnsi="Times New Roman"/>
+          <w:sz w:val="23"/>
+        </w:rPr>
+        <w:t>Quy trình CL1, CL2 – có hàng trên quầy và trong kho để phục vụ bán tại cửa hàng và đơn online.</w:t>
+      </w:r>
+    </w:p>
+    <w:p>
+      <w:pPr>
+        <w:pStyle w:val="ListBullet"/>
+        <w:spacing w:after="40"/>
+      </w:pPr>
+      <w:r>
+        <w:rPr>
+          <w:rFonts w:ascii="Times New Roman" w:hAnsi="Times New Roman"/>
+          <w:sz w:val="23"/>
+        </w:rPr>
+        <w:t>Nhà cung cấp – nhận thanh toán đúng kỳ hạn, là điều kiện giữ quan hệ và ưu tiên nguồn hàng.</w:t>
+      </w:r>
+    </w:p>
+    <w:p>
+      <w:pPr>
+        <w:pStyle w:val="ListBullet"/>
+        <w:spacing w:after="40"/>
+      </w:pPr>
+      <w:r>
+        <w:rPr>
+          <w:rFonts w:ascii="Times New Roman" w:hAnsi="Times New Roman"/>
+          <w:sz w:val="23"/>
+        </w:rPr>
+        <w:t>Gián tiếp: khách hàng cuối của Farmers Market – được mua nông sản có nguồn gốc rõ ràng, giá hợp lý.</w:t>
+      </w:r>
+    </w:p>
+    <w:p>
+      <w:pPr>
+        <w:spacing w:after="60" w:before="0"/>
+      </w:pPr>
+      <w:r>
+        <w:rPr>
+          <w:rFonts w:ascii="Times New Roman" w:hAnsi="Times New Roman"/>
+          <w:b/>
+          <w:i w:val="0"/>
+          <w:sz w:val="23"/>
+        </w:rPr>
+        <w:t>Các khả năng kết quả của quy trình:</w:t>
+      </w:r>
+    </w:p>
+    <w:p>
+      <w:pPr>
+        <w:spacing w:after="60" w:before="80"/>
+        <w:jc w:val="center"/>
+      </w:pPr>
+      <w:r>
+        <w:rPr>
+          <w:rFonts w:ascii="Times New Roman" w:hAnsi="Times New Roman"/>
+          <w:b/>
+          <w:sz w:val="21"/>
+        </w:rPr>
+        <w:t>Bảng 1 – Các khả năng kết quả của quy trình QL1 và điều kiện dẫn tới</w:t>
+      </w:r>
+    </w:p>
+    <w:tbl>
+      <w:tblPr>
+        <w:tblStyle w:val="TableGrid"/>
+        <w:tblW w:type="auto" w:w="0"/>
+        <w:jc w:val="center"/>
+        <w:tblLayout w:type="fixed"/>
+        <w:tblLook w:firstColumn="1" w:firstRow="1" w:lastColumn="0" w:lastRow="0" w:noHBand="0" w:noVBand="1" w:val="04A0"/>
+      </w:tblPr>
+      <w:tblGrid>
+        <w:gridCol w:w="3324"/>
+        <w:gridCol w:w="3324"/>
+        <w:gridCol w:w="3324"/>
+      </w:tblGrid>
+      <w:tr>
+        <w:tc>
+          <w:tcPr>
+            <w:tcW w:type="dxa" w:w="2835"/>
+            <w:shd w:val="clear" w:fill="1F3B63"/>
+          </w:tcPr>
+          <w:p>
+            <w:pPr>
+              <w:spacing w:after="20"/>
+              <w:jc w:val="center"/>
+            </w:pPr>
+            <w:r/>
+            <w:r>
+              <w:rPr>
+                <w:rFonts w:ascii="Times New Roman" w:hAnsi="Times New Roman"/>
+                <w:b/>
+                <w:color w:val="FFFFFF"/>
+                <w:sz w:val="19"/>
+              </w:rPr>
+              <w:t>Kết quả</w:t>
+            </w:r>
+          </w:p>
+        </w:tc>
+        <w:tc>
+          <w:tcPr>
+            <w:tcW w:type="dxa" w:w="4195"/>
+            <w:shd w:val="clear" w:fill="1F3B63"/>
+          </w:tcPr>
+          <w:p>
+            <w:pPr>
+              <w:spacing w:after="20"/>
+              <w:jc w:val="center"/>
+            </w:pPr>
+            <w:r/>
+            <w:r>
+              <w:rPr>
+                <w:rFonts w:ascii="Times New Roman" w:hAnsi="Times New Roman"/>
+                <w:b/>
+                <w:color w:val="FFFFFF"/>
+                <w:sz w:val="19"/>
+              </w:rPr>
+              <w:t>Điều kiện dẫn tới kết quả</w:t>
+            </w:r>
+          </w:p>
+        </w:tc>
+        <w:tc>
+          <w:tcPr>
+            <w:tcW w:type="dxa" w:w="2721"/>
+            <w:shd w:val="clear" w:fill="1F3B63"/>
+          </w:tcPr>
+          <w:p>
+            <w:pPr>
+              <w:spacing w:after="20"/>
+              <w:jc w:val="center"/>
+            </w:pPr>
+            <w:r/>
+            <w:r>
+              <w:rPr>
+                <w:rFonts w:ascii="Times New Roman" w:hAnsi="Times New Roman"/>
+                <w:b/>
+                <w:color w:val="FFFFFF"/>
+                <w:sz w:val="19"/>
+              </w:rPr>
+              <w:t>Tần suất ước tính</w:t>
+            </w:r>
+          </w:p>
+        </w:tc>
+      </w:tr>
+      <w:tr>
+        <w:tc>
+          <w:tcPr>
+            <w:tcW w:type="dxa" w:w="2835"/>
+          </w:tcPr>
+          <w:p>
+            <w:pPr>
+              <w:spacing w:after="20"/>
+            </w:pPr>
+            <w:r/>
+            <w:r>
+              <w:rPr>
+                <w:rFonts w:ascii="Times New Roman" w:hAnsi="Times New Roman"/>
+                <w:b w:val="0"/>
+                <w:sz w:val="19"/>
+              </w:rPr>
+              <w:t>Hoàn tất mua hàng và thanh toán cho nhà cung cấp</w:t>
+            </w:r>
+          </w:p>
+        </w:tc>
+        <w:tc>
+          <w:tcPr>
+            <w:tcW w:type="dxa" w:w="4195"/>
+          </w:tcPr>
+          <w:p>
+            <w:pPr>
+              <w:spacing w:after="20"/>
+            </w:pPr>
+            <w:r/>
+            <w:r>
+              <w:rPr>
+                <w:rFonts w:ascii="Times New Roman" w:hAnsi="Times New Roman"/>
+                <w:b w:val="0"/>
+                <w:sz w:val="19"/>
+              </w:rPr>
+              <w:t>Đơn đi trọn luồng: đủ ngân sách, hàng đạt QA/QC, hoá đơn khớp 3 chiều</w:t>
+            </w:r>
+          </w:p>
+        </w:tc>
+        <w:tc>
+          <w:tcPr>
+            <w:tcW w:type="dxa" w:w="2721"/>
+          </w:tcPr>
+          <w:p>
+            <w:pPr>
+              <w:spacing w:after="20"/>
+            </w:pPr>
+            <w:r/>
+            <w:r>
+              <w:rPr>
+                <w:rFonts w:ascii="Times New Roman" w:hAnsi="Times New Roman"/>
+                <w:b w:val="0"/>
+                <w:sz w:val="19"/>
+              </w:rPr>
+              <w:t>Phổ biến nhất – khoảng 80% đơn đi theo hợp đồng khung sẵn có</w:t>
+            </w:r>
+          </w:p>
+        </w:tc>
+      </w:tr>
+      <w:tr>
+        <w:tc>
+          <w:tcPr>
+            <w:tcW w:type="dxa" w:w="2835"/>
+            <w:shd w:val="clear" w:fill="F4F7FB"/>
+          </w:tcPr>
+          <w:p>
+            <w:pPr>
+              <w:spacing w:after="20"/>
+            </w:pPr>
+            <w:r/>
+            <w:r>
+              <w:rPr>
+                <w:rFonts w:ascii="Times New Roman" w:hAnsi="Times New Roman"/>
+                <w:b w:val="0"/>
+                <w:sz w:val="19"/>
+              </w:rPr>
+              <w:t>Phê duyệt được nhà cung cấp mới và ký hợp đồng khung</w:t>
+            </w:r>
+          </w:p>
+        </w:tc>
+        <w:tc>
+          <w:tcPr>
+            <w:tcW w:type="dxa" w:w="4195"/>
+            <w:shd w:val="clear" w:fill="F4F7FB"/>
+          </w:tcPr>
+          <w:p>
+            <w:pPr>
+              <w:spacing w:after="20"/>
+            </w:pPr>
+            <w:r/>
+            <w:r>
+              <w:rPr>
+                <w:rFonts w:ascii="Times New Roman" w:hAnsi="Times New Roman"/>
+                <w:b w:val="0"/>
+                <w:sz w:val="19"/>
+              </w:rPr>
+              <w:t>Nhà cung cấp vượt thẩm định ATTP, giá trong ngân sách, Ban Giám đốc duyệt</w:t>
+            </w:r>
+          </w:p>
+        </w:tc>
+        <w:tc>
+          <w:tcPr>
+            <w:tcW w:type="dxa" w:w="2721"/>
+            <w:shd w:val="clear" w:fill="F4F7FB"/>
+          </w:tcPr>
+          <w:p>
+            <w:pPr>
+              <w:spacing w:after="20"/>
+            </w:pPr>
+            <w:r/>
+            <w:r>
+              <w:rPr>
+                <w:rFonts w:ascii="Times New Roman" w:hAnsi="Times New Roman"/>
+                <w:b w:val="0"/>
+                <w:sz w:val="19"/>
+              </w:rPr>
+              <w:t>Khoảng 8 chu trình mỗi tháng</w:t>
+            </w:r>
+          </w:p>
+        </w:tc>
+      </w:tr>
+      <w:tr>
+        <w:tc>
+          <w:tcPr>
+            <w:tcW w:type="dxa" w:w="2835"/>
+          </w:tcPr>
+          <w:p>
+            <w:pPr>
+              <w:spacing w:after="20"/>
+            </w:pPr>
+            <w:r/>
+            <w:r>
+              <w:rPr>
+                <w:rFonts w:ascii="Times New Roman" w:hAnsi="Times New Roman"/>
+                <w:b w:val="0"/>
+                <w:sz w:val="19"/>
+              </w:rPr>
+              <w:t>Không phát sinh mua hàng – điều chuyển nội bộ</w:t>
+            </w:r>
+          </w:p>
+        </w:tc>
+        <w:tc>
+          <w:tcPr>
+            <w:tcW w:type="dxa" w:w="4195"/>
+          </w:tcPr>
+          <w:p>
+            <w:pPr>
+              <w:spacing w:after="20"/>
+            </w:pPr>
+            <w:r/>
+            <w:r>
+              <w:rPr>
+                <w:rFonts w:ascii="Times New Roman" w:hAnsi="Times New Roman"/>
+                <w:b w:val="0"/>
+                <w:sz w:val="19"/>
+              </w:rPr>
+              <w:t>Nhu cầu ròng ≤ 0 sau khi trừ tồn khả dụng và hàng đang về</w:t>
+            </w:r>
+          </w:p>
+        </w:tc>
+        <w:tc>
+          <w:tcPr>
+            <w:tcW w:type="dxa" w:w="2721"/>
+          </w:tcPr>
+          <w:p>
+            <w:pPr>
+              <w:spacing w:after="20"/>
+            </w:pPr>
+            <w:r/>
+            <w:r>
+              <w:rPr>
+                <w:rFonts w:ascii="Times New Roman" w:hAnsi="Times New Roman"/>
+                <w:b w:val="0"/>
+                <w:sz w:val="19"/>
+              </w:rPr>
+              <w:t>Khoảng 8% số lần chạy quy trình</w:t>
+            </w:r>
+          </w:p>
+        </w:tc>
+      </w:tr>
+      <w:tr>
+        <w:tc>
+          <w:tcPr>
+            <w:tcW w:type="dxa" w:w="2835"/>
+            <w:shd w:val="clear" w:fill="F4F7FB"/>
+          </w:tcPr>
+          <w:p>
+            <w:pPr>
+              <w:spacing w:after="20"/>
+            </w:pPr>
+            <w:r/>
+            <w:r>
+              <w:rPr>
+                <w:rFonts w:ascii="Times New Roman" w:hAnsi="Times New Roman"/>
+                <w:b w:val="0"/>
+                <w:sz w:val="19"/>
+              </w:rPr>
+              <w:t>Dừng vì không chọn được nhà cung cấp đạt chuẩn</w:t>
+            </w:r>
+          </w:p>
+        </w:tc>
+        <w:tc>
+          <w:tcPr>
+            <w:tcW w:type="dxa" w:w="4195"/>
+            <w:shd w:val="clear" w:fill="F4F7FB"/>
+          </w:tcPr>
+          <w:p>
+            <w:pPr>
+              <w:spacing w:after="20"/>
+            </w:pPr>
+            <w:r/>
+            <w:r>
+              <w:rPr>
+                <w:rFonts w:ascii="Times New Roman" w:hAnsi="Times New Roman"/>
+                <w:b w:val="0"/>
+                <w:sz w:val="19"/>
+              </w:rPr>
+              <w:t>Toàn bộ danh sách rút gọn trượt thẩm định ATTP hoặc vượt giá trần</w:t>
+            </w:r>
+          </w:p>
+        </w:tc>
+        <w:tc>
+          <w:tcPr>
+            <w:tcW w:type="dxa" w:w="2721"/>
+            <w:shd w:val="clear" w:fill="F4F7FB"/>
+          </w:tcPr>
+          <w:p>
+            <w:pPr>
+              <w:spacing w:after="20"/>
+            </w:pPr>
+            <w:r/>
+            <w:r>
+              <w:rPr>
+                <w:rFonts w:ascii="Times New Roman" w:hAnsi="Times New Roman"/>
+                <w:b w:val="0"/>
+                <w:sz w:val="19"/>
+              </w:rPr>
+              <w:t>Khoảng 40% nhà cung cấp được thẩm định bị loại</w:t>
+            </w:r>
+          </w:p>
+        </w:tc>
+      </w:tr>
+      <w:tr>
+        <w:tc>
+          <w:tcPr>
+            <w:tcW w:type="dxa" w:w="2835"/>
+          </w:tcPr>
+          <w:p>
+            <w:pPr>
+              <w:spacing w:after="20"/>
+            </w:pPr>
+            <w:r/>
+            <w:r>
+              <w:rPr>
+                <w:rFonts w:ascii="Times New Roman" w:hAnsi="Times New Roman"/>
+                <w:b w:val="0"/>
+                <w:sz w:val="19"/>
+              </w:rPr>
+              <w:t>Dừng vì vượt hạn mức ngân sách thu mua</w:t>
+            </w:r>
+          </w:p>
+        </w:tc>
+        <w:tc>
+          <w:tcPr>
+            <w:tcW w:type="dxa" w:w="4195"/>
+          </w:tcPr>
+          <w:p>
+            <w:pPr>
+              <w:spacing w:after="20"/>
+            </w:pPr>
+            <w:r/>
+            <w:r>
+              <w:rPr>
+                <w:rFonts w:ascii="Times New Roman" w:hAnsi="Times New Roman"/>
+                <w:b w:val="0"/>
+                <w:sz w:val="19"/>
+              </w:rPr>
+              <w:t>Ngân sách kỳ đã dùng hết, phải trình xin điều chỉnh</w:t>
+            </w:r>
+          </w:p>
+        </w:tc>
+        <w:tc>
+          <w:tcPr>
+            <w:tcW w:type="dxa" w:w="2721"/>
+          </w:tcPr>
+          <w:p>
+            <w:pPr>
+              <w:spacing w:after="20"/>
+            </w:pPr>
+            <w:r/>
+            <w:r>
+              <w:rPr>
+                <w:rFonts w:ascii="Times New Roman" w:hAnsi="Times New Roman"/>
+                <w:b w:val="0"/>
+                <w:sz w:val="19"/>
+              </w:rPr>
+              <w:t>Khoảng 5% số đơn</w:t>
+            </w:r>
+          </w:p>
+        </w:tc>
+      </w:tr>
+      <w:tr>
+        <w:tc>
+          <w:tcPr>
+            <w:tcW w:type="dxa" w:w="2835"/>
+            <w:shd w:val="clear" w:fill="F4F7FB"/>
+          </w:tcPr>
+          <w:p>
+            <w:pPr>
+              <w:spacing w:after="20"/>
+            </w:pPr>
+            <w:r/>
+            <w:r>
+              <w:rPr>
+                <w:rFonts w:ascii="Times New Roman" w:hAnsi="Times New Roman"/>
+                <w:b w:val="0"/>
+                <w:sz w:val="19"/>
+              </w:rPr>
+              <w:t>Nhận một phần lô hàng</w:t>
+            </w:r>
+          </w:p>
+        </w:tc>
+        <w:tc>
+          <w:tcPr>
+            <w:tcW w:type="dxa" w:w="4195"/>
+            <w:shd w:val="clear" w:fill="F4F7FB"/>
+          </w:tcPr>
+          <w:p>
+            <w:pPr>
+              <w:spacing w:after="20"/>
+            </w:pPr>
+            <w:r/>
+            <w:r>
+              <w:rPr>
+                <w:rFonts w:ascii="Times New Roman" w:hAnsi="Times New Roman"/>
+                <w:b w:val="0"/>
+                <w:sz w:val="19"/>
+              </w:rPr>
+              <w:t>Lô hàng chỉ đạt một phần về số lượng hoặc chất lượng</w:t>
+            </w:r>
+          </w:p>
+        </w:tc>
+        <w:tc>
+          <w:tcPr>
+            <w:tcW w:type="dxa" w:w="2721"/>
+            <w:shd w:val="clear" w:fill="F4F7FB"/>
+          </w:tcPr>
+          <w:p>
+            <w:pPr>
+              <w:spacing w:after="20"/>
+            </w:pPr>
+            <w:r/>
+            <w:r>
+              <w:rPr>
+                <w:rFonts w:ascii="Times New Roman" w:hAnsi="Times New Roman"/>
+                <w:b w:val="0"/>
+                <w:sz w:val="19"/>
+              </w:rPr>
+              <w:t>Khoảng 70% các trường hợp lô không đạt</w:t>
+            </w:r>
+          </w:p>
+        </w:tc>
+      </w:tr>
+      <w:tr>
+        <w:tc>
+          <w:tcPr>
+            <w:tcW w:type="dxa" w:w="2835"/>
+          </w:tcPr>
+          <w:p>
+            <w:pPr>
+              <w:spacing w:after="20"/>
+            </w:pPr>
+            <w:r/>
+            <w:r>
+              <w:rPr>
+                <w:rFonts w:ascii="Times New Roman" w:hAnsi="Times New Roman"/>
+                <w:b w:val="0"/>
+                <w:sz w:val="19"/>
+              </w:rPr>
+              <w:t>Trả toàn bộ lô, yêu cầu giao bù</w:t>
+            </w:r>
+          </w:p>
+        </w:tc>
+        <w:tc>
+          <w:tcPr>
+            <w:tcW w:type="dxa" w:w="4195"/>
+          </w:tcPr>
+          <w:p>
+            <w:pPr>
+              <w:spacing w:after="20"/>
+            </w:pPr>
+            <w:r/>
+            <w:r>
+              <w:rPr>
+                <w:rFonts w:ascii="Times New Roman" w:hAnsi="Times New Roman"/>
+                <w:b w:val="0"/>
+                <w:sz w:val="19"/>
+              </w:rPr>
+              <w:t>Lô hàng không đạt hoàn toàn, thường do dư lượng hoặc nhiệt độ</w:t>
+            </w:r>
+          </w:p>
+        </w:tc>
+        <w:tc>
+          <w:tcPr>
+            <w:tcW w:type="dxa" w:w="2721"/>
+          </w:tcPr>
+          <w:p>
+            <w:pPr>
+              <w:spacing w:after="20"/>
+            </w:pPr>
+            <w:r/>
+            <w:r>
+              <w:rPr>
+                <w:rFonts w:ascii="Times New Roman" w:hAnsi="Times New Roman"/>
+                <w:b w:val="0"/>
+                <w:sz w:val="19"/>
+              </w:rPr>
+              <w:t>Khoảng 30% các trường hợp lô không đạt</w:t>
+            </w:r>
+          </w:p>
+        </w:tc>
+      </w:tr>
+      <w:tr>
+        <w:tc>
+          <w:tcPr>
+            <w:tcW w:type="dxa" w:w="2835"/>
+            <w:shd w:val="clear" w:fill="F4F7FB"/>
+          </w:tcPr>
+          <w:p>
+            <w:pPr>
+              <w:spacing w:after="20"/>
+            </w:pPr>
+            <w:r/>
+            <w:r>
+              <w:rPr>
+                <w:rFonts w:ascii="Times New Roman" w:hAnsi="Times New Roman"/>
+                <w:b w:val="0"/>
+                <w:sz w:val="19"/>
+              </w:rPr>
+              <w:t>Tạm giữ thanh toán</w:t>
+            </w:r>
+          </w:p>
+        </w:tc>
+        <w:tc>
+          <w:tcPr>
+            <w:tcW w:type="dxa" w:w="4195"/>
+            <w:shd w:val="clear" w:fill="F4F7FB"/>
+          </w:tcPr>
+          <w:p>
+            <w:pPr>
+              <w:spacing w:after="20"/>
+            </w:pPr>
+            <w:r/>
+            <w:r>
+              <w:rPr>
+                <w:rFonts w:ascii="Times New Roman" w:hAnsi="Times New Roman"/>
+                <w:b w:val="0"/>
+                <w:sz w:val="19"/>
+              </w:rPr>
+              <w:t>Hoá đơn không khớp đối chiếu 3 chiều</w:t>
+            </w:r>
+          </w:p>
+        </w:tc>
+        <w:tc>
+          <w:tcPr>
+            <w:tcW w:type="dxa" w:w="2721"/>
+            <w:shd w:val="clear" w:fill="F4F7FB"/>
+          </w:tcPr>
+          <w:p>
+            <w:pPr>
+              <w:spacing w:after="20"/>
+            </w:pPr>
+            <w:r/>
+            <w:r>
+              <w:rPr>
+                <w:rFonts w:ascii="Times New Roman" w:hAnsi="Times New Roman"/>
+                <w:b w:val="0"/>
+                <w:sz w:val="19"/>
+              </w:rPr>
+              <w:t>Khoảng 15% số hoá đơn</w:t>
+            </w:r>
+          </w:p>
+        </w:tc>
+      </w:tr>
+      <w:tr>
+        <w:tc>
+          <w:tcPr>
+            <w:tcW w:type="dxa" w:w="2835"/>
+          </w:tcPr>
+          <w:p>
+            <w:pPr>
+              <w:spacing w:after="20"/>
+            </w:pPr>
+            <w:r/>
+            <w:r>
+              <w:rPr>
+                <w:rFonts w:ascii="Times New Roman" w:hAnsi="Times New Roman"/>
+                <w:b w:val="0"/>
+                <w:sz w:val="19"/>
+              </w:rPr>
+              <w:t>Nhà cung cấp bị đưa vào danh sách hạn chế</w:t>
+            </w:r>
+          </w:p>
+        </w:tc>
+        <w:tc>
+          <w:tcPr>
+            <w:tcW w:type="dxa" w:w="4195"/>
+          </w:tcPr>
+          <w:p>
+            <w:pPr>
+              <w:spacing w:after="20"/>
+            </w:pPr>
+            <w:r/>
+            <w:r>
+              <w:rPr>
+                <w:rFonts w:ascii="Times New Roman" w:hAnsi="Times New Roman"/>
+                <w:b w:val="0"/>
+                <w:sz w:val="19"/>
+              </w:rPr>
+              <w:t>Điểm đánh giá định kỳ dưới ngưỡng (OTIF, tỷ lệ đạt QA/QC, ổn định giá)</w:t>
+            </w:r>
+          </w:p>
+        </w:tc>
+        <w:tc>
+          <w:tcPr>
+            <w:tcW w:type="dxa" w:w="2721"/>
+          </w:tcPr>
+          <w:p>
+            <w:pPr>
+              <w:spacing w:after="20"/>
+            </w:pPr>
+            <w:r/>
+            <w:r>
+              <w:rPr>
+                <w:rFonts w:ascii="Times New Roman" w:hAnsi="Times New Roman"/>
+                <w:b w:val="0"/>
+                <w:sz w:val="19"/>
+              </w:rPr>
+              <w:t>Khoảng 22% nhà cung cấp mỗi kỳ đánh giá quý</w:t>
+            </w:r>
+          </w:p>
+        </w:tc>
+      </w:tr>
+    </w:tbl>
+    <w:p>
+      <w:pPr>
+        <w:spacing w:after="80"/>
+      </w:pPr>
+    </w:p>
+    <w:p>
       <w:r>
         <w:br w:type="page"/>
       </w:r>
@@ -547,7 +1417,7 @@
           <w:b/>
           <w:sz w:val="21"/>
         </w:rPr>
-        <w:t>Bảng 1 – Bốn nguồn phát sinh nhu cầu thu mua của Farmers Market</w:t>
+        <w:t>Bảng 2 – Bốn nguồn phát sinh nhu cầu thu mua của Farmers Market</w:t>
       </w:r>
     </w:p>
     <w:tbl>
@@ -1092,7 +1962,7 @@
           <w:b/>
           <w:sz w:val="21"/>
         </w:rPr>
-        <w:t>Bảng 2 – Bốn khâu của nhánh tìm nguồn nhà cung cấp mới</w:t>
+        <w:t>Bảng 3 – Bốn khâu của nhánh tìm nguồn nhà cung cấp mới</w:t>
       </w:r>
     </w:p>
     <w:tbl>
@@ -1999,7 +2869,7 @@
           <w:b/>
           <w:sz w:val="21"/>
         </w:rPr>
-        <w:t>Bảng 3 – Kế hoạch công việc theo ngày của quy trình QL1</w:t>
+        <w:t>Bảng 4 – Kế hoạch công việc theo ngày của quy trình QL1</w:t>
       </w:r>
     </w:p>
     <w:tbl>
@@ -2477,7 +3347,7 @@
           <w:b/>
           <w:sz w:val="21"/>
         </w:rPr>
-        <w:t>Bảng 4 – Kế hoạch công việc theo tuần / tháng / quý của quy trình QL1</w:t>
+        <w:t>Bảng 5 – Kế hoạch công việc theo tuần / tháng / quý của quy trình QL1</w:t>
       </w:r>
     </w:p>
     <w:tbl>
@@ -3001,7 +3871,810 @@
           <w:color w:val="2E5480"/>
           <w:sz w:val="24"/>
         </w:rPr>
-        <w:t>e) Công nghệ hỗ trợ</w:t>
+        <w:t>e) Thuật ngữ và sổ tay</w:t>
+      </w:r>
+    </w:p>
+    <w:p>
+      <w:pPr>
+        <w:spacing w:after="80" w:before="0"/>
+      </w:pPr>
+      <w:r>
+        <w:rPr>
+          <w:rFonts w:ascii="Times New Roman" w:hAnsi="Times New Roman"/>
+          <w:b w:val="0"/>
+          <w:i w:val="0"/>
+          <w:sz w:val="23"/>
+        </w:rPr>
+        <w:t>Bảng thuật ngữ dùng thống nhất trong toàn bộ tài liệu phân tích quy trình QL1:</w:t>
+      </w:r>
+    </w:p>
+    <w:p>
+      <w:pPr>
+        <w:spacing w:after="60" w:before="80"/>
+        <w:jc w:val="center"/>
+      </w:pPr>
+      <w:r>
+        <w:rPr>
+          <w:rFonts w:ascii="Times New Roman" w:hAnsi="Times New Roman"/>
+          <w:b/>
+          <w:sz w:val="21"/>
+        </w:rPr>
+        <w:t>Bảng 6 – Bảng thuật ngữ và sổ tay quy trình QL1</w:t>
+      </w:r>
+    </w:p>
+    <w:tbl>
+      <w:tblPr>
+        <w:tblStyle w:val="TableGrid"/>
+        <w:tblW w:type="auto" w:w="0"/>
+        <w:jc w:val="center"/>
+        <w:tblLayout w:type="fixed"/>
+        <w:tblLook w:firstColumn="1" w:firstRow="1" w:lastColumn="0" w:lastRow="0" w:noHBand="0" w:noVBand="1" w:val="04A0"/>
+      </w:tblPr>
+      <w:tblGrid>
+        <w:gridCol w:w="4986"/>
+        <w:gridCol w:w="4986"/>
+      </w:tblGrid>
+      <w:tr>
+        <w:tc>
+          <w:tcPr>
+            <w:tcW w:type="dxa" w:w="2381"/>
+            <w:shd w:val="clear" w:fill="1F3B63"/>
+          </w:tcPr>
+          <w:p>
+            <w:pPr>
+              <w:spacing w:after="20"/>
+              <w:jc w:val="center"/>
+            </w:pPr>
+            <w:r/>
+            <w:r>
+              <w:rPr>
+                <w:rFonts w:ascii="Times New Roman" w:hAnsi="Times New Roman"/>
+                <w:b/>
+                <w:color w:val="FFFFFF"/>
+                <w:sz w:val="19"/>
+              </w:rPr>
+              <w:t>Thuật ngữ</w:t>
+            </w:r>
+          </w:p>
+        </w:tc>
+        <w:tc>
+          <w:tcPr>
+            <w:tcW w:type="dxa" w:w="7370"/>
+            <w:shd w:val="clear" w:fill="1F3B63"/>
+          </w:tcPr>
+          <w:p>
+            <w:pPr>
+              <w:spacing w:after="20"/>
+              <w:jc w:val="center"/>
+            </w:pPr>
+            <w:r/>
+            <w:r>
+              <w:rPr>
+                <w:rFonts w:ascii="Times New Roman" w:hAnsi="Times New Roman"/>
+                <w:b/>
+                <w:color w:val="FFFFFF"/>
+                <w:sz w:val="19"/>
+              </w:rPr>
+              <w:t>Giải thích</w:t>
+            </w:r>
+          </w:p>
+        </w:tc>
+      </w:tr>
+      <w:tr>
+        <w:tc>
+          <w:tcPr>
+            <w:tcW w:type="dxa" w:w="2381"/>
+          </w:tcPr>
+          <w:p>
+            <w:pPr>
+              <w:spacing w:after="20"/>
+            </w:pPr>
+            <w:r/>
+            <w:r>
+              <w:rPr>
+                <w:rFonts w:ascii="Times New Roman" w:hAnsi="Times New Roman"/>
+                <w:b w:val="0"/>
+                <w:sz w:val="19"/>
+              </w:rPr>
+              <w:t>SKU (Stock Keeping Unit)</w:t>
+            </w:r>
+          </w:p>
+        </w:tc>
+        <w:tc>
+          <w:tcPr>
+            <w:tcW w:type="dxa" w:w="7370"/>
+          </w:tcPr>
+          <w:p>
+            <w:pPr>
+              <w:spacing w:after="20"/>
+            </w:pPr>
+            <w:r/>
+            <w:r>
+              <w:rPr>
+                <w:rFonts w:ascii="Times New Roman" w:hAnsi="Times New Roman"/>
+                <w:b w:val="0"/>
+                <w:sz w:val="19"/>
+              </w:rPr>
+              <w:t>Mã đơn vị hàng hoá dùng để quản lý tồn kho, mỗi mặt hàng và quy cách đóng gói là một SKU riêng</w:t>
+            </w:r>
+          </w:p>
+        </w:tc>
+      </w:tr>
+      <w:tr>
+        <w:tc>
+          <w:tcPr>
+            <w:tcW w:type="dxa" w:w="2381"/>
+            <w:shd w:val="clear" w:fill="F4F7FB"/>
+          </w:tcPr>
+          <w:p>
+            <w:pPr>
+              <w:spacing w:after="20"/>
+            </w:pPr>
+            <w:r/>
+            <w:r>
+              <w:rPr>
+                <w:rFonts w:ascii="Times New Roman" w:hAnsi="Times New Roman"/>
+                <w:b w:val="0"/>
+                <w:sz w:val="19"/>
+              </w:rPr>
+              <w:t>Tồn min – max</w:t>
+            </w:r>
+          </w:p>
+        </w:tc>
+        <w:tc>
+          <w:tcPr>
+            <w:tcW w:type="dxa" w:w="7370"/>
+            <w:shd w:val="clear" w:fill="F4F7FB"/>
+          </w:tcPr>
+          <w:p>
+            <w:pPr>
+              <w:spacing w:after="20"/>
+            </w:pPr>
+            <w:r/>
+            <w:r>
+              <w:rPr>
+                <w:rFonts w:ascii="Times New Roman" w:hAnsi="Times New Roman"/>
+                <w:b w:val="0"/>
+                <w:sz w:val="19"/>
+              </w:rPr>
+              <w:t>Định mức tồn kho tối thiểu và tối đa của một SKU tại cửa hàng; xuống dưới mức min thì phát sinh đề nghị cấp hàng</w:t>
+            </w:r>
+          </w:p>
+        </w:tc>
+      </w:tr>
+      <w:tr>
+        <w:tc>
+          <w:tcPr>
+            <w:tcW w:type="dxa" w:w="2381"/>
+          </w:tcPr>
+          <w:p>
+            <w:pPr>
+              <w:spacing w:after="20"/>
+            </w:pPr>
+            <w:r/>
+            <w:r>
+              <w:rPr>
+                <w:rFonts w:ascii="Times New Roman" w:hAnsi="Times New Roman"/>
+                <w:b w:val="0"/>
+                <w:sz w:val="19"/>
+              </w:rPr>
+              <w:t>Nhu cầu gộp / nhu cầu ròng</w:t>
+            </w:r>
+          </w:p>
+        </w:tc>
+        <w:tc>
+          <w:tcPr>
+            <w:tcW w:type="dxa" w:w="7370"/>
+          </w:tcPr>
+          <w:p>
+            <w:pPr>
+              <w:spacing w:after="20"/>
+            </w:pPr>
+            <w:r/>
+            <w:r>
+              <w:rPr>
+                <w:rFonts w:ascii="Times New Roman" w:hAnsi="Times New Roman"/>
+                <w:b w:val="0"/>
+                <w:sz w:val="19"/>
+              </w:rPr>
+              <w:t>Nhu cầu gộp là tổng đề nghị của các cửa hàng; nhu cầu ròng là phần thực sự phải mua sau khi trừ tồn khả dụng và hàng đang về, cộng tồn an toàn</w:t>
+            </w:r>
+          </w:p>
+        </w:tc>
+      </w:tr>
+      <w:tr>
+        <w:tc>
+          <w:tcPr>
+            <w:tcW w:type="dxa" w:w="2381"/>
+            <w:shd w:val="clear" w:fill="F4F7FB"/>
+          </w:tcPr>
+          <w:p>
+            <w:pPr>
+              <w:spacing w:after="20"/>
+            </w:pPr>
+            <w:r/>
+            <w:r>
+              <w:rPr>
+                <w:rFonts w:ascii="Times New Roman" w:hAnsi="Times New Roman"/>
+                <w:b w:val="0"/>
+                <w:sz w:val="19"/>
+              </w:rPr>
+              <w:t>Tồn an toàn</w:t>
+            </w:r>
+          </w:p>
+        </w:tc>
+        <w:tc>
+          <w:tcPr>
+            <w:tcW w:type="dxa" w:w="7370"/>
+            <w:shd w:val="clear" w:fill="F4F7FB"/>
+          </w:tcPr>
+          <w:p>
+            <w:pPr>
+              <w:spacing w:after="20"/>
+            </w:pPr>
+            <w:r/>
+            <w:r>
+              <w:rPr>
+                <w:rFonts w:ascii="Times New Roman" w:hAnsi="Times New Roman"/>
+                <w:b w:val="0"/>
+                <w:sz w:val="19"/>
+              </w:rPr>
+              <w:t>Lượng tồn dự phòng để không đứt hàng khi nhu cầu tăng đột biến hoặc nhà cung cấp giao trễ</w:t>
+            </w:r>
+          </w:p>
+        </w:tc>
+      </w:tr>
+      <w:tr>
+        <w:tc>
+          <w:tcPr>
+            <w:tcW w:type="dxa" w:w="2381"/>
+          </w:tcPr>
+          <w:p>
+            <w:pPr>
+              <w:spacing w:after="20"/>
+            </w:pPr>
+            <w:r/>
+            <w:r>
+              <w:rPr>
+                <w:rFonts w:ascii="Times New Roman" w:hAnsi="Times New Roman"/>
+                <w:b w:val="0"/>
+                <w:sz w:val="19"/>
+              </w:rPr>
+              <w:t>Danh sách dài / danh sách rút gọn</w:t>
+            </w:r>
+          </w:p>
+        </w:tc>
+        <w:tc>
+          <w:tcPr>
+            <w:tcW w:type="dxa" w:w="7370"/>
+          </w:tcPr>
+          <w:p>
+            <w:pPr>
+              <w:spacing w:after="20"/>
+            </w:pPr>
+            <w:r/>
+            <w:r>
+              <w:rPr>
+                <w:rFonts w:ascii="Times New Roman" w:hAnsi="Times New Roman"/>
+                <w:b w:val="0"/>
+                <w:sz w:val="19"/>
+              </w:rPr>
+              <w:t>Danh sách dài là toàn bộ nhà cung cấp tiềm năng thu thập được; danh sách rút gọn (shortlist) là 3–5 nhà cung cấp còn lại sau sàng lọc sơ bộ</w:t>
+            </w:r>
+          </w:p>
+        </w:tc>
+      </w:tr>
+      <w:tr>
+        <w:tc>
+          <w:tcPr>
+            <w:tcW w:type="dxa" w:w="2381"/>
+            <w:shd w:val="clear" w:fill="F4F7FB"/>
+          </w:tcPr>
+          <w:p>
+            <w:pPr>
+              <w:spacing w:after="20"/>
+            </w:pPr>
+            <w:r/>
+            <w:r>
+              <w:rPr>
+                <w:rFonts w:ascii="Times New Roman" w:hAnsi="Times New Roman"/>
+                <w:b w:val="0"/>
+                <w:sz w:val="19"/>
+              </w:rPr>
+              <w:t>RFQ (Request For Quotation)</w:t>
+            </w:r>
+          </w:p>
+        </w:tc>
+        <w:tc>
+          <w:tcPr>
+            <w:tcW w:type="dxa" w:w="7370"/>
+            <w:shd w:val="clear" w:fill="F4F7FB"/>
+          </w:tcPr>
+          <w:p>
+            <w:pPr>
+              <w:spacing w:after="20"/>
+            </w:pPr>
+            <w:r/>
+            <w:r>
+              <w:rPr>
+                <w:rFonts w:ascii="Times New Roman" w:hAnsi="Times New Roman"/>
+                <w:b w:val="0"/>
+                <w:sz w:val="19"/>
+              </w:rPr>
+              <w:t>Thư mời báo giá gửi tới các nhà cung cấp trong danh sách rút gọn</w:t>
+            </w:r>
+          </w:p>
+        </w:tc>
+      </w:tr>
+      <w:tr>
+        <w:tc>
+          <w:tcPr>
+            <w:tcW w:type="dxa" w:w="2381"/>
+          </w:tcPr>
+          <w:p>
+            <w:pPr>
+              <w:spacing w:after="20"/>
+            </w:pPr>
+            <w:r/>
+            <w:r>
+              <w:rPr>
+                <w:rFonts w:ascii="Times New Roman" w:hAnsi="Times New Roman"/>
+                <w:b w:val="0"/>
+                <w:sz w:val="19"/>
+              </w:rPr>
+              <w:t>Hợp đồng khung</w:t>
+            </w:r>
+          </w:p>
+        </w:tc>
+        <w:tc>
+          <w:tcPr>
+            <w:tcW w:type="dxa" w:w="7370"/>
+          </w:tcPr>
+          <w:p>
+            <w:pPr>
+              <w:spacing w:after="20"/>
+            </w:pPr>
+            <w:r/>
+            <w:r>
+              <w:rPr>
+                <w:rFonts w:ascii="Times New Roman" w:hAnsi="Times New Roman"/>
+                <w:b w:val="0"/>
+                <w:sz w:val="19"/>
+              </w:rPr>
+              <w:t>Hợp đồng nguyên tắc chốt trước giá, sản lượng và điều khoản cho cả kỳ; các đơn hàng sau đó chỉ cần phát hành đơn đặt hàng, không phải đàm phán lại</w:t>
+            </w:r>
+          </w:p>
+        </w:tc>
+      </w:tr>
+      <w:tr>
+        <w:tc>
+          <w:tcPr>
+            <w:tcW w:type="dxa" w:w="2381"/>
+            <w:shd w:val="clear" w:fill="F4F7FB"/>
+          </w:tcPr>
+          <w:p>
+            <w:pPr>
+              <w:spacing w:after="20"/>
+            </w:pPr>
+            <w:r/>
+            <w:r>
+              <w:rPr>
+                <w:rFonts w:ascii="Times New Roman" w:hAnsi="Times New Roman"/>
+                <w:b w:val="0"/>
+                <w:sz w:val="19"/>
+              </w:rPr>
+              <w:t>PO (Purchase Order) – Đơn đặt hàng</w:t>
+            </w:r>
+          </w:p>
+        </w:tc>
+        <w:tc>
+          <w:tcPr>
+            <w:tcW w:type="dxa" w:w="7370"/>
+            <w:shd w:val="clear" w:fill="F4F7FB"/>
+          </w:tcPr>
+          <w:p>
+            <w:pPr>
+              <w:spacing w:after="20"/>
+            </w:pPr>
+            <w:r/>
+            <w:r>
+              <w:rPr>
+                <w:rFonts w:ascii="Times New Roman" w:hAnsi="Times New Roman"/>
+                <w:b w:val="0"/>
+                <w:sz w:val="19"/>
+              </w:rPr>
+              <w:t>Chứng từ chính thức đặt mua một lô hàng cụ thể theo hợp đồng khung hoặc theo báo giá đã duyệt</w:t>
+            </w:r>
+          </w:p>
+        </w:tc>
+      </w:tr>
+      <w:tr>
+        <w:tc>
+          <w:tcPr>
+            <w:tcW w:type="dxa" w:w="2381"/>
+          </w:tcPr>
+          <w:p>
+            <w:pPr>
+              <w:spacing w:after="20"/>
+            </w:pPr>
+            <w:r/>
+            <w:r>
+              <w:rPr>
+                <w:rFonts w:ascii="Times New Roman" w:hAnsi="Times New Roman"/>
+                <w:b w:val="0"/>
+                <w:sz w:val="19"/>
+              </w:rPr>
+              <w:t>Đối chiếu 3 chiều</w:t>
+            </w:r>
+          </w:p>
+        </w:tc>
+        <w:tc>
+          <w:tcPr>
+            <w:tcW w:type="dxa" w:w="7370"/>
+          </w:tcPr>
+          <w:p>
+            <w:pPr>
+              <w:spacing w:after="20"/>
+            </w:pPr>
+            <w:r/>
+            <w:r>
+              <w:rPr>
+                <w:rFonts w:ascii="Times New Roman" w:hAnsi="Times New Roman"/>
+                <w:b w:val="0"/>
+                <w:sz w:val="19"/>
+              </w:rPr>
+              <w:t>Kiểm tra khớp giữa ba chứng từ: đơn đặt hàng – phiếu nhập kho – hoá đơn của nhà cung cấp, trước khi thanh toán</w:t>
+            </w:r>
+          </w:p>
+        </w:tc>
+      </w:tr>
+      <w:tr>
+        <w:tc>
+          <w:tcPr>
+            <w:tcW w:type="dxa" w:w="2381"/>
+            <w:shd w:val="clear" w:fill="F4F7FB"/>
+          </w:tcPr>
+          <w:p>
+            <w:pPr>
+              <w:spacing w:after="20"/>
+            </w:pPr>
+            <w:r/>
+            <w:r>
+              <w:rPr>
+                <w:rFonts w:ascii="Times New Roman" w:hAnsi="Times New Roman"/>
+                <w:b w:val="0"/>
+                <w:sz w:val="19"/>
+              </w:rPr>
+              <w:t>NCR (Non-Conformance Report)</w:t>
+            </w:r>
+          </w:p>
+        </w:tc>
+        <w:tc>
+          <w:tcPr>
+            <w:tcW w:type="dxa" w:w="7370"/>
+            <w:shd w:val="clear" w:fill="F4F7FB"/>
+          </w:tcPr>
+          <w:p>
+            <w:pPr>
+              <w:spacing w:after="20"/>
+            </w:pPr>
+            <w:r/>
+            <w:r>
+              <w:rPr>
+                <w:rFonts w:ascii="Times New Roman" w:hAnsi="Times New Roman"/>
+                <w:b w:val="0"/>
+                <w:sz w:val="19"/>
+              </w:rPr>
+              <w:t>Biên bản không phù hợp lập khi lô hàng nhận về không đạt số lượng hoặc chất lượng</w:t>
+            </w:r>
+          </w:p>
+        </w:tc>
+      </w:tr>
+      <w:tr>
+        <w:tc>
+          <w:tcPr>
+            <w:tcW w:type="dxa" w:w="2381"/>
+          </w:tcPr>
+          <w:p>
+            <w:pPr>
+              <w:spacing w:after="20"/>
+            </w:pPr>
+            <w:r/>
+            <w:r>
+              <w:rPr>
+                <w:rFonts w:ascii="Times New Roman" w:hAnsi="Times New Roman"/>
+                <w:b w:val="0"/>
+                <w:sz w:val="19"/>
+              </w:rPr>
+              <w:t>OTIF (On Time In Full)</w:t>
+            </w:r>
+          </w:p>
+        </w:tc>
+        <w:tc>
+          <w:tcPr>
+            <w:tcW w:type="dxa" w:w="7370"/>
+          </w:tcPr>
+          <w:p>
+            <w:pPr>
+              <w:spacing w:after="20"/>
+            </w:pPr>
+            <w:r/>
+            <w:r>
+              <w:rPr>
+                <w:rFonts w:ascii="Times New Roman" w:hAnsi="Times New Roman"/>
+                <w:b w:val="0"/>
+                <w:sz w:val="19"/>
+              </w:rPr>
+              <w:t>Tỷ lệ lô hàng được giao vừa đúng hẹn vừa đủ số lượng; chỉ số chính để đánh giá nhà cung cấp</w:t>
+            </w:r>
+          </w:p>
+        </w:tc>
+      </w:tr>
+      <w:tr>
+        <w:tc>
+          <w:tcPr>
+            <w:tcW w:type="dxa" w:w="2381"/>
+            <w:shd w:val="clear" w:fill="F4F7FB"/>
+          </w:tcPr>
+          <w:p>
+            <w:pPr>
+              <w:spacing w:after="20"/>
+            </w:pPr>
+            <w:r/>
+            <w:r>
+              <w:rPr>
+                <w:rFonts w:ascii="Times New Roman" w:hAnsi="Times New Roman"/>
+                <w:b w:val="0"/>
+                <w:sz w:val="19"/>
+              </w:rPr>
+              <w:t>VietGAP / GlobalGAP</w:t>
+            </w:r>
+          </w:p>
+        </w:tc>
+        <w:tc>
+          <w:tcPr>
+            <w:tcW w:type="dxa" w:w="7370"/>
+            <w:shd w:val="clear" w:fill="F4F7FB"/>
+          </w:tcPr>
+          <w:p>
+            <w:pPr>
+              <w:spacing w:after="20"/>
+            </w:pPr>
+            <w:r/>
+            <w:r>
+              <w:rPr>
+                <w:rFonts w:ascii="Times New Roman" w:hAnsi="Times New Roman"/>
+                <w:b w:val="0"/>
+                <w:sz w:val="19"/>
+              </w:rPr>
+              <w:t>Chứng nhận thực hành nông nghiệp tốt cấp quốc gia và quốc tế, điều kiện bắt buộc để nhà cung cấp được đưa vào danh mục</w:t>
+            </w:r>
+          </w:p>
+        </w:tc>
+      </w:tr>
+      <w:tr>
+        <w:tc>
+          <w:tcPr>
+            <w:tcW w:type="dxa" w:w="2381"/>
+          </w:tcPr>
+          <w:p>
+            <w:pPr>
+              <w:spacing w:after="20"/>
+            </w:pPr>
+            <w:r/>
+            <w:r>
+              <w:rPr>
+                <w:rFonts w:ascii="Times New Roman" w:hAnsi="Times New Roman"/>
+                <w:b w:val="0"/>
+                <w:sz w:val="19"/>
+              </w:rPr>
+              <w:t>HACCP</w:t>
+            </w:r>
+          </w:p>
+        </w:tc>
+        <w:tc>
+          <w:tcPr>
+            <w:tcW w:type="dxa" w:w="7370"/>
+          </w:tcPr>
+          <w:p>
+            <w:pPr>
+              <w:spacing w:after="20"/>
+            </w:pPr>
+            <w:r/>
+            <w:r>
+              <w:rPr>
+                <w:rFonts w:ascii="Times New Roman" w:hAnsi="Times New Roman"/>
+                <w:b w:val="0"/>
+                <w:sz w:val="19"/>
+              </w:rPr>
+              <w:t>Hệ thống phân tích mối nguy và điểm kiểm soát tới hạn trong an toàn thực phẩm</w:t>
+            </w:r>
+          </w:p>
+        </w:tc>
+      </w:tr>
+      <w:tr>
+        <w:tc>
+          <w:tcPr>
+            <w:tcW w:type="dxa" w:w="2381"/>
+            <w:shd w:val="clear" w:fill="F4F7FB"/>
+          </w:tcPr>
+          <w:p>
+            <w:pPr>
+              <w:spacing w:after="20"/>
+            </w:pPr>
+            <w:r/>
+            <w:r>
+              <w:rPr>
+                <w:rFonts w:ascii="Times New Roman" w:hAnsi="Times New Roman"/>
+                <w:b w:val="0"/>
+                <w:sz w:val="19"/>
+              </w:rPr>
+              <w:t>Truy xuất nguồn gốc</w:t>
+            </w:r>
+          </w:p>
+        </w:tc>
+        <w:tc>
+          <w:tcPr>
+            <w:tcW w:type="dxa" w:w="7370"/>
+            <w:shd w:val="clear" w:fill="F4F7FB"/>
+          </w:tcPr>
+          <w:p>
+            <w:pPr>
+              <w:spacing w:after="20"/>
+            </w:pPr>
+            <w:r/>
+            <w:r>
+              <w:rPr>
+                <w:rFonts w:ascii="Times New Roman" w:hAnsi="Times New Roman"/>
+                <w:b w:val="0"/>
+                <w:sz w:val="19"/>
+              </w:rPr>
+              <w:t>Khả năng lần lại toàn bộ hành trình của một lô hàng: vùng trồng, nhà cung cấp, ngày thu hoạch, ngày nhập kho — thể hiện qua tem gắn trên lô</w:t>
+            </w:r>
+          </w:p>
+        </w:tc>
+      </w:tr>
+      <w:tr>
+        <w:tc>
+          <w:tcPr>
+            <w:tcW w:type="dxa" w:w="2381"/>
+          </w:tcPr>
+          <w:p>
+            <w:pPr>
+              <w:spacing w:after="20"/>
+            </w:pPr>
+            <w:r/>
+            <w:r>
+              <w:rPr>
+                <w:rFonts w:ascii="Times New Roman" w:hAnsi="Times New Roman"/>
+                <w:b w:val="0"/>
+                <w:sz w:val="19"/>
+              </w:rPr>
+              <w:t>Lead time</w:t>
+            </w:r>
+          </w:p>
+        </w:tc>
+        <w:tc>
+          <w:tcPr>
+            <w:tcW w:type="dxa" w:w="7370"/>
+          </w:tcPr>
+          <w:p>
+            <w:pPr>
+              <w:spacing w:after="20"/>
+            </w:pPr>
+            <w:r/>
+            <w:r>
+              <w:rPr>
+                <w:rFonts w:ascii="Times New Roman" w:hAnsi="Times New Roman"/>
+                <w:b w:val="0"/>
+                <w:sz w:val="19"/>
+              </w:rPr>
+              <w:t>Tổng thời gian từ khi bắt đầu đến khi kết thúc một chu trình, gồm cả thời gian chờ và thời gian thao tác</w:t>
+            </w:r>
+          </w:p>
+        </w:tc>
+      </w:tr>
+      <w:tr>
+        <w:tc>
+          <w:tcPr>
+            <w:tcW w:type="dxa" w:w="2381"/>
+            <w:shd w:val="clear" w:fill="F4F7FB"/>
+          </w:tcPr>
+          <w:p>
+            <w:pPr>
+              <w:spacing w:after="20"/>
+            </w:pPr>
+            <w:r/>
+            <w:r>
+              <w:rPr>
+                <w:rFonts w:ascii="Times New Roman" w:hAnsi="Times New Roman"/>
+                <w:b w:val="0"/>
+                <w:sz w:val="19"/>
+              </w:rPr>
+              <w:t>PCE (Process Cycle Efficiency)</w:t>
+            </w:r>
+          </w:p>
+        </w:tc>
+        <w:tc>
+          <w:tcPr>
+            <w:tcW w:type="dxa" w:w="7370"/>
+            <w:shd w:val="clear" w:fill="F4F7FB"/>
+          </w:tcPr>
+          <w:p>
+            <w:pPr>
+              <w:spacing w:after="20"/>
+            </w:pPr>
+            <w:r/>
+            <w:r>
+              <w:rPr>
+                <w:rFonts w:ascii="Times New Roman" w:hAnsi="Times New Roman"/>
+                <w:b w:val="0"/>
+                <w:sz w:val="19"/>
+              </w:rPr>
+              <w:t>Hiệu suất chu trình = thời gian tạo giá trị ÷ tổng lead time; chuẩn tinh gọn kỳ vọng trên 25%</w:t>
+            </w:r>
+          </w:p>
+        </w:tc>
+      </w:tr>
+      <w:tr>
+        <w:tc>
+          <w:tcPr>
+            <w:tcW w:type="dxa" w:w="2381"/>
+          </w:tcPr>
+          <w:p>
+            <w:pPr>
+              <w:spacing w:after="20"/>
+            </w:pPr>
+            <w:r/>
+            <w:r>
+              <w:rPr>
+                <w:rFonts w:ascii="Times New Roman" w:hAnsi="Times New Roman"/>
+                <w:b w:val="0"/>
+                <w:sz w:val="19"/>
+              </w:rPr>
+              <w:t>VA / VBA / NVA</w:t>
+            </w:r>
+          </w:p>
+        </w:tc>
+        <w:tc>
+          <w:tcPr>
+            <w:tcW w:type="dxa" w:w="7370"/>
+          </w:tcPr>
+          <w:p>
+            <w:pPr>
+              <w:spacing w:after="20"/>
+            </w:pPr>
+            <w:r/>
+            <w:r>
+              <w:rPr>
+                <w:rFonts w:ascii="Times New Roman" w:hAnsi="Times New Roman"/>
+                <w:b w:val="0"/>
+                <w:sz w:val="19"/>
+              </w:rPr>
+              <w:t>Ba nhóm phân loại hoạt động: tạo giá trị, tăng giá trị kinh doanh (bắt buộc nhưng không tạo giá trị trực tiếp), và không tạo giá trị</w:t>
+            </w:r>
+          </w:p>
+        </w:tc>
+      </w:tr>
+    </w:tbl>
+    <w:p>
+      <w:pPr>
+        <w:spacing w:after="80"/>
+      </w:pPr>
+    </w:p>
+    <w:p>
+      <w:pPr>
+        <w:spacing w:after="100" w:before="0"/>
+      </w:pPr>
+      <w:r>
+        <w:rPr>
+          <w:rFonts w:ascii="Times New Roman" w:hAnsi="Times New Roman"/>
+          <w:b/>
+          <w:i w:val="0"/>
+          <w:color w:val="2E5480"/>
+          <w:sz w:val="24"/>
+        </w:rPr>
+        <w:t>f) Công nghệ hỗ trợ</w:t>
       </w:r>
     </w:p>
     <w:p>
@@ -3094,7 +4767,7 @@
           <w:color w:val="2E5480"/>
           <w:sz w:val="24"/>
         </w:rPr>
-        <w:t>f) Biểu mẫu, màn hình và chứng từ</w:t>
+        <w:t>g) Biểu mẫu, màn hình và chứng từ</w:t>
       </w:r>
     </w:p>
     <w:p>
@@ -3136,7 +4809,7 @@
           <w:b/>
           <w:sz w:val="21"/>
         </w:rPr>
-        <w:t>Bảng 5 – Mẫu đề nghị cấp hàng của cửa hàng</w:t>
+        <w:t>Bảng 7 – Mẫu đề nghị cấp hàng của cửa hàng</w:t>
       </w:r>
     </w:p>
     <w:tbl>
@@ -3930,7 +5603,7 @@
           <w:b/>
           <w:sz w:val="21"/>
         </w:rPr>
-        <w:t>Bảng 6 – Mẫu báo cáo khảo sát giá thị trường</w:t>
+        <w:t>Bảng 8 – Mẫu báo cáo khảo sát giá thị trường</w:t>
       </w:r>
     </w:p>
     <w:tbl>
@@ -4644,7 +6317,7 @@
           <w:b/>
           <w:sz w:val="21"/>
         </w:rPr>
-        <w:t>Bảng 7 – Mẫu bảng chấm điểm nhà cung cấp</w:t>
+        <w:t>Bảng 9 – Mẫu bảng chấm điểm nhà cung cấp</w:t>
       </w:r>
     </w:p>
     <w:tbl>
@@ -5277,7 +6950,7 @@
           <w:b/>
           <w:sz w:val="21"/>
         </w:rPr>
-        <w:t>Bảng 8 – Mẫu phiếu kiểm nhận hàng đầu vào</w:t>
+        <w:t>Bảng 10 – Mẫu phiếu kiểm nhận hàng đầu vào</w:t>
       </w:r>
     </w:p>
     <w:tbl>
@@ -6072,7 +7745,7 @@
           <w:b/>
           <w:sz w:val="21"/>
         </w:rPr>
-        <w:t>Bảng 9 – Mẫu bảng đối chiếu 3 chiều trước thanh toán</w:t>
+        <w:t>Bảng 11 – Mẫu bảng đối chiếu 3 chiều trước thanh toán</w:t>
       </w:r>
     </w:p>
     <w:tbl>
@@ -6668,6 +8341,1118 @@
     </w:p>
     <w:p>
       <w:pPr>
+        <w:spacing w:after="40" w:before="0"/>
+      </w:pPr>
+      <w:r>
+        <w:rPr>
+          <w:rFonts w:ascii="Times New Roman" w:hAnsi="Times New Roman"/>
+          <w:b/>
+          <w:i w:val="0"/>
+          <w:sz w:val="23"/>
+        </w:rPr>
+        <w:t>Biểu mẫu 6: Biên bản họp chốt danh sách nhà cung cấp rút gọn</w:t>
+      </w:r>
+    </w:p>
+    <w:p>
+      <w:pPr>
+        <w:spacing w:after="60" w:before="0"/>
+      </w:pPr>
+      <w:r>
+        <w:rPr>
+          <w:rFonts w:ascii="Times New Roman" w:hAnsi="Times New Roman"/>
+          <w:b w:val="0"/>
+          <w:i/>
+          <w:sz w:val="21"/>
+        </w:rPr>
+        <w:t>Mục đích: ghi nhận kết quả buổi họp giữa Thu mua và QA/QC để chốt danh sách rút gọn trước khi gửi thư mời báo giá; là bằng chứng cho quyết định chọn nguồn.</w:t>
+      </w:r>
+    </w:p>
+    <w:p>
+      <w:pPr>
+        <w:spacing w:after="60" w:before="80"/>
+        <w:jc w:val="center"/>
+      </w:pPr>
+      <w:r>
+        <w:rPr>
+          <w:rFonts w:ascii="Times New Roman" w:hAnsi="Times New Roman"/>
+          <w:b/>
+          <w:sz w:val="21"/>
+        </w:rPr>
+        <w:t>Bảng 12 – Mẫu biên bản họp chốt danh sách nhà cung cấp rút gọn</w:t>
+      </w:r>
+    </w:p>
+    <w:tbl>
+      <w:tblPr>
+        <w:tblStyle w:val="TableGrid"/>
+        <w:tblW w:type="auto" w:w="0"/>
+        <w:jc w:val="center"/>
+        <w:tblLayout w:type="fixed"/>
+        <w:tblLook w:firstColumn="1" w:firstRow="1" w:lastColumn="0" w:lastRow="0" w:noHBand="0" w:noVBand="1" w:val="04A0"/>
+      </w:tblPr>
+      <w:tblGrid>
+        <w:gridCol w:w="4986"/>
+        <w:gridCol w:w="4986"/>
+      </w:tblGrid>
+      <w:tr>
+        <w:tc>
+          <w:tcPr>
+            <w:tcW w:type="dxa" w:w="2494"/>
+            <w:shd w:val="clear" w:fill="1F3B63"/>
+          </w:tcPr>
+          <w:p>
+            <w:pPr>
+              <w:spacing w:after="20"/>
+              <w:jc w:val="center"/>
+            </w:pPr>
+            <w:r/>
+            <w:r>
+              <w:rPr>
+                <w:rFonts w:ascii="Times New Roman" w:hAnsi="Times New Roman"/>
+                <w:b/>
+                <w:color w:val="FFFFFF"/>
+                <w:sz w:val="18"/>
+              </w:rPr>
+              <w:t>Nội dung</w:t>
+            </w:r>
+          </w:p>
+        </w:tc>
+        <w:tc>
+          <w:tcPr>
+            <w:tcW w:type="dxa" w:w="7257"/>
+            <w:shd w:val="clear" w:fill="1F3B63"/>
+          </w:tcPr>
+          <w:p>
+            <w:pPr>
+              <w:spacing w:after="20"/>
+              <w:jc w:val="center"/>
+            </w:pPr>
+            <w:r/>
+            <w:r>
+              <w:rPr>
+                <w:rFonts w:ascii="Times New Roman" w:hAnsi="Times New Roman"/>
+                <w:b/>
+                <w:color w:val="FFFFFF"/>
+                <w:sz w:val="18"/>
+              </w:rPr>
+              <w:t>Chi tiết</w:t>
+            </w:r>
+          </w:p>
+        </w:tc>
+      </w:tr>
+      <w:tr>
+        <w:tc>
+          <w:tcPr>
+            <w:tcW w:type="dxa" w:w="2494"/>
+          </w:tcPr>
+          <w:p>
+            <w:pPr>
+              <w:spacing w:after="20"/>
+            </w:pPr>
+            <w:r/>
+            <w:r>
+              <w:rPr>
+                <w:rFonts w:ascii="Times New Roman" w:hAnsi="Times New Roman"/>
+                <w:b w:val="0"/>
+                <w:sz w:val="18"/>
+              </w:rPr>
+              <w:t>Thời gian – địa điểm</w:t>
+            </w:r>
+          </w:p>
+        </w:tc>
+        <w:tc>
+          <w:tcPr>
+            <w:tcW w:type="dxa" w:w="7257"/>
+          </w:tcPr>
+          <w:p>
+            <w:pPr>
+              <w:spacing w:after="20"/>
+            </w:pPr>
+            <w:r/>
+            <w:r>
+              <w:rPr>
+                <w:rFonts w:ascii="Times New Roman" w:hAnsi="Times New Roman"/>
+                <w:b w:val="0"/>
+                <w:sz w:val="18"/>
+              </w:rPr>
+              <w:t>..... giờ ..... ngày ..... / ..... / 2026 – Phòng họp Khối Thu mua</w:t>
+            </w:r>
+          </w:p>
+        </w:tc>
+      </w:tr>
+      <w:tr>
+        <w:tc>
+          <w:tcPr>
+            <w:tcW w:type="dxa" w:w="2494"/>
+            <w:shd w:val="clear" w:fill="F4F7FB"/>
+          </w:tcPr>
+          <w:p>
+            <w:pPr>
+              <w:spacing w:after="20"/>
+            </w:pPr>
+            <w:r/>
+            <w:r>
+              <w:rPr>
+                <w:rFonts w:ascii="Times New Roman" w:hAnsi="Times New Roman"/>
+                <w:b w:val="0"/>
+                <w:sz w:val="18"/>
+              </w:rPr>
+              <w:t>Chủ trì</w:t>
+            </w:r>
+          </w:p>
+        </w:tc>
+        <w:tc>
+          <w:tcPr>
+            <w:tcW w:type="dxa" w:w="7257"/>
+            <w:shd w:val="clear" w:fill="F4F7FB"/>
+          </w:tcPr>
+          <w:p>
+            <w:pPr>
+              <w:spacing w:after="20"/>
+            </w:pPr>
+            <w:r/>
+            <w:r>
+              <w:rPr>
+                <w:rFonts w:ascii="Times New Roman" w:hAnsi="Times New Roman"/>
+                <w:b w:val="0"/>
+                <w:sz w:val="18"/>
+              </w:rPr>
+              <w:t>Trưởng phòng Thu mua</w:t>
+            </w:r>
+          </w:p>
+        </w:tc>
+      </w:tr>
+      <w:tr>
+        <w:tc>
+          <w:tcPr>
+            <w:tcW w:type="dxa" w:w="2494"/>
+          </w:tcPr>
+          <w:p>
+            <w:pPr>
+              <w:spacing w:after="20"/>
+            </w:pPr>
+            <w:r/>
+            <w:r>
+              <w:rPr>
+                <w:rFonts w:ascii="Times New Roman" w:hAnsi="Times New Roman"/>
+                <w:b w:val="0"/>
+                <w:sz w:val="18"/>
+              </w:rPr>
+              <w:t>Thành phần tham dự</w:t>
+            </w:r>
+          </w:p>
+        </w:tc>
+        <w:tc>
+          <w:tcPr>
+            <w:tcW w:type="dxa" w:w="7257"/>
+          </w:tcPr>
+          <w:p>
+            <w:pPr>
+              <w:spacing w:after="20"/>
+            </w:pPr>
+            <w:r/>
+            <w:r>
+              <w:rPr>
+                <w:rFonts w:ascii="Times New Roman" w:hAnsi="Times New Roman"/>
+                <w:b w:val="0"/>
+                <w:sz w:val="18"/>
+              </w:rPr>
+              <w:t>Chuyên viên thu mua ngành hàng · Trưởng phòng QA/QC · Chuyên viên thẩm định NCC · BP Kế hoạch cung ứng</w:t>
+            </w:r>
+          </w:p>
+        </w:tc>
+      </w:tr>
+      <w:tr>
+        <w:tc>
+          <w:tcPr>
+            <w:tcW w:type="dxa" w:w="2494"/>
+            <w:shd w:val="clear" w:fill="F4F7FB"/>
+          </w:tcPr>
+          <w:p>
+            <w:pPr>
+              <w:spacing w:after="20"/>
+            </w:pPr>
+            <w:r/>
+            <w:r>
+              <w:rPr>
+                <w:rFonts w:ascii="Times New Roman" w:hAnsi="Times New Roman"/>
+                <w:b w:val="0"/>
+                <w:sz w:val="18"/>
+              </w:rPr>
+              <w:t>Nội dung 1 – Rà soát nhu cầu</w:t>
+            </w:r>
+          </w:p>
+        </w:tc>
+        <w:tc>
+          <w:tcPr>
+            <w:tcW w:type="dxa" w:w="7257"/>
+            <w:shd w:val="clear" w:fill="F4F7FB"/>
+          </w:tcPr>
+          <w:p>
+            <w:pPr>
+              <w:spacing w:after="20"/>
+            </w:pPr>
+            <w:r/>
+            <w:r>
+              <w:rPr>
+                <w:rFonts w:ascii="Times New Roman" w:hAnsi="Times New Roman"/>
+                <w:b w:val="0"/>
+                <w:sz w:val="18"/>
+              </w:rPr>
+              <w:t>Sản lượng cần mua theo kế hoạch nhu cầu kỳ: ......................................</w:t>
+            </w:r>
+          </w:p>
+        </w:tc>
+      </w:tr>
+      <w:tr>
+        <w:tc>
+          <w:tcPr>
+            <w:tcW w:type="dxa" w:w="2494"/>
+          </w:tcPr>
+          <w:p>
+            <w:pPr>
+              <w:spacing w:after="20"/>
+            </w:pPr>
+            <w:r/>
+            <w:r>
+              <w:rPr>
+                <w:rFonts w:ascii="Times New Roman" w:hAnsi="Times New Roman"/>
+                <w:b w:val="0"/>
+                <w:sz w:val="18"/>
+              </w:rPr>
+              <w:t>Nội dung 2 – Kết quả khảo sát giá</w:t>
+            </w:r>
+          </w:p>
+        </w:tc>
+        <w:tc>
+          <w:tcPr>
+            <w:tcW w:type="dxa" w:w="7257"/>
+          </w:tcPr>
+          <w:p>
+            <w:pPr>
+              <w:spacing w:after="20"/>
+            </w:pPr>
+            <w:r/>
+            <w:r>
+              <w:rPr>
+                <w:rFonts w:ascii="Times New Roman" w:hAnsi="Times New Roman"/>
+                <w:b w:val="0"/>
+                <w:sz w:val="18"/>
+              </w:rPr>
+              <w:t>Giá sàn: ................ Giá trần: ................ Nguồn khảo sát: ................</w:t>
+            </w:r>
+          </w:p>
+        </w:tc>
+      </w:tr>
+      <w:tr>
+        <w:tc>
+          <w:tcPr>
+            <w:tcW w:type="dxa" w:w="2494"/>
+            <w:shd w:val="clear" w:fill="F4F7FB"/>
+          </w:tcPr>
+          <w:p>
+            <w:pPr>
+              <w:spacing w:after="20"/>
+            </w:pPr>
+            <w:r/>
+            <w:r>
+              <w:rPr>
+                <w:rFonts w:ascii="Times New Roman" w:hAnsi="Times New Roman"/>
+                <w:b w:val="0"/>
+                <w:sz w:val="18"/>
+              </w:rPr>
+              <w:t>Nội dung 3 – Danh sách rút gọn</w:t>
+            </w:r>
+          </w:p>
+        </w:tc>
+        <w:tc>
+          <w:tcPr>
+            <w:tcW w:type="dxa" w:w="7257"/>
+            <w:shd w:val="clear" w:fill="F4F7FB"/>
+          </w:tcPr>
+          <w:p>
+            <w:pPr>
+              <w:spacing w:after="20"/>
+            </w:pPr>
+            <w:r/>
+            <w:r>
+              <w:rPr>
+                <w:rFonts w:ascii="Times New Roman" w:hAnsi="Times New Roman"/>
+                <w:b w:val="0"/>
+                <w:sz w:val="18"/>
+              </w:rPr>
+              <w:t>1. ....................  2. ....................  3. ....................  4. ....................</w:t>
+            </w:r>
+          </w:p>
+        </w:tc>
+      </w:tr>
+      <w:tr>
+        <w:tc>
+          <w:tcPr>
+            <w:tcW w:type="dxa" w:w="2494"/>
+          </w:tcPr>
+          <w:p>
+            <w:pPr>
+              <w:spacing w:after="20"/>
+            </w:pPr>
+            <w:r/>
+            <w:r>
+              <w:rPr>
+                <w:rFonts w:ascii="Times New Roman" w:hAnsi="Times New Roman"/>
+                <w:b w:val="0"/>
+                <w:sz w:val="18"/>
+              </w:rPr>
+              <w:t>Ý kiến QA/QC</w:t>
+            </w:r>
+          </w:p>
+        </w:tc>
+        <w:tc>
+          <w:tcPr>
+            <w:tcW w:type="dxa" w:w="7257"/>
+          </w:tcPr>
+          <w:p>
+            <w:pPr>
+              <w:spacing w:after="20"/>
+            </w:pPr>
+            <w:r/>
+            <w:r>
+              <w:rPr>
+                <w:rFonts w:ascii="Times New Roman" w:hAnsi="Times New Roman"/>
+                <w:b w:val="0"/>
+                <w:sz w:val="18"/>
+              </w:rPr>
+              <w:t>☐ Đồng ý toàn bộ danh sách   ☐ Loại NCC số: ..........   Lý do: ..........................</w:t>
+            </w:r>
+          </w:p>
+        </w:tc>
+      </w:tr>
+      <w:tr>
+        <w:tc>
+          <w:tcPr>
+            <w:tcW w:type="dxa" w:w="2494"/>
+            <w:shd w:val="clear" w:fill="F4F7FB"/>
+          </w:tcPr>
+          <w:p>
+            <w:pPr>
+              <w:spacing w:after="20"/>
+            </w:pPr>
+            <w:r/>
+            <w:r>
+              <w:rPr>
+                <w:rFonts w:ascii="Times New Roman" w:hAnsi="Times New Roman"/>
+                <w:b w:val="0"/>
+                <w:sz w:val="18"/>
+              </w:rPr>
+              <w:t>Kết luận</w:t>
+            </w:r>
+          </w:p>
+        </w:tc>
+        <w:tc>
+          <w:tcPr>
+            <w:tcW w:type="dxa" w:w="7257"/>
+            <w:shd w:val="clear" w:fill="F4F7FB"/>
+          </w:tcPr>
+          <w:p>
+            <w:pPr>
+              <w:spacing w:after="20"/>
+            </w:pPr>
+            <w:r/>
+            <w:r>
+              <w:rPr>
+                <w:rFonts w:ascii="Times New Roman" w:hAnsi="Times New Roman"/>
+                <w:b w:val="0"/>
+                <w:sz w:val="18"/>
+              </w:rPr>
+              <w:t>☐ Chốt danh sách, gửi thư mời báo giá   ☐ Mở rộng tìm nguồn thêm   ☐ Hoãn, lý do: ..........</w:t>
+            </w:r>
+          </w:p>
+        </w:tc>
+      </w:tr>
+      <w:tr>
+        <w:tc>
+          <w:tcPr>
+            <w:tcW w:type="dxa" w:w="2494"/>
+          </w:tcPr>
+          <w:p>
+            <w:pPr>
+              <w:spacing w:after="20"/>
+            </w:pPr>
+            <w:r/>
+            <w:r>
+              <w:rPr>
+                <w:rFonts w:ascii="Times New Roman" w:hAnsi="Times New Roman"/>
+                <w:b w:val="0"/>
+                <w:sz w:val="18"/>
+              </w:rPr>
+              <w:t>Người lập biên bản / Chủ trì</w:t>
+            </w:r>
+          </w:p>
+        </w:tc>
+        <w:tc>
+          <w:tcPr>
+            <w:tcW w:type="dxa" w:w="7257"/>
+          </w:tcPr>
+          <w:p>
+            <w:pPr>
+              <w:spacing w:after="20"/>
+            </w:pPr>
+            <w:r/>
+            <w:r>
+              <w:rPr>
+                <w:rFonts w:ascii="Times New Roman" w:hAnsi="Times New Roman"/>
+                <w:b w:val="0"/>
+                <w:sz w:val="18"/>
+              </w:rPr>
+              <w:t>Họ tên: ...................... Chữ ký: ..........    Họ tên: ...................... Chữ ký: ..........</w:t>
+            </w:r>
+          </w:p>
+        </w:tc>
+      </w:tr>
+    </w:tbl>
+    <w:p>
+      <w:pPr>
+        <w:spacing w:after="80"/>
+      </w:pPr>
+    </w:p>
+    <w:p>
+      <w:pPr>
+        <w:spacing w:after="40" w:before="0"/>
+      </w:pPr>
+      <w:r>
+        <w:rPr>
+          <w:rFonts w:ascii="Times New Roman" w:hAnsi="Times New Roman"/>
+          <w:b/>
+          <w:i w:val="0"/>
+          <w:sz w:val="23"/>
+        </w:rPr>
+        <w:t>Kịch bản buổi họp đánh giá nhà cung cấp định kỳ (hằng quý)</w:t>
+      </w:r>
+    </w:p>
+    <w:p>
+      <w:pPr>
+        <w:spacing w:after="60" w:before="0"/>
+      </w:pPr>
+      <w:r>
+        <w:rPr>
+          <w:rFonts w:ascii="Times New Roman" w:hAnsi="Times New Roman"/>
+          <w:b w:val="0"/>
+          <w:i/>
+          <w:sz w:val="21"/>
+        </w:rPr>
+        <w:t>Mục đích: chuẩn hoá cách tổ chức buổi họp đánh giá, bảo đảm mọi nhà cung cấp đều được xem xét trên cùng bộ tiêu chí và kết luận được ghi nhận thành quyết định.</w:t>
+      </w:r>
+    </w:p>
+    <w:p>
+      <w:pPr>
+        <w:spacing w:after="60" w:before="80"/>
+        <w:jc w:val="center"/>
+      </w:pPr>
+      <w:r>
+        <w:rPr>
+          <w:rFonts w:ascii="Times New Roman" w:hAnsi="Times New Roman"/>
+          <w:b/>
+          <w:sz w:val="21"/>
+        </w:rPr>
+        <w:t>Bảng 13 – Kịch bản buổi họp đánh giá nhà cung cấp định kỳ hằng quý</w:t>
+      </w:r>
+    </w:p>
+    <w:tbl>
+      <w:tblPr>
+        <w:tblStyle w:val="TableGrid"/>
+        <w:tblW w:type="auto" w:w="0"/>
+        <w:jc w:val="center"/>
+        <w:tblLayout w:type="fixed"/>
+        <w:tblLook w:firstColumn="1" w:firstRow="1" w:lastColumn="0" w:lastRow="0" w:noHBand="0" w:noVBand="1" w:val="04A0"/>
+      </w:tblPr>
+      <w:tblGrid>
+        <w:gridCol w:w="2493"/>
+        <w:gridCol w:w="2493"/>
+        <w:gridCol w:w="2493"/>
+        <w:gridCol w:w="2493"/>
+      </w:tblGrid>
+      <w:tr>
+        <w:tc>
+          <w:tcPr>
+            <w:tcW w:type="dxa" w:w="1247"/>
+            <w:shd w:val="clear" w:fill="1F3B63"/>
+          </w:tcPr>
+          <w:p>
+            <w:pPr>
+              <w:spacing w:after="20"/>
+              <w:jc w:val="center"/>
+            </w:pPr>
+            <w:r/>
+            <w:r>
+              <w:rPr>
+                <w:rFonts w:ascii="Times New Roman" w:hAnsi="Times New Roman"/>
+                <w:b/>
+                <w:color w:val="FFFFFF"/>
+                <w:sz w:val="18"/>
+              </w:rPr>
+              <w:t>Thời lượng</w:t>
+            </w:r>
+          </w:p>
+        </w:tc>
+        <w:tc>
+          <w:tcPr>
+            <w:tcW w:type="dxa" w:w="4195"/>
+            <w:shd w:val="clear" w:fill="1F3B63"/>
+          </w:tcPr>
+          <w:p>
+            <w:pPr>
+              <w:spacing w:after="20"/>
+              <w:jc w:val="center"/>
+            </w:pPr>
+            <w:r/>
+            <w:r>
+              <w:rPr>
+                <w:rFonts w:ascii="Times New Roman" w:hAnsi="Times New Roman"/>
+                <w:b/>
+                <w:color w:val="FFFFFF"/>
+                <w:sz w:val="18"/>
+              </w:rPr>
+              <w:t>Nội dung</w:t>
+            </w:r>
+          </w:p>
+        </w:tc>
+        <w:tc>
+          <w:tcPr>
+            <w:tcW w:type="dxa" w:w="2268"/>
+            <w:shd w:val="clear" w:fill="1F3B63"/>
+          </w:tcPr>
+          <w:p>
+            <w:pPr>
+              <w:spacing w:after="20"/>
+              <w:jc w:val="center"/>
+            </w:pPr>
+            <w:r/>
+            <w:r>
+              <w:rPr>
+                <w:rFonts w:ascii="Times New Roman" w:hAnsi="Times New Roman"/>
+                <w:b/>
+                <w:color w:val="FFFFFF"/>
+                <w:sz w:val="18"/>
+              </w:rPr>
+              <w:t>Người phụ trách</w:t>
+            </w:r>
+          </w:p>
+        </w:tc>
+        <w:tc>
+          <w:tcPr>
+            <w:tcW w:type="dxa" w:w="2041"/>
+            <w:shd w:val="clear" w:fill="1F3B63"/>
+          </w:tcPr>
+          <w:p>
+            <w:pPr>
+              <w:spacing w:after="20"/>
+              <w:jc w:val="center"/>
+            </w:pPr>
+            <w:r/>
+            <w:r>
+              <w:rPr>
+                <w:rFonts w:ascii="Times New Roman" w:hAnsi="Times New Roman"/>
+                <w:b/>
+                <w:color w:val="FFFFFF"/>
+                <w:sz w:val="18"/>
+              </w:rPr>
+              <w:t>Đầu ra</w:t>
+            </w:r>
+          </w:p>
+        </w:tc>
+      </w:tr>
+      <w:tr>
+        <w:tc>
+          <w:tcPr>
+            <w:tcW w:type="dxa" w:w="1247"/>
+          </w:tcPr>
+          <w:p>
+            <w:pPr>
+              <w:spacing w:after="20"/>
+              <w:jc w:val="center"/>
+            </w:pPr>
+            <w:r/>
+            <w:r>
+              <w:rPr>
+                <w:rFonts w:ascii="Times New Roman" w:hAnsi="Times New Roman"/>
+                <w:b w:val="0"/>
+                <w:sz w:val="18"/>
+              </w:rPr>
+              <w:t>10 phút</w:t>
+            </w:r>
+          </w:p>
+        </w:tc>
+        <w:tc>
+          <w:tcPr>
+            <w:tcW w:type="dxa" w:w="4195"/>
+          </w:tcPr>
+          <w:p>
+            <w:pPr>
+              <w:spacing w:after="20"/>
+            </w:pPr>
+            <w:r/>
+            <w:r>
+              <w:rPr>
+                <w:rFonts w:ascii="Times New Roman" w:hAnsi="Times New Roman"/>
+                <w:b w:val="0"/>
+                <w:sz w:val="18"/>
+              </w:rPr>
+              <w:t>Báo cáo tổng quan kỳ: số đơn hàng, giá trị mua, số nhà cung cấp đang hoạt động</w:t>
+            </w:r>
+          </w:p>
+        </w:tc>
+        <w:tc>
+          <w:tcPr>
+            <w:tcW w:type="dxa" w:w="2268"/>
+          </w:tcPr>
+          <w:p>
+            <w:pPr>
+              <w:spacing w:after="20"/>
+            </w:pPr>
+            <w:r/>
+            <w:r>
+              <w:rPr>
+                <w:rFonts w:ascii="Times New Roman" w:hAnsi="Times New Roman"/>
+                <w:b w:val="0"/>
+                <w:sz w:val="18"/>
+              </w:rPr>
+              <w:t>Chuyên viên thu mua</w:t>
+            </w:r>
+          </w:p>
+        </w:tc>
+        <w:tc>
+          <w:tcPr>
+            <w:tcW w:type="dxa" w:w="2041"/>
+          </w:tcPr>
+          <w:p>
+            <w:pPr>
+              <w:spacing w:after="20"/>
+            </w:pPr>
+            <w:r/>
+            <w:r>
+              <w:rPr>
+                <w:rFonts w:ascii="Times New Roman" w:hAnsi="Times New Roman"/>
+                <w:b w:val="0"/>
+                <w:sz w:val="18"/>
+              </w:rPr>
+              <w:t>Slide tổng quan</w:t>
+            </w:r>
+          </w:p>
+        </w:tc>
+      </w:tr>
+      <w:tr>
+        <w:tc>
+          <w:tcPr>
+            <w:tcW w:type="dxa" w:w="1247"/>
+            <w:shd w:val="clear" w:fill="F4F7FB"/>
+          </w:tcPr>
+          <w:p>
+            <w:pPr>
+              <w:spacing w:after="20"/>
+              <w:jc w:val="center"/>
+            </w:pPr>
+            <w:r/>
+            <w:r>
+              <w:rPr>
+                <w:rFonts w:ascii="Times New Roman" w:hAnsi="Times New Roman"/>
+                <w:b w:val="0"/>
+                <w:sz w:val="18"/>
+              </w:rPr>
+              <w:t>20 phút</w:t>
+            </w:r>
+          </w:p>
+        </w:tc>
+        <w:tc>
+          <w:tcPr>
+            <w:tcW w:type="dxa" w:w="4195"/>
+            <w:shd w:val="clear" w:fill="F4F7FB"/>
+          </w:tcPr>
+          <w:p>
+            <w:pPr>
+              <w:spacing w:after="20"/>
+            </w:pPr>
+            <w:r/>
+            <w:r>
+              <w:rPr>
+                <w:rFonts w:ascii="Times New Roman" w:hAnsi="Times New Roman"/>
+                <w:b w:val="0"/>
+                <w:sz w:val="18"/>
+              </w:rPr>
+              <w:t>Trình bày bảng xếp hạng nhà cung cấp theo OTIF, tỷ lệ lô đạt QA/QC, ổn định giá, khả năng truy xuất</w:t>
+            </w:r>
+          </w:p>
+        </w:tc>
+        <w:tc>
+          <w:tcPr>
+            <w:tcW w:type="dxa" w:w="2268"/>
+            <w:shd w:val="clear" w:fill="F4F7FB"/>
+          </w:tcPr>
+          <w:p>
+            <w:pPr>
+              <w:spacing w:after="20"/>
+            </w:pPr>
+            <w:r/>
+            <w:r>
+              <w:rPr>
+                <w:rFonts w:ascii="Times New Roman" w:hAnsi="Times New Roman"/>
+                <w:b w:val="0"/>
+                <w:sz w:val="18"/>
+              </w:rPr>
+              <w:t>Chuyên viên thẩm định NCC</w:t>
+            </w:r>
+          </w:p>
+        </w:tc>
+        <w:tc>
+          <w:tcPr>
+            <w:tcW w:type="dxa" w:w="2041"/>
+            <w:shd w:val="clear" w:fill="F4F7FB"/>
+          </w:tcPr>
+          <w:p>
+            <w:pPr>
+              <w:spacing w:after="20"/>
+            </w:pPr>
+            <w:r/>
+            <w:r>
+              <w:rPr>
+                <w:rFonts w:ascii="Times New Roman" w:hAnsi="Times New Roman"/>
+                <w:b w:val="0"/>
+                <w:sz w:val="18"/>
+              </w:rPr>
+              <w:t>Bảng xếp hạng có điểm số</w:t>
+            </w:r>
+          </w:p>
+        </w:tc>
+      </w:tr>
+      <w:tr>
+        <w:tc>
+          <w:tcPr>
+            <w:tcW w:type="dxa" w:w="1247"/>
+          </w:tcPr>
+          <w:p>
+            <w:pPr>
+              <w:spacing w:after="20"/>
+              <w:jc w:val="center"/>
+            </w:pPr>
+            <w:r/>
+            <w:r>
+              <w:rPr>
+                <w:rFonts w:ascii="Times New Roman" w:hAnsi="Times New Roman"/>
+                <w:b w:val="0"/>
+                <w:sz w:val="18"/>
+              </w:rPr>
+              <w:t>20 phút</w:t>
+            </w:r>
+          </w:p>
+        </w:tc>
+        <w:tc>
+          <w:tcPr>
+            <w:tcW w:type="dxa" w:w="4195"/>
+          </w:tcPr>
+          <w:p>
+            <w:pPr>
+              <w:spacing w:after="20"/>
+            </w:pPr>
+            <w:r/>
+            <w:r>
+              <w:rPr>
+                <w:rFonts w:ascii="Times New Roman" w:hAnsi="Times New Roman"/>
+                <w:b w:val="0"/>
+                <w:sz w:val="18"/>
+              </w:rPr>
+              <w:t>Thảo luận các nhà cung cấp dưới ngưỡng: nguyên nhân, đã cảnh báo chưa, có nguồn thay thế chưa</w:t>
+            </w:r>
+          </w:p>
+        </w:tc>
+        <w:tc>
+          <w:tcPr>
+            <w:tcW w:type="dxa" w:w="2268"/>
+          </w:tcPr>
+          <w:p>
+            <w:pPr>
+              <w:spacing w:after="20"/>
+            </w:pPr>
+            <w:r/>
+            <w:r>
+              <w:rPr>
+                <w:rFonts w:ascii="Times New Roman" w:hAnsi="Times New Roman"/>
+                <w:b w:val="0"/>
+                <w:sz w:val="18"/>
+              </w:rPr>
+              <w:t>Trưởng phòng Thu mua + QA/QC</w:t>
+            </w:r>
+          </w:p>
+        </w:tc>
+        <w:tc>
+          <w:tcPr>
+            <w:tcW w:type="dxa" w:w="2041"/>
+          </w:tcPr>
+          <w:p>
+            <w:pPr>
+              <w:spacing w:after="20"/>
+            </w:pPr>
+            <w:r/>
+            <w:r>
+              <w:rPr>
+                <w:rFonts w:ascii="Times New Roman" w:hAnsi="Times New Roman"/>
+                <w:b w:val="0"/>
+                <w:sz w:val="18"/>
+              </w:rPr>
+              <w:t>Danh sách NCC cần xử lý</w:t>
+            </w:r>
+          </w:p>
+        </w:tc>
+      </w:tr>
+      <w:tr>
+        <w:tc>
+          <w:tcPr>
+            <w:tcW w:type="dxa" w:w="1247"/>
+            <w:shd w:val="clear" w:fill="F4F7FB"/>
+          </w:tcPr>
+          <w:p>
+            <w:pPr>
+              <w:spacing w:after="20"/>
+              <w:jc w:val="center"/>
+            </w:pPr>
+            <w:r/>
+            <w:r>
+              <w:rPr>
+                <w:rFonts w:ascii="Times New Roman" w:hAnsi="Times New Roman"/>
+                <w:b w:val="0"/>
+                <w:sz w:val="18"/>
+              </w:rPr>
+              <w:t>15 phút</w:t>
+            </w:r>
+          </w:p>
+        </w:tc>
+        <w:tc>
+          <w:tcPr>
+            <w:tcW w:type="dxa" w:w="4195"/>
+            <w:shd w:val="clear" w:fill="F4F7FB"/>
+          </w:tcPr>
+          <w:p>
+            <w:pPr>
+              <w:spacing w:after="20"/>
+            </w:pPr>
+            <w:r/>
+            <w:r>
+              <w:rPr>
+                <w:rFonts w:ascii="Times New Roman" w:hAnsi="Times New Roman"/>
+                <w:b w:val="0"/>
+                <w:sz w:val="18"/>
+              </w:rPr>
+              <w:t>Rà soát rủi ro nguồn cung mùa vụ tới và danh mục nhà cung cấp dự phòng</w:t>
+            </w:r>
+          </w:p>
+        </w:tc>
+        <w:tc>
+          <w:tcPr>
+            <w:tcW w:type="dxa" w:w="2268"/>
+            <w:shd w:val="clear" w:fill="F4F7FB"/>
+          </w:tcPr>
+          <w:p>
+            <w:pPr>
+              <w:spacing w:after="20"/>
+            </w:pPr>
+            <w:r/>
+            <w:r>
+              <w:rPr>
+                <w:rFonts w:ascii="Times New Roman" w:hAnsi="Times New Roman"/>
+                <w:b w:val="0"/>
+                <w:sz w:val="18"/>
+              </w:rPr>
+              <w:t>BP Kế hoạch cung ứng</w:t>
+            </w:r>
+          </w:p>
+        </w:tc>
+        <w:tc>
+          <w:tcPr>
+            <w:tcW w:type="dxa" w:w="2041"/>
+            <w:shd w:val="clear" w:fill="F4F7FB"/>
+          </w:tcPr>
+          <w:p>
+            <w:pPr>
+              <w:spacing w:after="20"/>
+            </w:pPr>
+            <w:r/>
+            <w:r>
+              <w:rPr>
+                <w:rFonts w:ascii="Times New Roman" w:hAnsi="Times New Roman"/>
+                <w:b w:val="0"/>
+                <w:sz w:val="18"/>
+              </w:rPr>
+              <w:t>Danh mục dự phòng cập nhật</w:t>
+            </w:r>
+          </w:p>
+        </w:tc>
+      </w:tr>
+      <w:tr>
+        <w:tc>
+          <w:tcPr>
+            <w:tcW w:type="dxa" w:w="1247"/>
+          </w:tcPr>
+          <w:p>
+            <w:pPr>
+              <w:spacing w:after="20"/>
+              <w:jc w:val="center"/>
+            </w:pPr>
+            <w:r/>
+            <w:r>
+              <w:rPr>
+                <w:rFonts w:ascii="Times New Roman" w:hAnsi="Times New Roman"/>
+                <w:b w:val="0"/>
+                <w:sz w:val="18"/>
+              </w:rPr>
+              <w:t>10 phút</w:t>
+            </w:r>
+          </w:p>
+        </w:tc>
+        <w:tc>
+          <w:tcPr>
+            <w:tcW w:type="dxa" w:w="4195"/>
+          </w:tcPr>
+          <w:p>
+            <w:pPr>
+              <w:spacing w:after="20"/>
+            </w:pPr>
+            <w:r/>
+            <w:r>
+              <w:rPr>
+                <w:rFonts w:ascii="Times New Roman" w:hAnsi="Times New Roman"/>
+                <w:b w:val="0"/>
+                <w:sz w:val="18"/>
+              </w:rPr>
+              <w:t>Chốt quyết định: duy trì / cảnh báo / đưa vào danh sách hạn chế / chấm dứt hợp tác</w:t>
+            </w:r>
+          </w:p>
+        </w:tc>
+        <w:tc>
+          <w:tcPr>
+            <w:tcW w:type="dxa" w:w="2268"/>
+          </w:tcPr>
+          <w:p>
+            <w:pPr>
+              <w:spacing w:after="20"/>
+            </w:pPr>
+            <w:r/>
+            <w:r>
+              <w:rPr>
+                <w:rFonts w:ascii="Times New Roman" w:hAnsi="Times New Roman"/>
+                <w:b w:val="0"/>
+                <w:sz w:val="18"/>
+              </w:rPr>
+              <w:t>Trưởng phòng Thu mua</w:t>
+            </w:r>
+          </w:p>
+        </w:tc>
+        <w:tc>
+          <w:tcPr>
+            <w:tcW w:type="dxa" w:w="2041"/>
+          </w:tcPr>
+          <w:p>
+            <w:pPr>
+              <w:spacing w:after="20"/>
+            </w:pPr>
+            <w:r/>
+            <w:r>
+              <w:rPr>
+                <w:rFonts w:ascii="Times New Roman" w:hAnsi="Times New Roman"/>
+                <w:b w:val="0"/>
+                <w:sz w:val="18"/>
+              </w:rPr>
+              <w:t>Biên bản và quyết định</w:t>
+            </w:r>
+          </w:p>
+        </w:tc>
+      </w:tr>
+      <w:tr>
+        <w:tc>
+          <w:tcPr>
+            <w:tcW w:type="dxa" w:w="1247"/>
+            <w:shd w:val="clear" w:fill="F4F7FB"/>
+          </w:tcPr>
+          <w:p>
+            <w:pPr>
+              <w:spacing w:after="20"/>
+              <w:jc w:val="center"/>
+            </w:pPr>
+            <w:r/>
+            <w:r>
+              <w:rPr>
+                <w:rFonts w:ascii="Times New Roman" w:hAnsi="Times New Roman"/>
+                <w:b w:val="0"/>
+                <w:sz w:val="18"/>
+              </w:rPr>
+              <w:t>5 phút</w:t>
+            </w:r>
+          </w:p>
+        </w:tc>
+        <w:tc>
+          <w:tcPr>
+            <w:tcW w:type="dxa" w:w="4195"/>
+            <w:shd w:val="clear" w:fill="F4F7FB"/>
+          </w:tcPr>
+          <w:p>
+            <w:pPr>
+              <w:spacing w:after="20"/>
+            </w:pPr>
+            <w:r/>
+            <w:r>
+              <w:rPr>
+                <w:rFonts w:ascii="Times New Roman" w:hAnsi="Times New Roman"/>
+                <w:b w:val="0"/>
+                <w:sz w:val="18"/>
+              </w:rPr>
+              <w:t>Phân công theo dõi và ấn định thời hạn kiểm tra lại</w:t>
+            </w:r>
+          </w:p>
+        </w:tc>
+        <w:tc>
+          <w:tcPr>
+            <w:tcW w:type="dxa" w:w="2268"/>
+            <w:shd w:val="clear" w:fill="F4F7FB"/>
+          </w:tcPr>
+          <w:p>
+            <w:pPr>
+              <w:spacing w:after="20"/>
+            </w:pPr>
+            <w:r/>
+            <w:r>
+              <w:rPr>
+                <w:rFonts w:ascii="Times New Roman" w:hAnsi="Times New Roman"/>
+                <w:b w:val="0"/>
+                <w:sz w:val="18"/>
+              </w:rPr>
+              <w:t>Chuyên viên thu mua</w:t>
+            </w:r>
+          </w:p>
+        </w:tc>
+        <w:tc>
+          <w:tcPr>
+            <w:tcW w:type="dxa" w:w="2041"/>
+            <w:shd w:val="clear" w:fill="F4F7FB"/>
+          </w:tcPr>
+          <w:p>
+            <w:pPr>
+              <w:spacing w:after="20"/>
+            </w:pPr>
+            <w:r/>
+            <w:r>
+              <w:rPr>
+                <w:rFonts w:ascii="Times New Roman" w:hAnsi="Times New Roman"/>
+                <w:b w:val="0"/>
+                <w:sz w:val="18"/>
+              </w:rPr>
+              <w:t>Bảng phân công có thời hạn</w:t>
+            </w:r>
+          </w:p>
+        </w:tc>
+      </w:tr>
+    </w:tbl>
+    <w:p>
+      <w:pPr>
+        <w:spacing w:after="80"/>
+      </w:pPr>
+    </w:p>
+    <w:p>
+      <w:pPr>
         <w:spacing w:after="100" w:before="0"/>
       </w:pPr>
       <w:r>
@@ -6678,7 +9463,7 @@
           <w:color w:val="2E5480"/>
           <w:sz w:val="24"/>
         </w:rPr>
-        <w:t>g) Phỏng vấn</w:t>
+        <w:t>h) Phỏng vấn</w:t>
       </w:r>
     </w:p>
     <w:p>
@@ -6720,7 +9505,7 @@
           <w:b/>
           <w:sz w:val="21"/>
         </w:rPr>
-        <w:t>Bảng 10 – Danh sách câu hỏi phỏng vấn định tính quy trình QL1</w:t>
+        <w:t>Bảng 14 – Danh sách câu hỏi phỏng vấn định tính quy trình QL1</w:t>
       </w:r>
     </w:p>
     <w:tbl>
@@ -7232,7 +10017,7 @@
           <w:b/>
           <w:sz w:val="21"/>
         </w:rPr>
-        <w:t>Bảng 11 – Danh sách câu hỏi phỏng vấn định lượng quy trình QL1</w:t>
+        <w:t>Bảng 15 – Danh sách câu hỏi phỏng vấn định lượng quy trình QL1</w:t>
       </w:r>
     </w:p>
     <w:tbl>
@@ -7880,7 +10665,7 @@
           <w:b/>
           <w:sz w:val="21"/>
         </w:rPr>
-        <w:t>Bảng 12 – Ma trận RACI các bên liên quan quy trình QL1</w:t>
+        <w:t>Bảng 16 – Ma trận RACI các bên liên quan quy trình QL1</w:t>
       </w:r>
     </w:p>
     <w:tbl>
@@ -9033,7 +11818,7 @@
           <w:b/>
           <w:sz w:val="21"/>
         </w:rPr>
-        <w:t>Bảng 13 – Bảng SIPOC quy trình QL1</w:t>
+        <w:t>Bảng 17 – Bảng SIPOC quy trình QL1</w:t>
       </w:r>
     </w:p>
     <w:tbl>
@@ -9340,7 +12125,7 @@
           <w:b/>
           <w:sz w:val="21"/>
         </w:rPr>
-        <w:t>Bảng 14 – Bảng mô tả chi tiết các bước AS-IS quy trình QL1</w:t>
+        <w:t>Bảng 18 – Bảng mô tả chi tiết các bước AS-IS quy trình QL1</w:t>
       </w:r>
     </w:p>
     <w:tbl>
@@ -12409,7 +15194,7 @@
           <w:b/>
           <w:sz w:val="21"/>
         </w:rPr>
-        <w:t>Bảng 15 – KPI của quy trình QL1 và hiện trạng</w:t>
+        <w:t>Bảng 19 – KPI của quy trình QL1 và hiện trạng</w:t>
       </w:r>
     </w:p>
     <w:tbl>
@@ -13266,7 +16051,7 @@
           <w:b/>
           <w:sz w:val="21"/>
         </w:rPr>
-        <w:t>Bảng 16 – Phân tích giá trị gia tăng VA / VBA / NVA quy trình QL1</w:t>
+        <w:t>Bảng 20 – Phân tích giá trị gia tăng VA / VBA / NVA quy trình QL1</w:t>
       </w:r>
     </w:p>
     <w:tbl>
@@ -15774,7 +18559,7 @@
           <w:b/>
           <w:sz w:val="21"/>
         </w:rPr>
-        <w:t>Bảng 17 – Phân tích lãng phí Move – Hold – Overdo quy trình QL1</w:t>
+        <w:t>Bảng 21 – Phân tích lãng phí Move – Hold – Overdo quy trình QL1</w:t>
       </w:r>
     </w:p>
     <w:tbl>
@@ -16900,7 +19685,7 @@
           <w:b/>
           <w:sz w:val="21"/>
         </w:rPr>
-        <w:t>Bảng 18 – Phân tích các bên liên quan quy trình QL1</w:t>
+        <w:t>Bảng 22 – Phân tích các bên liên quan quy trình QL1</w:t>
       </w:r>
     </w:p>
     <w:tbl>
@@ -17732,7 +20517,7 @@
           <w:b/>
           <w:sz w:val="21"/>
         </w:rPr>
-        <w:t>Bảng 19 – Tổng hợp nguyên nhân gốc theo mô hình xương cá quy trình QL1</w:t>
+        <w:t>Bảng 23 – Tổng hợp nguyên nhân gốc theo mô hình xương cá quy trình QL1</w:t>
       </w:r>
     </w:p>
     <w:tbl>
@@ -18425,7 +21210,7 @@
           <w:b/>
           <w:sz w:val="21"/>
         </w:rPr>
-        <w:t>Bảng 20 – Xác suất rẽ nhánh tại 18 cổng điều kiện của quy trình QL1</w:t>
+        <w:t>Bảng 24 – Xác suất rẽ nhánh tại 18 cổng điều kiện của quy trình QL1</w:t>
       </w:r>
     </w:p>
     <w:tbl>
@@ -20805,7 +23590,7 @@
           <w:b/>
           <w:sz w:val="21"/>
         </w:rPr>
-        <w:t>Bảng 21 – Lead time và chi phí kỳ vọng theo xác suất rẽ nhánh</w:t>
+        <w:t>Bảng 25 – Lead time và chi phí kỳ vọng theo xác suất rẽ nhánh</w:t>
       </w:r>
     </w:p>
     <w:tbl>
@@ -21289,7 +24074,7 @@
           <w:b/>
           <w:sz w:val="21"/>
         </w:rPr>
-        <w:t>Bảng 22 – Chi tiết thời gian làm lại kỳ vọng</w:t>
+        <w:t>Bảng 26 – Chi tiết thời gian làm lại kỳ vọng</w:t>
       </w:r>
     </w:p>
     <w:tbl>
@@ -21772,7 +24557,7 @@
           <w:b/>
           <w:sz w:val="21"/>
         </w:rPr>
-        <w:t>Bảng 23 – Bảng phân tích thời gian hai kịch bản quy trình QL1</w:t>
+        <w:t>Bảng 27 – Bảng phân tích thời gian hai kịch bản quy trình QL1</w:t>
       </w:r>
     </w:p>
     <w:tbl>
@@ -26553,7 +29338,7 @@
           <w:b/>
           <w:sz w:val="21"/>
         </w:rPr>
-        <w:t>Bảng 24 – Tổng hợp chỉ tiêu thời gian quy trình QL1</w:t>
+        <w:t>Bảng 28 – Tổng hợp chỉ tiêu thời gian quy trình QL1</w:t>
       </w:r>
     </w:p>
     <w:tbl>
@@ -27202,7 +29987,7 @@
           <w:b/>
           <w:sz w:val="21"/>
         </w:rPr>
-        <w:t>Bảng 25 – Phân tích chất lượng quy trình QL1</w:t>
+        <w:t>Bảng 29 – Phân tích chất lượng quy trình QL1</w:t>
       </w:r>
     </w:p>
     <w:tbl>
@@ -28190,7 +30975,7 @@
           <w:b/>
           <w:sz w:val="21"/>
         </w:rPr>
-        <w:t>Bảng 26 – Đơn giá giờ công theo vai trò trong quy trình QL1</w:t>
+        <w:t>Bảng 30 – Đơn giá giờ công theo vai trò trong quy trình QL1</w:t>
       </w:r>
     </w:p>
     <w:tbl>
@@ -28805,7 +31590,7 @@
           <w:b/>
           <w:sz w:val="21"/>
         </w:rPr>
-        <w:t>Bảng 27 – Chi phí nhân công xử lý một chu trình QL1</w:t>
+        <w:t>Bảng 31 – Chi phí nhân công xử lý một chu trình QL1</w:t>
       </w:r>
     </w:p>
     <w:tbl>
@@ -33451,7 +36236,7 @@
           <w:b/>
           <w:sz w:val="21"/>
         </w:rPr>
-        <w:t>Bảng 28 – Chi phí lãng phí ước tính trên mỗi đơn hàng</w:t>
+        <w:t>Bảng 32 – Chi phí lãng phí ước tính trên mỗi đơn hàng</w:t>
       </w:r>
     </w:p>
     <w:tbl>

--- a/IE203-Nhom7/25410262_NguyenDucNghia/Quy_trinh_Mua_hang_Chuoi_cung_ung/Phan_tich_Mua_hang_Chuoi_cung_ung.docx
+++ b/IE203-Nhom7/25410262_NguyenDucNghia/Quy_trinh_Mua_hang_Chuoi_cung_ung/Phan_tich_Mua_hang_Chuoi_cung_ung.docx
@@ -330,7 +330,7 @@
           <w:b/>
           <w:sz w:val="23"/>
         </w:rPr>
-        <w:t xml:space="preserve">Nhận hàng và kiểm soát chất lượng đầu vào: </w:t>
+        <w:t xml:space="preserve">Theo dõi giao hàng và bàn giao cho QL2: </w:t>
       </w:r>
       <w:r>
         <w:rPr>
@@ -338,7 +338,7 @@
           <w:b w:val="0"/>
           <w:sz w:val="23"/>
         </w:rPr>
-        <w:t>Kho trung tâm bố trí slot nhận hàng. Khi xe hàng đến, hai việc chạy song song: Kho cân trọng lượng thực nhận và đối chiếu số lượng, chủng loại với đơn đặt hàng; QA/QC kiểm cảm quan, nhiệt độ tâm hàng, hạn dùng và test nhanh dư lượng. Lô không đạt sẽ được lập biên bản không phù hợp, nhận một phần hoặc trả toàn bộ và yêu cầu giao bù.</w:t>
+        <w:t>Phòng Thu mua theo dõi tiến độ giao của nhà cung cấp theo lịch đã chốt và ghi nhận có giao đúng khung giờ hẹn hay không để tính chỉ số OTIF. Khi hàng đến kho, lô hàng được bàn giao kèm đơn đặt hàng sang quy trình QL2 – Quản lý chất lượng &amp; ATTP nông sản để kiểm đếm, kiểm hồ sơ lô, kiểm chất lượng và nhập kho.</w:t>
       </w:r>
     </w:p>
     <w:p>
@@ -352,7 +352,7 @@
           <w:b/>
           <w:sz w:val="23"/>
         </w:rPr>
-        <w:t xml:space="preserve">Nhập kho, đối chiếu và thanh toán: </w:t>
+        <w:t xml:space="preserve">Nhận kết quả từ QL2, đối chiếu và thanh toán: </w:t>
       </w:r>
       <w:r>
         <w:rPr>
@@ -360,7 +360,7 @@
           <w:b w:val="0"/>
           <w:sz w:val="23"/>
         </w:rPr>
-        <w:t>Lô hàng đạt được nhập kho, cập nhật tồn và vị trí, gắn số lô cùng hạn dùng và in tem truy xuất nguồn gốc. Kế toán ghi nhận hoá đơn của nhà cung cấp và đối chiếu 3 chiều giữa đơn đặt hàng – phiếu nhập kho – hoá đơn. Khi khớp, đề nghị thanh toán được lập và duyệt chi, sau đó thanh toán theo kỳ hạn 15–30 ngày.</w:t>
+        <w:t>QL2 trả về kết quả kiểm soát chất lượng. Lô không đạt thì Thu mua yêu cầu nhà cung cấp giao bù và trừ điểm đánh giá. Lô đạt và đã nhập kho thì Kế toán ghi nhận hoá đơn, đối chiếu 3 chiều giữa đơn đặt hàng – phiếu nhập kho do QL2 lập – hoá đơn; khi khớp thì lập đề nghị thanh toán, duyệt chi và thanh toán theo kỳ hạn 15–30 ngày.</w:t>
       </w:r>
     </w:p>
     <w:p>
@@ -441,7 +441,7 @@
           <w:rFonts w:ascii="Times New Roman" w:hAnsi="Times New Roman"/>
           <w:sz w:val="23"/>
         </w:rPr>
-        <w:t>Phòng QA/QC – thẩm định hồ sơ nhà cung cấp, kiểm nghiệm mẫu, kiểm soát chất lượng hàng đầu vào.</w:t>
+        <w:t>Phòng QA/QC – trong phạm vi QL1 chỉ thẩm định hồ sơ, chứng nhận và kiểm nghiệm mẫu của nhà cung cấp khi phê duyệt nguồn; kiểm chất lượng từng lô hàng nhập thuộc quy trình QL2.</w:t>
       </w:r>
     </w:p>
     <w:p>
@@ -467,7 +467,7 @@
           <w:rFonts w:ascii="Times New Roman" w:hAnsi="Times New Roman"/>
           <w:sz w:val="23"/>
         </w:rPr>
-        <w:t>Kho trung tâm – bố trí slot nhận hàng, cân đối chiếu, nhập kho và gắn tem truy xuất.</w:t>
+        <w:t>Kho trung tâm – tiếp nhận lô hàng; kiểm đếm, nhập kho và gắn tem truy xuất do quy trình QL2 điều phối.</w:t>
       </w:r>
     </w:p>
     <w:p>
@@ -533,7 +533,7 @@
           <w:rFonts w:ascii="Times New Roman" w:hAnsi="Times New Roman"/>
           <w:sz w:val="23"/>
         </w:rPr>
-        <w:t>Quy trình QL2 (Quản lý chất lượng &amp; ATTP) – nhận lô hàng đã qua kiểm soát đầu vào.</w:t>
+        <w:t>Quy trình QL2 (Quản lý chất lượng &amp; ATTP) – nhận lô hàng kèm đơn đặt hàng để kiểm đếm, kiểm hồ sơ lô, kiểm chất lượng và nhập kho.</w:t>
       </w:r>
     </w:p>
     <w:p>
@@ -1002,7 +1002,7 @@
                 <w:b w:val="0"/>
                 <w:sz w:val="19"/>
               </w:rPr>
-              <w:t>Nhận một phần lô hàng</w:t>
+              <w:t>QL2 báo lô hàng không đạt – yêu cầu NCC giao bù</w:t>
             </w:r>
           </w:p>
         </w:tc>
@@ -1022,7 +1022,7 @@
                 <w:b w:val="0"/>
                 <w:sz w:val="19"/>
               </w:rPr>
-              <w:t>Lô hàng chỉ đạt một phần về số lượng hoặc chất lượng</w:t>
+              <w:t>Kết quả kiểm soát chất lượng do QL2 trả về là không đạt</w:t>
             </w:r>
           </w:p>
         </w:tc>
@@ -1042,7 +1042,7 @@
                 <w:b w:val="0"/>
                 <w:sz w:val="19"/>
               </w:rPr>
-              <w:t>Khoảng 70% các trường hợp lô không đạt</w:t>
+              <w:t>Khoảng 12% số lô nhập</w:t>
             </w:r>
           </w:p>
         </w:tc>
@@ -1063,7 +1063,7 @@
                 <w:b w:val="0"/>
                 <w:sz w:val="19"/>
               </w:rPr>
-              <w:t>Trả toàn bộ lô, yêu cầu giao bù</w:t>
+              <w:t>Tạm giữ thanh toán</w:t>
             </w:r>
           </w:p>
         </w:tc>
@@ -1082,7 +1082,7 @@
                 <w:b w:val="0"/>
                 <w:sz w:val="19"/>
               </w:rPr>
-              <w:t>Lô hàng không đạt hoàn toàn, thường do dư lượng hoặc nhiệt độ</w:t>
+              <w:t>Hoá đơn không khớp đối chiếu 3 chiều</w:t>
             </w:r>
           </w:p>
         </w:tc>
@@ -1101,7 +1101,7 @@
                 <w:b w:val="0"/>
                 <w:sz w:val="19"/>
               </w:rPr>
-              <w:t>Khoảng 30% các trường hợp lô không đạt</w:t>
+              <w:t>Khoảng 15% số hoá đơn</w:t>
             </w:r>
           </w:p>
         </w:tc>
@@ -1123,7 +1123,7 @@
                 <w:b w:val="0"/>
                 <w:sz w:val="19"/>
               </w:rPr>
-              <w:t>Tạm giữ thanh toán</w:t>
+              <w:t>Nhà cung cấp bị đưa vào danh sách hạn chế</w:t>
             </w:r>
           </w:p>
         </w:tc>
@@ -1143,7 +1143,7 @@
                 <w:b w:val="0"/>
                 <w:sz w:val="19"/>
               </w:rPr>
-              <w:t>Hoá đơn không khớp đối chiếu 3 chiều</w:t>
+              <w:t>Điểm đánh giá định kỳ dưới ngưỡng (OTIF, tỷ lệ đạt QA/QC, ổn định giá)</w:t>
             </w:r>
           </w:p>
         </w:tc>
@@ -1151,65 +1151,6 @@
           <w:tcPr>
             <w:tcW w:type="dxa" w:w="2721"/>
             <w:shd w:val="clear" w:fill="F4F7FB"/>
-          </w:tcPr>
-          <w:p>
-            <w:pPr>
-              <w:spacing w:after="20"/>
-            </w:pPr>
-            <w:r/>
-            <w:r>
-              <w:rPr>
-                <w:rFonts w:ascii="Times New Roman" w:hAnsi="Times New Roman"/>
-                <w:b w:val="0"/>
-                <w:sz w:val="19"/>
-              </w:rPr>
-              <w:t>Khoảng 15% số hoá đơn</w:t>
-            </w:r>
-          </w:p>
-        </w:tc>
-      </w:tr>
-      <w:tr>
-        <w:tc>
-          <w:tcPr>
-            <w:tcW w:type="dxa" w:w="2835"/>
-          </w:tcPr>
-          <w:p>
-            <w:pPr>
-              <w:spacing w:after="20"/>
-            </w:pPr>
-            <w:r/>
-            <w:r>
-              <w:rPr>
-                <w:rFonts w:ascii="Times New Roman" w:hAnsi="Times New Roman"/>
-                <w:b w:val="0"/>
-                <w:sz w:val="19"/>
-              </w:rPr>
-              <w:t>Nhà cung cấp bị đưa vào danh sách hạn chế</w:t>
-            </w:r>
-          </w:p>
-        </w:tc>
-        <w:tc>
-          <w:tcPr>
-            <w:tcW w:type="dxa" w:w="4195"/>
-          </w:tcPr>
-          <w:p>
-            <w:pPr>
-              <w:spacing w:after="20"/>
-            </w:pPr>
-            <w:r/>
-            <w:r>
-              <w:rPr>
-                <w:rFonts w:ascii="Times New Roman" w:hAnsi="Times New Roman"/>
-                <w:b w:val="0"/>
-                <w:sz w:val="19"/>
-              </w:rPr>
-              <w:t>Điểm đánh giá định kỳ dưới ngưỡng (OTIF, tỷ lệ đạt QA/QC, ổn định giá)</w:t>
-            </w:r>
-          </w:p>
-        </w:tc>
-        <w:tc>
-          <w:tcPr>
-            <w:tcW w:type="dxa" w:w="2721"/>
           </w:tcPr>
           <w:p>
             <w:pPr>
@@ -2350,7 +2291,7 @@
           <w:i w:val="0"/>
           <w:sz w:val="23"/>
         </w:rPr>
-        <w:t>Khi hàng về kho, hai việc chạy song song: Kho cân trọng lượng thực nhận và đối chiếu số lượng, chủng loại với đơn đặt hàng; QA/QC kiểm cảm quan, nhiệt độ tâm hàng, hạn dùng và test nhanh dư lượng. Trước đó còn một cổng “Giao đúng khung giờ hẹn?” — giao trễ sẽ bị ghi nhận, xếp lại slot và trừ điểm OTIF của nhà cung cấp. Nếu lô không đạt, cổng tiếp theo phân biệt mức không đạt: không đạt một phần thì lập biên bản không phù hợp và chỉ nhận phần đạt; không đạt toàn bộ thì trả lô, yêu cầu giao bù và trừ điểm đánh giá.</w:t>
+        <w:t>Khi nhà cung cấp giao hàng đến kho, quy trình đi qua cổng “Giao đúng khung giờ hẹn?” — giao trễ sẽ bị ghi nhận và trừ điểm OTIF của nhà cung cấp. Sau đó lô hàng được bàn giao sang quy trình QL2 để kiểm đếm, kiểm hồ sơ lô và kiểm chất lượng. Đây là một call activity: QL1 không thực hiện và cũng không mô tả chi tiết các bước bên trong, chỉ chờ kết quả trả về tại cổng “Kết quả QL2: lô hàng đạt?”.</w:t>
       </w:r>
     </w:p>
     <w:p>
@@ -2364,7 +2305,7 @@
           <w:i w:val="0"/>
           <w:sz w:val="23"/>
         </w:rPr>
-        <w:t>Lô đạt được nhập kho, gắn số lô cùng hạn dùng và in tem truy xuất. Kế toán ghi nhận hoá đơn và đối chiếu 3 chiều; nếu lệch thì tạm giữ thanh toán và đối chiếu lại với Kho hoặc nhà cung cấp cho tới khi khớp. Khi khớp, đề nghị thanh toán được lập, cấn trừ tiền đặt cọc nếu có, qua cổng duyệt chi theo hạn mức của Kế toán trưởng, rồi thanh toán theo kỳ hạn 15–30 ngày.</w:t>
+        <w:t>Lô không đạt thì Thu mua yêu cầu nhà cung cấp giao bù và trừ điểm đánh giá, nhánh này kết thúc tại đó. Lô đạt và đã được QL2 nhập kho thì Kế toán ghi nhận hoá đơn và đối chiếu 3 chiều; nếu lệch thì tạm giữ thanh toán và đối chiếu lại với QL2 hoặc nhà cung cấp cho tới khi khớp. Khi khớp, đề nghị thanh toán được lập, cấn trừ tiền đặt cọc nếu có, qua cổng duyệt chi theo hạn mức của Kế toán trưởng, rồi thanh toán theo kỳ hạn 15–30 ngày.</w:t>
       </w:r>
     </w:p>
     <w:p>
@@ -3230,7 +3171,7 @@
                 <w:b w:val="0"/>
                 <w:sz w:val="19"/>
               </w:rPr>
-              <w:t>Kho trung tâm + QA/QC</w:t>
+              <w:t>Phòng Thu mua</w:t>
             </w:r>
           </w:p>
         </w:tc>
@@ -3249,7 +3190,7 @@
                 <w:b w:val="0"/>
                 <w:sz w:val="19"/>
               </w:rPr>
-              <w:t>Nhận hàng theo slot đã hẹn; cân đối chiếu số lượng với đơn đặt hàng; kiểm cảm quan, nhiệt độ, test nhanh dư lượng; nhập kho và in tem truy xuất.</w:t>
+              <w:t>Xác nhận nhà cung cấp giao đúng khung giờ hẹn, ghi nhận OTIF; bàn giao lô hàng kèm đơn đặt hàng sang quy trình QL2 và nhận lại kết quả kiểm soát chất lượng.</w:t>
             </w:r>
           </w:p>
         </w:tc>
@@ -4345,7 +4286,7 @@
                 <w:b w:val="0"/>
                 <w:sz w:val="19"/>
               </w:rPr>
-              <w:t>NCR (Non-Conformance Report)</w:t>
+              <w:t>Call activity</w:t>
             </w:r>
           </w:p>
         </w:tc>
@@ -4365,7 +4306,7 @@
                 <w:b w:val="0"/>
                 <w:sz w:val="19"/>
               </w:rPr>
-              <w:t>Biên bản không phù hợp lập khi lô hàng nhận về không đạt số lượng hoặc chất lượng</w:t>
+              <w:t>Ô hoạt động trong BPMN dùng để gọi sang một quy trình khác đã được mô hình hoá riêng; trong QL1 dùng để bàn giao lô hàng sang quy trình QL2 thay vì vẽ lại các bước của quy trình đó</w:t>
             </w:r>
           </w:p>
         </w:tc>
@@ -4726,7 +4667,7 @@
           <w:rFonts w:ascii="Times New Roman" w:hAnsi="Times New Roman"/>
           <w:sz w:val="23"/>
         </w:rPr>
-        <w:t>Thiết bị kiểm soát chất lượng đầu vào: cân điện tử kết nối hệ thống, nhiệt kế đo nhiệt độ tâm hàng, bộ test nhanh dư lượng thuốc bảo vệ thực vật.</w:t>
+        <w:t>Bảng theo dõi tiến độ giao hàng của nhà cung cấp: đối chiếu lịch giao đã chốt với thời điểm giao thực tế để tính chỉ số OTIF.</w:t>
       </w:r>
     </w:p>
     <w:p>
@@ -4739,7 +4680,7 @@
           <w:rFonts w:ascii="Times New Roman" w:hAnsi="Times New Roman"/>
           <w:sz w:val="23"/>
         </w:rPr>
-        <w:t>Máy in tem truy xuất nguồn gốc: in tem gắn số lô, nhà cung cấp, vùng trồng và hạn dùng ngay khi nhập kho.</w:t>
+        <w:t>Biểu mẫu bàn giao lô hàng dùng chung với quy trình QL2: một mã lô duy nhất liên kết đơn đặt hàng của QL1 với phiếu nhập kho do QL2 lập.</w:t>
       </w:r>
     </w:p>
     <w:p>
@@ -10578,7 +10519,7 @@
           <w:b w:val="0"/>
           <w:sz w:val="23"/>
         </w:rPr>
-        <w:t>Bắt đầu từ khi nhu cầu hàng hoá phát sinh tại cửa hàng và từ dự báo ngành hàng, đi qua khảo sát thị trường – tìm nguồn – thẩm định &amp; phê duyệt nhà cung cấp – đặt hàng – nhận hàng và kiểm soát chất lượng đầu vào – nhập kho, kết thúc khi Phòng Kế toán hoàn tất thanh toán và đóng đơn hàng.</w:t>
+        <w:t>Bắt đầu từ khi nhu cầu hàng hoá phát sinh tại cửa hàng và từ dự báo ngành hàng, đi qua khảo sát thị trường – tìm nguồn – thẩm định &amp; phê duyệt nhà cung cấp – đặt hàng – theo dõi giao hàng, kết thúc khi Phòng Kế toán hoàn tất đối chiếu 3 chiều và thanh toán. Khâu kiểm soát chất lượng lô hàng và nhập kho được bàn giao sang quy trình QL2.</w:t>
       </w:r>
     </w:p>
     <w:p>
@@ -10599,7 +10540,7 @@
           <w:b w:val="0"/>
           <w:sz w:val="23"/>
         </w:rPr>
-        <w:t>kiểm nghiệm chuyên sâu và quyết định lên quầy của lô hàng (thuộc QL2 – Quản lý chất lượng &amp; ATTP); kế hoạch doanh thu và sản lượng năm (thuộc QL3 – Hoạch định kinh doanh); kiểm kê định kỳ và xử lý hao hụt (thuộc CL3). Ba quy trình này chỉ trao đổi dữ liệu với QL1 theo sơ đồ kiến trúc ở Chương 2.</w:t>
+        <w:t>toàn bộ khâu kiểm soát chất lượng lô hàng đầu vào và nhập kho — từ lúc nhà cung cấp giao hàng tại kho tiếp nhận đến khi lô được nhập kho bảo quản hoặc bị trả lại — thuộc quy trình QL2 (thực hiện bởi Phòng QA/QC và Kho trung tâm); kế hoạch doanh thu và sản lượng năm thuộc QL3 (Hoạch định kinh doanh); kiểm kê định kỳ và xử lý hao hụt thuộc CL3. QL1 chỉ bàn giao lô hàng sang QL2 và nhận lại kết quả để quyết định thanh toán; ba quy trình này trao đổi dữ liệu với QL1 theo sơ đồ kiến trúc ở Chương 2.</w:t>
       </w:r>
     </w:p>
     <w:p>
@@ -11297,7 +11238,7 @@
                 <w:b w:val="0"/>
                 <w:sz w:val="20"/>
               </w:rPr>
-              <w:t>Thẩm định hồ sơ NCC, kiểm nghiệm mẫu, kiểm chất lượng đầu vào</w:t>
+              <w:t>Thẩm định hồ sơ &amp; chứng nhận NCC, kiểm nghiệm mẫu khi phê duyệt nguồn</w:t>
             </w:r>
           </w:p>
         </w:tc>
@@ -11458,6 +11399,46 @@
                 <w:b w:val="0"/>
                 <w:sz w:val="20"/>
               </w:rPr>
+            </w:r>
+          </w:p>
+        </w:tc>
+        <w:tc>
+          <w:tcPr>
+            <w:tcW w:type="dxa" w:w="510"/>
+            <w:shd w:val="clear" w:fill="F4F7FB"/>
+          </w:tcPr>
+          <w:p>
+            <w:pPr>
+              <w:spacing w:after="20"/>
+              <w:jc w:val="center"/>
+            </w:pPr>
+            <w:r/>
+            <w:r>
+              <w:rPr>
+                <w:rFonts w:ascii="Times New Roman" w:hAnsi="Times New Roman"/>
+                <w:b w:val="0"/>
+                <w:sz w:val="20"/>
+              </w:rPr>
+            </w:r>
+          </w:p>
+        </w:tc>
+        <w:tc>
+          <w:tcPr>
+            <w:tcW w:type="dxa" w:w="510"/>
+            <w:shd w:val="clear" w:fill="F4F7FB"/>
+          </w:tcPr>
+          <w:p>
+            <w:pPr>
+              <w:spacing w:after="20"/>
+              <w:jc w:val="center"/>
+            </w:pPr>
+            <w:r/>
+            <w:r>
+              <w:rPr>
+                <w:rFonts w:ascii="Times New Roman" w:hAnsi="Times New Roman"/>
+                <w:b w:val="0"/>
+                <w:sz w:val="20"/>
+              </w:rPr>
               <w:t>✓</w:t>
             </w:r>
           </w:p>
@@ -11479,18 +11460,18 @@
                 <w:b w:val="0"/>
                 <w:sz w:val="20"/>
               </w:rPr>
-            </w:r>
-          </w:p>
-        </w:tc>
-        <w:tc>
-          <w:tcPr>
-            <w:tcW w:type="dxa" w:w="510"/>
-            <w:shd w:val="clear" w:fill="F4F7FB"/>
-          </w:tcPr>
-          <w:p>
-            <w:pPr>
-              <w:spacing w:after="20"/>
-              <w:jc w:val="center"/>
+              <w:t>✓</w:t>
+            </w:r>
+          </w:p>
+        </w:tc>
+        <w:tc>
+          <w:tcPr>
+            <w:tcW w:type="dxa" w:w="4706"/>
+            <w:shd w:val="clear" w:fill="F4F7FB"/>
+          </w:tcPr>
+          <w:p>
+            <w:pPr>
+              <w:spacing w:after="20"/>
             </w:pPr>
             <w:r/>
             <w:r>
@@ -11499,47 +11480,7 @@
                 <w:b w:val="0"/>
                 <w:sz w:val="20"/>
               </w:rPr>
-              <w:t>✓</w:t>
-            </w:r>
-          </w:p>
-        </w:tc>
-        <w:tc>
-          <w:tcPr>
-            <w:tcW w:type="dxa" w:w="510"/>
-            <w:shd w:val="clear" w:fill="F4F7FB"/>
-          </w:tcPr>
-          <w:p>
-            <w:pPr>
-              <w:spacing w:after="20"/>
-              <w:jc w:val="center"/>
-            </w:pPr>
-            <w:r/>
-            <w:r>
-              <w:rPr>
-                <w:rFonts w:ascii="Times New Roman" w:hAnsi="Times New Roman"/>
-                <w:b w:val="0"/>
-                <w:sz w:val="20"/>
-              </w:rPr>
-            </w:r>
-          </w:p>
-        </w:tc>
-        <w:tc>
-          <w:tcPr>
-            <w:tcW w:type="dxa" w:w="4706"/>
-            <w:shd w:val="clear" w:fill="F4F7FB"/>
-          </w:tcPr>
-          <w:p>
-            <w:pPr>
-              <w:spacing w:after="20"/>
-            </w:pPr>
-            <w:r/>
-            <w:r>
-              <w:rPr>
-                <w:rFonts w:ascii="Times New Roman" w:hAnsi="Times New Roman"/>
-                <w:b w:val="0"/>
-                <w:sz w:val="20"/>
-              </w:rPr>
-              <w:t>Bố trí slot nhận hàng, cân đối chiếu PO, nhập kho, gắn tem truy xuất</w:t>
+              <w:t>Tiếp nhận lô hàng; kiểm đếm và nhập kho thực hiện trong quy trình QL2</w:t>
             </w:r>
           </w:p>
         </w:tc>
@@ -12002,7 +11943,7 @@
                 <w:b w:val="0"/>
                 <w:sz w:val="20"/>
               </w:rPr>
-              <w:t>Phát sinh nhu cầu → Tập hợp &amp; tính nhu cầu ròng → Lập kế hoạch nhu cầu mua → Khảo sát thị trường &amp; tìm nguồn → Sàng lọc và thẩm định NCC → Đàm phán &amp; phê duyệt NCC, ký hợp đồng khung → Kiểm ngân sách → Lập &amp; duyệt PO → Giao hàng → Kiểm soát chất lượng đầu vào → Nhập kho &amp; gắn tem truy xuất → Đối chiếu 3 chiều → Thanh toán</w:t>
+              <w:t>Phát sinh nhu cầu → Tập hợp &amp; tính nhu cầu ròng → Lập kế hoạch nhu cầu mua → Khảo sát thị trường &amp; tìm nguồn → Sàng lọc và thẩm định NCC → Đàm phán &amp; phê duyệt NCC, ký hợp đồng khung → Kiểm ngân sách → Lập &amp; duyệt PO → Theo dõi giao hàng → Bàn giao lô hàng cho QL2 (kiểm soát chất lượng &amp; nhập kho) → Nhận kết quả từ QL2 → Đối chiếu 3 chiều → Thanh toán</w:t>
             </w:r>
           </w:p>
         </w:tc>
@@ -12046,7 +11987,7 @@
                 <w:b w:val="0"/>
                 <w:sz w:val="20"/>
               </w:rPr>
-              <w:t>Kế hoạch nhu cầu mua theo ngành hàng; báo cáo khảo sát giá; bảng chấm điểm NCC; tờ trình &amp; hợp đồng khung đã phê duyệt; NCC được khai báo trên ERP; đơn đặt hàng đã duyệt và đã gửi NCC; phiếu nhập kho có số lô &amp; hạn dùng; tem truy xuất nguồn gốc; biên bản không phù hợp (nếu có); bút toán thanh toán cho NCC</w:t>
+              <w:t>Kế hoạch nhu cầu mua theo ngành hàng; báo cáo khảo sát giá; bảng chấm điểm NCC; tờ trình &amp; hợp đồng khung đã phê duyệt; NCC được khai báo trên ERP; đơn đặt hàng đã duyệt và đã gửi NCC; lô hàng được bàn giao cho QL2 kèm PO để đối chiếu; kết quả đánh giá OTIF của nhà cung cấp; bút toán thanh toán cho NCC</w:t>
             </w:r>
           </w:p>
         </w:tc>
@@ -12088,7 +12029,7 @@
                 <w:b w:val="0"/>
                 <w:sz w:val="20"/>
               </w:rPr>
-              <w:t>Các cửa hàng trong chuỗi (nhận hàng để bán); Phòng QA/QC và Kho trung tâm; Phòng Kế toán; nhà cung cấp (nhận thanh toán); gián tiếp là khách hàng cuối qua CL1 và CL2</w:t>
+              <w:t>Quy trình QL2 (nhận lô hàng kèm PO để kiểm soát chất lượng và nhập kho); các cửa hàng trong chuỗi (nhận hàng để bán); Phòng Kế toán; nhà cung cấp (nhận thanh toán); gián tiếp là khách hàng cuối qua CL1 và CL2</w:t>
             </w:r>
           </w:p>
         </w:tc>
@@ -13017,7 +12958,7 @@
                 <w:b w:val="0"/>
                 <w:sz w:val="19"/>
               </w:rPr>
-              <w:t>Phòng QA/QC</w:t>
+              <w:t>Phòng QA/QC (thẩm định NCC)</w:t>
             </w:r>
           </w:p>
         </w:tc>
@@ -13888,7 +13829,7 @@
                 <w:b w:val="0"/>
                 <w:sz w:val="19"/>
               </w:rPr>
-              <w:t>Nhận lịch giao, bố trí slot nhận hàng, nhân sự &amp; khu vực kiểm đầu vào</w:t>
+              <w:t>Theo dõi tiến độ giao của NCC theo lịch &amp; khung giờ đã chốt</w:t>
             </w:r>
           </w:p>
         </w:tc>
@@ -13907,7 +13848,7 @@
                 <w:b w:val="0"/>
                 <w:sz w:val="19"/>
               </w:rPr>
-              <w:t>Kho trung tâm</w:t>
+              <w:t>Phòng Thu mua</w:t>
             </w:r>
           </w:p>
         </w:tc>
@@ -14031,7 +13972,7 @@
                 <w:b w:val="0"/>
                 <w:sz w:val="19"/>
               </w:rPr>
-              <w:t>B22a</w:t>
+              <w:t>B22</w:t>
             </w:r>
           </w:p>
         </w:tc>
@@ -14050,7 +13991,7 @@
                 <w:b w:val="0"/>
                 <w:sz w:val="19"/>
               </w:rPr>
-              <w:t>Cân trọng lượng thực nhận, đối chiếu số lượng &amp; chủng loại với PO (chạy song song với B22b)</w:t>
+              <w:t>Bàn giao lô hàng cho quy trình QL2 – kiểm soát chất lượng đầu vào &amp; nhập kho (công của QL2, không tính vào chi phí QL1)</w:t>
             </w:r>
           </w:p>
         </w:tc>
@@ -14069,7 +14010,7 @@
                 <w:b w:val="0"/>
                 <w:sz w:val="19"/>
               </w:rPr>
-              <w:t>Kho trung tâm</w:t>
+              <w:t>Quy trình QL2 (QA/QC &amp; Kho)</w:t>
             </w:r>
           </w:p>
         </w:tc>
@@ -14088,7 +14029,7 @@
                 <w:b w:val="0"/>
                 <w:sz w:val="19"/>
               </w:rPr>
-              <w:t>làm 1,0 giờ</w:t>
+              <w:t>chờ 0,5 ngày</w:t>
             </w:r>
           </w:p>
         </w:tc>
@@ -14111,7 +14052,7 @@
                 <w:b w:val="0"/>
                 <w:sz w:val="19"/>
               </w:rPr>
-              <w:t>B22b</w:t>
+              <w:t>B24</w:t>
             </w:r>
           </w:p>
         </w:tc>
@@ -14131,7 +14072,7 @@
                 <w:b w:val="0"/>
                 <w:sz w:val="19"/>
               </w:rPr>
-              <w:t>Kiểm cảm quan, nhiệt độ tâm hàng, hạn dùng, test nhanh dư lượng</w:t>
+              <w:t>Nhận &amp; ghi nhận hoá đơn của NCC</w:t>
             </w:r>
           </w:p>
         </w:tc>
@@ -14151,7 +14092,7 @@
                 <w:b w:val="0"/>
                 <w:sz w:val="19"/>
               </w:rPr>
-              <w:t>Phòng QA/QC</w:t>
+              <w:t>Phòng Kế toán</w:t>
             </w:r>
           </w:p>
         </w:tc>
@@ -14171,7 +14112,7 @@
                 <w:b w:val="0"/>
                 <w:sz w:val="19"/>
               </w:rPr>
-              <w:t>làm 1,5 giờ</w:t>
+              <w:t>chờ 1,0 ngày · làm 1,0 giờ</w:t>
             </w:r>
           </w:p>
         </w:tc>
@@ -14212,7 +14153,7 @@
                 <w:b w:val="0"/>
                 <w:sz w:val="19"/>
               </w:rPr>
-              <w:t>Nhập kho, cập nhật tồn &amp; vị trí, gắn số lô + hạn dùng, in tem truy xuất nguồn gốc</w:t>
+              <w:t>Đối chiếu 3 chiều: PO – Phiếu nhập kho (nhận từ QL2) – Hoá đơn</w:t>
             </w:r>
           </w:p>
         </w:tc>
@@ -14231,7 +14172,7 @@
                 <w:b w:val="0"/>
                 <w:sz w:val="19"/>
               </w:rPr>
-              <w:t>Kho trung tâm</w:t>
+              <w:t>Phòng Kế toán</w:t>
             </w:r>
           </w:p>
         </w:tc>
@@ -14250,7 +14191,7 @@
                 <w:b w:val="0"/>
                 <w:sz w:val="19"/>
               </w:rPr>
-              <w:t>làm 0,5 giờ</w:t>
+              <w:t>làm 0,8 giờ</w:t>
             </w:r>
           </w:p>
         </w:tc>
@@ -14273,7 +14214,7 @@
                 <w:b w:val="0"/>
                 <w:sz w:val="19"/>
               </w:rPr>
-              <w:t>B26</w:t>
+              <w:t>B27</w:t>
             </w:r>
           </w:p>
         </w:tc>
@@ -14293,7 +14234,7 @@
                 <w:b w:val="0"/>
                 <w:sz w:val="19"/>
               </w:rPr>
-              <w:t>Nhận &amp; ghi nhận hoá đơn của NCC</w:t>
+              <w:t>Lập đề nghị thanh toán bản giấy, cấn trừ tiền đặt cọc</w:t>
             </w:r>
           </w:p>
         </w:tc>
@@ -14333,7 +14274,7 @@
                 <w:b w:val="0"/>
                 <w:sz w:val="19"/>
               </w:rPr>
-              <w:t>chờ 1,0 ngày · làm 1,0 giờ</w:t>
+              <w:t>làm 0,3 giờ</w:t>
             </w:r>
           </w:p>
         </w:tc>
@@ -14355,7 +14296,7 @@
                 <w:b w:val="0"/>
                 <w:sz w:val="19"/>
               </w:rPr>
-              <w:t>B27</w:t>
+              <w:t>B28</w:t>
             </w:r>
           </w:p>
         </w:tc>
@@ -14374,7 +14315,7 @@
                 <w:b w:val="0"/>
                 <w:sz w:val="19"/>
               </w:rPr>
-              <w:t>Đối chiếu 3 chiều: PO – Phiếu nhập kho – Hoá đơn</w:t>
+              <w:t>Ban Giám đốc duyệt chi (khi vượt hạn mức Kế toán trưởng)</w:t>
             </w:r>
           </w:p>
         </w:tc>
@@ -14393,7 +14334,7 @@
                 <w:b w:val="0"/>
                 <w:sz w:val="19"/>
               </w:rPr>
-              <w:t>Phòng Kế toán</w:t>
+              <w:t>Ban Giám đốc</w:t>
             </w:r>
           </w:p>
         </w:tc>
@@ -14412,7 +14353,7 @@
                 <w:b w:val="0"/>
                 <w:sz w:val="19"/>
               </w:rPr>
-              <w:t>làm 0,8 giờ</w:t>
+              <w:t>chờ 0,5 ngày · làm 0,2 giờ</w:t>
             </w:r>
           </w:p>
         </w:tc>
@@ -14455,7 +14396,7 @@
                 <w:b w:val="0"/>
                 <w:sz w:val="19"/>
               </w:rPr>
-              <w:t>Lập đề nghị thanh toán bản giấy, cấn trừ tiền đặt cọc</w:t>
+              <w:t>Thanh toán cho NCC theo kỳ hạn 15–30 ngày</w:t>
             </w:r>
           </w:p>
         </w:tc>
@@ -14495,7 +14436,7 @@
                 <w:b w:val="0"/>
                 <w:sz w:val="19"/>
               </w:rPr>
-              <w:t>làm 0,3 giờ</w:t>
+              <w:t>làm 0,5 giờ</w:t>
             </w:r>
           </w:p>
         </w:tc>
@@ -14517,7 +14458,7 @@
                 <w:b w:val="0"/>
                 <w:sz w:val="19"/>
               </w:rPr>
-              <w:t>B30</w:t>
+              <w:t>B21</w:t>
             </w:r>
           </w:p>
         </w:tc>
@@ -14536,7 +14477,7 @@
                 <w:b w:val="0"/>
                 <w:sz w:val="19"/>
               </w:rPr>
-              <w:t>Ban Giám đốc duyệt chi (khi vượt hạn mức Kế toán trưởng)</w:t>
+              <w:t>[Nhánh phụ] Giao trễ khung giờ hẹn: ghi nhận trễ hẹn, trừ điểm OTIF của nhà cung cấp</w:t>
             </w:r>
           </w:p>
         </w:tc>
@@ -14555,7 +14496,7 @@
                 <w:b w:val="0"/>
                 <w:sz w:val="19"/>
               </w:rPr>
-              <w:t>Ban Giám đốc</w:t>
+              <w:t>Phòng Thu mua</w:t>
             </w:r>
           </w:p>
         </w:tc>
@@ -14574,7 +14515,7 @@
                 <w:b w:val="0"/>
                 <w:sz w:val="19"/>
               </w:rPr>
-              <w:t>chờ 0,5 ngày · làm 0,2 giờ</w:t>
+              <w:t>làm 0,3 giờ</w:t>
             </w:r>
           </w:p>
         </w:tc>
@@ -14597,7 +14538,7 @@
                 <w:b w:val="0"/>
                 <w:sz w:val="19"/>
               </w:rPr>
-              <w:t>B31</w:t>
+              <w:t>B23</w:t>
             </w:r>
           </w:p>
         </w:tc>
@@ -14617,7 +14558,7 @@
                 <w:b w:val="0"/>
                 <w:sz w:val="19"/>
               </w:rPr>
-              <w:t>Thanh toán cho NCC theo kỳ hạn 15–30 ngày</w:t>
+              <w:t>[Nhánh phụ] QL2 báo lô hàng không đạt: yêu cầu NCC giao bù, trừ điểm đánh giá nhà cung cấp</w:t>
             </w:r>
           </w:p>
         </w:tc>
@@ -14637,7 +14578,7 @@
                 <w:b w:val="0"/>
                 <w:sz w:val="19"/>
               </w:rPr>
-              <w:t>Phòng Kế toán</w:t>
+              <w:t>Phòng Thu mua</w:t>
             </w:r>
           </w:p>
         </w:tc>
@@ -14657,7 +14598,7 @@
                 <w:b w:val="0"/>
                 <w:sz w:val="19"/>
               </w:rPr>
-              <w:t>làm 0,5 giờ</w:t>
+              <w:t>làm 1,5 giờ</w:t>
             </w:r>
           </w:p>
         </w:tc>
@@ -14679,7 +14620,7 @@
                 <w:b w:val="0"/>
                 <w:sz w:val="19"/>
               </w:rPr>
-              <w:t>B21</w:t>
+              <w:t>B26</w:t>
             </w:r>
           </w:p>
         </w:tc>
@@ -14698,7 +14639,7 @@
                 <w:b w:val="0"/>
                 <w:sz w:val="19"/>
               </w:rPr>
-              <w:t>[Nhánh phụ] Giao trễ khung giờ hẹn: ghi nhận trễ hẹn, xếp lại slot nhận hàng, trừ điểm OTIF của NCC</w:t>
+              <w:t>[Nhánh phụ] Hoá đơn lệch 3 chiều: tạm giữ thanh toán, đối chiếu lại với QL2 / NCC</w:t>
             </w:r>
           </w:p>
         </w:tc>
@@ -14717,7 +14658,7 @@
                 <w:b w:val="0"/>
                 <w:sz w:val="19"/>
               </w:rPr>
-              <w:t>Kho trung tâm</w:t>
+              <w:t>Phòng Kế toán</w:t>
             </w:r>
           </w:p>
         </w:tc>
@@ -14736,7 +14677,7 @@
                 <w:b w:val="0"/>
                 <w:sz w:val="19"/>
               </w:rPr>
-              <w:t>làm 0,3 giờ</w:t>
+              <w:t>chờ 1,0–3,0 ngày · làm 2,0 giờ</w:t>
             </w:r>
           </w:p>
         </w:tc>
@@ -14759,7 +14700,7 @@
                 <w:b w:val="0"/>
                 <w:sz w:val="19"/>
               </w:rPr>
-              <w:t>B23</w:t>
+              <w:t>B30</w:t>
             </w:r>
           </w:p>
         </w:tc>
@@ -14779,7 +14720,7 @@
                 <w:b w:val="0"/>
                 <w:sz w:val="19"/>
               </w:rPr>
-              <w:t>[Nhánh phụ] Lô đạt một phần: lập biên bản không phù hợp (NCR), nhận phần đạt, trả phần không đạt</w:t>
+              <w:t>[Nhánh phụ] Đánh giá NCC định kỳ hằng quý: chấm điểm OTIF, tỷ lệ lô đạt QA/QC (số liệu từ QL2), ổn định giá; NCC dưới ngưỡng bị đưa vào danh sách hạn chế</w:t>
             </w:r>
           </w:p>
         </w:tc>
@@ -14799,7 +14740,7 @@
                 <w:b w:val="0"/>
                 <w:sz w:val="19"/>
               </w:rPr>
-              <w:t>Phòng QA/QC</w:t>
+              <w:t>Phòng Thu mua</w:t>
             </w:r>
           </w:p>
         </w:tc>
@@ -14807,247 +14748,6 @@
           <w:tcPr>
             <w:tcW w:type="dxa" w:w="1757"/>
             <w:shd w:val="clear" w:fill="F4F7FB"/>
-          </w:tcPr>
-          <w:p>
-            <w:pPr>
-              <w:spacing w:after="20"/>
-            </w:pPr>
-            <w:r/>
-            <w:r>
-              <w:rPr>
-                <w:rFonts w:ascii="Times New Roman" w:hAnsi="Times New Roman"/>
-                <w:b w:val="0"/>
-                <w:sz w:val="19"/>
-              </w:rPr>
-              <w:t>chờ 1,0 ngày · làm 1,5 giờ</w:t>
-            </w:r>
-          </w:p>
-        </w:tc>
-      </w:tr>
-      <w:tr>
-        <w:tc>
-          <w:tcPr>
-            <w:tcW w:type="dxa" w:w="850"/>
-          </w:tcPr>
-          <w:p>
-            <w:pPr>
-              <w:spacing w:after="20"/>
-              <w:jc w:val="center"/>
-            </w:pPr>
-            <w:r/>
-            <w:r>
-              <w:rPr>
-                <w:rFonts w:ascii="Times New Roman" w:hAnsi="Times New Roman"/>
-                <w:b w:val="0"/>
-                <w:sz w:val="19"/>
-              </w:rPr>
-              <w:t>B24</w:t>
-            </w:r>
-          </w:p>
-        </w:tc>
-        <w:tc>
-          <w:tcPr>
-            <w:tcW w:type="dxa" w:w="5102"/>
-          </w:tcPr>
-          <w:p>
-            <w:pPr>
-              <w:spacing w:after="20"/>
-            </w:pPr>
-            <w:r/>
-            <w:r>
-              <w:rPr>
-                <w:rFonts w:ascii="Times New Roman" w:hAnsi="Times New Roman"/>
-                <w:b w:val="0"/>
-                <w:sz w:val="19"/>
-              </w:rPr>
-              <w:t>[Nhánh phụ] Lô không đạt toàn bộ: trả lô, yêu cầu NCC giao bù, trừ điểm đánh giá NCC</w:t>
-            </w:r>
-          </w:p>
-        </w:tc>
-        <w:tc>
-          <w:tcPr>
-            <w:tcW w:type="dxa" w:w="2041"/>
-          </w:tcPr>
-          <w:p>
-            <w:pPr>
-              <w:spacing w:after="20"/>
-            </w:pPr>
-            <w:r/>
-            <w:r>
-              <w:rPr>
-                <w:rFonts w:ascii="Times New Roman" w:hAnsi="Times New Roman"/>
-                <w:b w:val="0"/>
-                <w:sz w:val="19"/>
-              </w:rPr>
-              <w:t>Phòng QA/QC</w:t>
-            </w:r>
-          </w:p>
-        </w:tc>
-        <w:tc>
-          <w:tcPr>
-            <w:tcW w:type="dxa" w:w="1757"/>
-          </w:tcPr>
-          <w:p>
-            <w:pPr>
-              <w:spacing w:after="20"/>
-            </w:pPr>
-            <w:r/>
-            <w:r>
-              <w:rPr>
-                <w:rFonts w:ascii="Times New Roman" w:hAnsi="Times New Roman"/>
-                <w:b w:val="0"/>
-                <w:sz w:val="19"/>
-              </w:rPr>
-              <w:t>chờ 2,0 ngày · làm 1,0 giờ</w:t>
-            </w:r>
-          </w:p>
-        </w:tc>
-      </w:tr>
-      <w:tr>
-        <w:tc>
-          <w:tcPr>
-            <w:tcW w:type="dxa" w:w="850"/>
-            <w:shd w:val="clear" w:fill="F4F7FB"/>
-          </w:tcPr>
-          <w:p>
-            <w:pPr>
-              <w:spacing w:after="20"/>
-              <w:jc w:val="center"/>
-            </w:pPr>
-            <w:r/>
-            <w:r>
-              <w:rPr>
-                <w:rFonts w:ascii="Times New Roman" w:hAnsi="Times New Roman"/>
-                <w:b w:val="0"/>
-                <w:sz w:val="19"/>
-              </w:rPr>
-              <w:t>B28</w:t>
-            </w:r>
-          </w:p>
-        </w:tc>
-        <w:tc>
-          <w:tcPr>
-            <w:tcW w:type="dxa" w:w="5102"/>
-            <w:shd w:val="clear" w:fill="F4F7FB"/>
-          </w:tcPr>
-          <w:p>
-            <w:pPr>
-              <w:spacing w:after="20"/>
-            </w:pPr>
-            <w:r/>
-            <w:r>
-              <w:rPr>
-                <w:rFonts w:ascii="Times New Roman" w:hAnsi="Times New Roman"/>
-                <w:b w:val="0"/>
-                <w:sz w:val="19"/>
-              </w:rPr>
-              <w:t>[Nhánh phụ] Hoá đơn lệch 3 chiều: tạm giữ thanh toán, đối chiếu lại với Kho / NCC</w:t>
-            </w:r>
-          </w:p>
-        </w:tc>
-        <w:tc>
-          <w:tcPr>
-            <w:tcW w:type="dxa" w:w="2041"/>
-            <w:shd w:val="clear" w:fill="F4F7FB"/>
-          </w:tcPr>
-          <w:p>
-            <w:pPr>
-              <w:spacing w:after="20"/>
-            </w:pPr>
-            <w:r/>
-            <w:r>
-              <w:rPr>
-                <w:rFonts w:ascii="Times New Roman" w:hAnsi="Times New Roman"/>
-                <w:b w:val="0"/>
-                <w:sz w:val="19"/>
-              </w:rPr>
-              <w:t>Phòng Kế toán</w:t>
-            </w:r>
-          </w:p>
-        </w:tc>
-        <w:tc>
-          <w:tcPr>
-            <w:tcW w:type="dxa" w:w="1757"/>
-            <w:shd w:val="clear" w:fill="F4F7FB"/>
-          </w:tcPr>
-          <w:p>
-            <w:pPr>
-              <w:spacing w:after="20"/>
-            </w:pPr>
-            <w:r/>
-            <w:r>
-              <w:rPr>
-                <w:rFonts w:ascii="Times New Roman" w:hAnsi="Times New Roman"/>
-                <w:b w:val="0"/>
-                <w:sz w:val="19"/>
-              </w:rPr>
-              <w:t>chờ 1,0–3,0 ngày · làm 2,0 giờ</w:t>
-            </w:r>
-          </w:p>
-        </w:tc>
-      </w:tr>
-      <w:tr>
-        <w:tc>
-          <w:tcPr>
-            <w:tcW w:type="dxa" w:w="850"/>
-          </w:tcPr>
-          <w:p>
-            <w:pPr>
-              <w:spacing w:after="20"/>
-              <w:jc w:val="center"/>
-            </w:pPr>
-            <w:r/>
-            <w:r>
-              <w:rPr>
-                <w:rFonts w:ascii="Times New Roman" w:hAnsi="Times New Roman"/>
-                <w:b w:val="0"/>
-                <w:sz w:val="19"/>
-              </w:rPr>
-              <w:t>B29b</w:t>
-            </w:r>
-          </w:p>
-        </w:tc>
-        <w:tc>
-          <w:tcPr>
-            <w:tcW w:type="dxa" w:w="5102"/>
-          </w:tcPr>
-          <w:p>
-            <w:pPr>
-              <w:spacing w:after="20"/>
-            </w:pPr>
-            <w:r/>
-            <w:r>
-              <w:rPr>
-                <w:rFonts w:ascii="Times New Roman" w:hAnsi="Times New Roman"/>
-                <w:b w:val="0"/>
-                <w:sz w:val="19"/>
-              </w:rPr>
-              <w:t>[Nhánh phụ] Đánh giá NCC định kỳ hằng quý: chấm điểm OTIF, tỷ lệ lô đạt QA/QC, ổn định giá; NCC dưới ngưỡng bị đưa vào danh sách hạn chế</w:t>
-            </w:r>
-          </w:p>
-        </w:tc>
-        <w:tc>
-          <w:tcPr>
-            <w:tcW w:type="dxa" w:w="2041"/>
-          </w:tcPr>
-          <w:p>
-            <w:pPr>
-              <w:spacing w:after="20"/>
-            </w:pPr>
-            <w:r/>
-            <w:r>
-              <w:rPr>
-                <w:rFonts w:ascii="Times New Roman" w:hAnsi="Times New Roman"/>
-                <w:b w:val="0"/>
-                <w:sz w:val="19"/>
-              </w:rPr>
-              <w:t>Phòng Thu mua</w:t>
-            </w:r>
-          </w:p>
-        </w:tc>
-        <w:tc>
-          <w:tcPr>
-            <w:tcW w:type="dxa" w:w="1757"/>
           </w:tcPr>
           <w:p>
             <w:pPr>
@@ -15111,7 +14811,7 @@
           <w:i w:val="0"/>
           <w:sz w:val="23"/>
         </w:rPr>
-        <w:t>Sơ đồ được mô hình hoá bằng hai pool: pool Farmers Market (7 lane theo bộ phận) và pool Nhà cung cấp. Hai pool chỉ trao đổi với nhau bằng luồng thông điệp nét đứt (thư mời báo giá, báo giá &amp; hồ sơ, hợp đồng khung, đơn đặt hàng, lô hàng, hoá đơn, uỷ nhiệm chi) — đúng nguyên tắc BPMN là sequence flow không được cắt qua ranh giới pool. Do quy trình dài, sơ đồ được chia thành hai băng nối nhau bằng cặp sự kiện liên kết (link event) mang nhãn A.</w:t>
+        <w:t>Sơ đồ được mô hình hoá bằng hai pool: pool Farmers Market và pool Nhà cung cấp. Hai pool chỉ trao đổi với nhau bằng luồng thông điệp nét đứt (thư mời báo giá, báo giá &amp; hồ sơ, hợp đồng khung, đơn đặt hàng, lô hàng, hoá đơn, uỷ nhiệm chi) — đúng nguyên tắc BPMN là sequence flow không được cắt qua ranh giới pool. Do quy trình dài, sơ đồ được chia thành hai băng nối nhau bằng cặp sự kiện liên kết (link event) mang nhãn A. Khâu kiểm soát chất lượng lô hàng và nhập kho không được vẽ chi tiết mà thể hiện bằng một call activity (ô viền đậm, có dấu cộng trong khung) bàn giao sang quy trình QL2 — tránh trùng lặp phạm vi với quy trình do thành viên khác phân tích.</w:t>
       </w:r>
     </w:p>
     <w:p>
@@ -15121,7 +14821,7 @@
       <w:r>
         <w:drawing>
           <wp:inline xmlns:a="http://schemas.openxmlformats.org/drawingml/2006/main" xmlns:pic="http://schemas.openxmlformats.org/drawingml/2006/picture">
-            <wp:extent cx="6120000" cy="4134842"/>
+            <wp:extent cx="6120000" cy="3483970"/>
             <wp:docPr id="2" name="Picture 2"/>
             <wp:cNvGraphicFramePr>
               <a:graphicFrameLocks noChangeAspect="1"/>
@@ -15130,11 +14830,11 @@
               <a:graphicData uri="http://schemas.openxmlformats.org/drawingml/2006/picture">
                 <pic:pic>
                   <pic:nvPicPr>
-                    <pic:cNvPr id="0" name="image.png"/>
+                    <pic:cNvPr id="0" name="out.png"/>
                     <pic:cNvPicPr/>
                   </pic:nvPicPr>
                   <pic:blipFill>
-                    <a:blip r:embed="rId12"/>
+                    <a:blip r:embed="rId14"/>
                     <a:stretch>
                       <a:fillRect/>
                     </a:stretch>
@@ -15142,7 +14842,7 @@
                   <pic:spPr>
                     <a:xfrm>
                       <a:off x="0" y="0"/>
-                      <a:ext cx="6120000" cy="4134842"/>
+                      <a:ext cx="6120000" cy="3483970"/>
                     </a:xfrm>
                     <a:prstGeom prst="rect"/>
                   </pic:spPr>
@@ -15165,7 +14865,7 @@
           <w:i/>
           <w:sz w:val="21"/>
         </w:rPr>
-        <w:t>Hình 2 – Sơ đồ BPMN AS-IS quy trình QL1 (2 pool · 11 lane · 18 cổng XOR · 4 cổng AND song song · 5 sự kiện bắt đầu · 8 sự kiện kết thúc · 11 data object · 10 luồng thông điệp)</w:t>
+        <w:t>Hình 2 – Sơ đồ BPMN AS-IS quy trình QL1 (2 pool · 10 lane · 17 cổng XOR · 1 cặp cổng AND song song · 1 call activity bàn giao sang QL2 · 5 sự kiện bắt đầu · 8 sự kiện kết thúc · 10 data object · 10 luồng thông điệp)</w:t>
       </w:r>
     </w:p>
     <w:p>
@@ -15333,7 +15033,7 @@
                 <w:b w:val="0"/>
                 <w:sz w:val="20"/>
               </w:rPr>
-              <w:t>23,5 ngày</w:t>
+              <w:t>23,8 ngày</w:t>
             </w:r>
           </w:p>
         </w:tc>
@@ -15396,7 +15096,7 @@
                 <w:b w:val="0"/>
                 <w:sz w:val="20"/>
               </w:rPr>
-              <w:t>7,7 ngày</w:t>
+              <w:t>7,9 ngày</w:t>
             </w:r>
           </w:p>
         </w:tc>
@@ -15478,7 +15178,7 @@
                 <w:b w:val="0"/>
                 <w:sz w:val="20"/>
               </w:rPr>
-              <w:t>Tỷ lệ lô hàng đạt QA/QC đầu vào lần đầu</w:t>
+              <w:t>Tỷ lệ lô hàng đạt QA/QC lần đầu (số liệu do QL2 cung cấp)</w:t>
             </w:r>
           </w:p>
         </w:tc>
@@ -15786,7 +15486,7 @@
                 <w:b w:val="0"/>
                 <w:sz w:val="20"/>
               </w:rPr>
-              <w:t>Tỷ lệ SKU nông sản truy xuất được nguồn gốc</w:t>
+              <w:t>Tỷ lệ NCC nộp đủ hồ sơ vùng trồng để truy xuất</w:t>
             </w:r>
           </w:p>
         </w:tc>
@@ -15805,7 +15505,7 @@
                 <w:b w:val="0"/>
                 <w:sz w:val="20"/>
               </w:rPr>
-              <w:t>(SKU có tem truy xuất / Tổng SKU nông sản) × 100 – Mục tiêu 100%</w:t>
+              <w:t>(NCC có hồ sơ đầy đủ / Tổng NCC đang hoạt động) × 100 – Mục tiêu 100%</w:t>
             </w:r>
           </w:p>
         </w:tc>
@@ -17719,7 +17419,7 @@
                 <w:b w:val="0"/>
                 <w:sz w:val="18"/>
               </w:rPr>
-              <w:t>N5–N6</w:t>
+              <w:t>B20</w:t>
             </w:r>
           </w:p>
         </w:tc>
@@ -17739,7 +17439,7 @@
                 <w:b w:val="0"/>
                 <w:sz w:val="18"/>
               </w:rPr>
-              <w:t>NCC thu hoạch, sơ chế &amp; giao hàng</w:t>
+              <w:t>Theo dõi tiến độ giao của NCC</w:t>
             </w:r>
           </w:p>
         </w:tc>
@@ -17760,7 +17460,7 @@
                 <w:b w:val="0"/>
                 <w:sz w:val="18"/>
               </w:rPr>
-              <w:t>VA</w:t>
+              <w:t>VBA</w:t>
             </w:r>
           </w:p>
         </w:tc>
@@ -17780,7 +17480,7 @@
                 <w:b w:val="0"/>
                 <w:sz w:val="18"/>
               </w:rPr>
-              <w:t>Tạo ra giá trị vật chất thực tế cho chuỗi</w:t>
+              <w:t>Bắt buộc để phát hiện sớm nguy cơ giao trễ</w:t>
             </w:r>
           </w:p>
         </w:tc>
@@ -17800,7 +17500,7 @@
                 <w:b w:val="0"/>
                 <w:sz w:val="18"/>
               </w:rPr>
-              <w:t>Chốt khung giờ giao theo ngành hàng để giảm ùn tại kho</w:t>
+              <w:t>Cổng NCC cho phép nhà cung cấp tự cập nhật trạng thái giao hàng</w:t>
             </w:r>
           </w:p>
         </w:tc>
@@ -17822,7 +17522,7 @@
                 <w:b w:val="0"/>
                 <w:sz w:val="18"/>
               </w:rPr>
-              <w:t>B22a–b</w:t>
+              <w:t>N5–N6</w:t>
             </w:r>
           </w:p>
         </w:tc>
@@ -17841,7 +17541,7 @@
                 <w:b w:val="0"/>
                 <w:sz w:val="18"/>
               </w:rPr>
-              <w:t>Cân đối chiếu PO &amp; kiểm chất lượng đầu vào</w:t>
+              <w:t>NCC thu hoạch, sơ chế &amp; giao hàng</w:t>
             </w:r>
           </w:p>
         </w:tc>
@@ -17861,7 +17561,7 @@
                 <w:b w:val="0"/>
                 <w:sz w:val="18"/>
               </w:rPr>
-              <w:t>VBA</w:t>
+              <w:t>VA</w:t>
             </w:r>
           </w:p>
         </w:tc>
@@ -17880,7 +17580,7 @@
                 <w:b w:val="0"/>
                 <w:sz w:val="18"/>
               </w:rPr>
-              <w:t>Bắt buộc để kiểm soát ATTP và tránh thất thoát</w:t>
+              <w:t>Tạo ra giá trị vật chất thực tế cho chuỗi</w:t>
             </w:r>
           </w:p>
         </w:tc>
@@ -17899,7 +17599,7 @@
                 <w:b w:val="0"/>
                 <w:sz w:val="18"/>
               </w:rPr>
-              <w:t>Quét mã vạch đối chiếu tự động; test nhanh ngay tại cửa nhận hàng</w:t>
+              <w:t>Chốt khung giờ giao theo ngành hàng để giảm ùn tại kho</w:t>
             </w:r>
           </w:p>
         </w:tc>
@@ -17922,7 +17622,7 @@
                 <w:b w:val="0"/>
                 <w:sz w:val="18"/>
               </w:rPr>
-              <w:t>B23–B24</w:t>
+              <w:t>B22</w:t>
             </w:r>
           </w:p>
         </w:tc>
@@ -17942,7 +17642,7 @@
                 <w:b w:val="0"/>
                 <w:sz w:val="18"/>
               </w:rPr>
-              <w:t>Lập NCR, trả lô, chờ NCC giao bù</w:t>
+              <w:t>Bàn giao lô hàng cho quy trình QL2</w:t>
             </w:r>
           </w:p>
         </w:tc>
@@ -17963,7 +17663,7 @@
                 <w:b w:val="0"/>
                 <w:sz w:val="18"/>
               </w:rPr>
-              <w:t>NVA</w:t>
+              <w:t>VBA</w:t>
             </w:r>
           </w:p>
         </w:tc>
@@ -17983,7 +17683,7 @@
                 <w:b w:val="0"/>
                 <w:sz w:val="18"/>
               </w:rPr>
-              <w:t>Phát sinh do lỗi NCC — làm lại thuần tuý</w:t>
+              <w:t>Bắt buộc để kiểm soát ATTP; công việc kiểm đếm và kiểm chất lượng do QL2 thực hiện</w:t>
             </w:r>
           </w:p>
         </w:tc>
@@ -18003,7 +17703,7 @@
                 <w:b w:val="0"/>
                 <w:sz w:val="18"/>
               </w:rPr>
-              <w:t>Xếp hạng NCC theo tỷ lệ đạt QA/QC, chế tài trong hợp đồng khung</w:t>
+              <w:t>Thống nhất biểu mẫu bàn giao với QL2 để không phải nhập lại dữ liệu lô</w:t>
             </w:r>
           </w:p>
         </w:tc>
@@ -18025,7 +17725,7 @@
                 <w:b w:val="0"/>
                 <w:sz w:val="18"/>
               </w:rPr>
-              <w:t>B25</w:t>
+              <w:t>B23</w:t>
             </w:r>
           </w:p>
         </w:tc>
@@ -18044,7 +17744,7 @@
                 <w:b w:val="0"/>
                 <w:sz w:val="18"/>
               </w:rPr>
-              <w:t>Nhập kho, gắn số lô &amp; tem truy xuất</w:t>
+              <w:t>Yêu cầu NCC giao bù khi QL2 báo lô không đạt</w:t>
             </w:r>
           </w:p>
         </w:tc>
@@ -18064,7 +17764,7 @@
                 <w:b w:val="0"/>
                 <w:sz w:val="18"/>
               </w:rPr>
-              <w:t>VBA</w:t>
+              <w:t>NVA</w:t>
             </w:r>
           </w:p>
         </w:tc>
@@ -18083,7 +17783,7 @@
                 <w:b w:val="0"/>
                 <w:sz w:val="18"/>
               </w:rPr>
-              <w:t>Bắt buộc cho truy xuất nguồn gốc và quản lý hạn dùng</w:t>
+              <w:t>Phát sinh do lỗi nhà cung cấp — làm lại thuần tuý</w:t>
             </w:r>
           </w:p>
         </w:tc>
@@ -18102,7 +17802,7 @@
                 <w:b w:val="0"/>
                 <w:sz w:val="18"/>
               </w:rPr>
-              <w:t>In tem tự động ngay khi post phiếu nhập kho</w:t>
+              <w:t>Xếp hạng NCC theo tỷ lệ lô đạt do QL2 cung cấp; đưa chế tài vào hợp đồng khung</w:t>
             </w:r>
           </w:p>
         </w:tc>
@@ -18125,7 +17825,7 @@
                 <w:b w:val="0"/>
                 <w:sz w:val="18"/>
               </w:rPr>
-              <w:t>B26–B27</w:t>
+              <w:t>B24–B25</w:t>
             </w:r>
           </w:p>
         </w:tc>
@@ -18228,7 +17928,7 @@
                 <w:b w:val="0"/>
                 <w:sz w:val="18"/>
               </w:rPr>
-              <w:t>B28</w:t>
+              <w:t>B26</w:t>
             </w:r>
           </w:p>
         </w:tc>
@@ -18328,7 +18028,7 @@
                 <w:b w:val="0"/>
                 <w:sz w:val="18"/>
               </w:rPr>
-              <w:t>B29</w:t>
+              <w:t>B27</w:t>
             </w:r>
           </w:p>
         </w:tc>
@@ -18431,7 +18131,7 @@
                 <w:b w:val="0"/>
                 <w:sz w:val="18"/>
               </w:rPr>
-              <w:t>B31</w:t>
+              <w:t>B29</w:t>
             </w:r>
           </w:p>
         </w:tc>
@@ -18530,7 +18230,7 @@
           <w:i w:val="0"/>
           <w:sz w:val="23"/>
         </w:rPr>
-        <w:t>Nhận xét: 5 nhóm hoạt động bị xếp NVA và tất cả đều rơi vào hai chỗ — thời gian chờ ký duyệt (B13, B17) và xử lý sai sót do bên ngoài gây ra (B23–B24 hàng không đạt, B28 hoá đơn lệch). Đây là nhóm cần ưu tiên cải tiến vì không đòi hỏi thay đổi bản chất nghiệp vụ, chỉ cần số hoá khâu duyệt và siết cam kết với nhà cung cấp.</w:t>
+        <w:t>Nhận xét: 5 nhóm hoạt động bị xếp NVA và tất cả đều rơi vào hai chỗ — thời gian chờ ký duyệt (B13, B17) và xử lý sai sót do bên ngoài gây ra (B23 lô hàng không đạt, B26 hoá đơn lệch). Đây là nhóm cần ưu tiên cải tiến vì không đòi hỏi thay đổi bản chất nghiệp vụ, chỉ cần số hoá khâu duyệt và siết cam kết với nhà cung cấp.</w:t>
       </w:r>
     </w:p>
     <w:p>
@@ -18943,7 +18643,7 @@
                 <w:b w:val="0"/>
                 <w:sz w:val="18"/>
               </w:rPr>
-              <w:t>Phiếu nhập kho bản giấy chuyển từ Kho lên Kế toán</w:t>
+              <w:t>Phiếu nhập kho do QL2 lập được chuyển bản giấy sang Kế toán để đối chiếu</w:t>
             </w:r>
           </w:p>
         </w:tc>
@@ -18983,7 +18683,7 @@
                 <w:b w:val="0"/>
                 <w:sz w:val="18"/>
               </w:rPr>
-              <w:t>Kho post phiếu nhập trên hệ thống, Kế toán tra cứu trực tiếp</w:t>
+              <w:t>Thống nhất với QL2 post phiếu nhập trên hệ thống, Kế toán tra cứu trực tiếp</w:t>
             </w:r>
           </w:p>
         </w:tc>
@@ -19507,7 +19207,7 @@
                 <w:b w:val="0"/>
                 <w:sz w:val="18"/>
               </w:rPr>
-              <w:t>Kho và QA/QC cùng ghi hai biểu mẫu cho một lô hàng</w:t>
+              <w:t>Thu mua nhập lại dữ liệu lô hàng khi nhận kết quả bàn giao từ QL2</w:t>
             </w:r>
           </w:p>
         </w:tc>
@@ -19526,7 +19226,7 @@
                 <w:b w:val="0"/>
                 <w:sz w:val="18"/>
               </w:rPr>
-              <w:t>Trùng nội dung, hai bộ phận nhập cùng dữ liệu lô</w:t>
+              <w:t>Cùng dữ liệu lô đã có trên hệ thống nhưng phải chép lại để đối chiếu với đơn đặt hàng</w:t>
             </w:r>
           </w:p>
         </w:tc>
@@ -19545,7 +19245,7 @@
                 <w:b w:val="0"/>
                 <w:sz w:val="18"/>
               </w:rPr>
-              <w:t>Một biểu mẫu điện tử chung, mỗi bộ phận điền phần của mình</w:t>
+              <w:t>Dùng chung một mã lô giữa QL1 và QL2, hệ thống tự liên kết với đơn đặt hàng</w:t>
             </w:r>
           </w:p>
         </w:tc>
@@ -19671,7 +19371,7 @@
           <w:b w:val="0"/>
           <w:sz w:val="23"/>
         </w:rPr>
-        <w:t>Lead time chu trình thu mua có phê duyệt nhà cung cấp mới kéo dài 23,5 ngày, vượt xa mục tiêu dưới 15 ngày.</w:t>
+        <w:t>Lead time chu trình thu mua có phê duyệt nhà cung cấp mới kéo dài 23,8 ngày, vượt xa mục tiêu dưới 15 ngày.</w:t>
       </w:r>
     </w:p>
     <w:p>
@@ -20468,11 +20168,11 @@
               <a:graphicData uri="http://schemas.openxmlformats.org/drawingml/2006/picture">
                 <pic:pic>
                   <pic:nvPicPr>
-                    <pic:cNvPr id="0" name="image.png"/>
+                    <pic:cNvPr id="0" name="fish.png"/>
                     <pic:cNvPicPr/>
                   </pic:nvPicPr>
                   <pic:blipFill>
-                    <a:blip r:embed="rId13"/>
+                    <a:blip r:embed="rId15"/>
                     <a:stretch>
                       <a:fillRect/>
                     </a:stretch>
@@ -23729,7 +23429,7 @@
                 <w:b w:val="0"/>
                 <w:sz w:val="19"/>
               </w:rPr>
-              <w:t>23,55 ngày</w:t>
+              <w:t>23,80 ngày</w:t>
             </w:r>
           </w:p>
         </w:tc>
@@ -23792,7 +23492,7 @@
                 <w:b w:val="0"/>
                 <w:sz w:val="19"/>
               </w:rPr>
-              <w:t>7,68 ngày</w:t>
+              <w:t>7,93 ngày</w:t>
             </w:r>
           </w:p>
         </w:tc>
@@ -23832,7 +23532,7 @@
                 <w:b w:val="0"/>
                 <w:sz w:val="19"/>
               </w:rPr>
-              <w:t>0,20 × 23,55 + 0,80 × 7,68</w:t>
+              <w:t>0,20 × 23,80 + 0,80 × 7,93</w:t>
             </w:r>
           </w:p>
         </w:tc>
@@ -23852,7 +23552,7 @@
                 <w:b w:val="0"/>
                 <w:sz w:val="19"/>
               </w:rPr>
-              <w:t>10,85 ngày</w:t>
+              <w:t>11,10 ngày</w:t>
             </w:r>
           </w:p>
         </w:tc>
@@ -23975,7 +23675,7 @@
                 <w:b w:val="0"/>
                 <w:sz w:val="19"/>
               </w:rPr>
-              <w:t>11,41 ngày</w:t>
+              <w:t>11,66 ngày</w:t>
             </w:r>
           </w:p>
         </w:tc>
@@ -24017,7 +23717,7 @@
                 <w:b w:val="0"/>
                 <w:sz w:val="19"/>
               </w:rPr>
-              <w:t>0,20 × 3.690.909 + 0,80 × 1.100.568</w:t>
+              <w:t>0,20 × 3.511.932 + 0,80 × 921.591</w:t>
             </w:r>
           </w:p>
         </w:tc>
@@ -24038,7 +23738,7 @@
                 <w:b w:val="0"/>
                 <w:sz w:val="19"/>
               </w:rPr>
-              <w:t>1.618.636 đ</w:t>
+              <w:t>1.439.659 đ</w:t>
             </w:r>
           </w:p>
         </w:tc>
@@ -24528,7 +24228,7 @@
           <w:i w:val="0"/>
           <w:sz w:val="23"/>
         </w:rPr>
-        <w:t>Nhận xét: lead time kỳ vọng của toàn quy trình là 11,4 ngày — thấp hơn nhiều so với con số 23,5 ngày của kịch bản A, vì phần lớn đơn hàng đi theo đường tắt hợp đồng khung. Tuy nhiên chỉ số KPI hiện trạng “lead time thu mua 20–25 ngày” mà Ban Giám đốc theo dõi lại được đo trên chu trình có phê duyệt nhà cung cấp mới, nên vẫn phản ánh đúng điểm nghẽn cần cải tiến. Riêng thời gian làm lại đã chiếm 0,56 ngày, tương đương 4,9% lead time kỳ vọng — đây là phần có thể loại bỏ mà không cần thay đổi bản chất nghiệp vụ.</w:t>
+        <w:t>Nhận xét: lead time kỳ vọng của toàn quy trình là 11,7 ngày — thấp hơn nhiều so với con số 23,8 ngày của kịch bản A, vì phần lớn đơn hàng đi theo đường tắt hợp đồng khung. Tuy nhiên chỉ số KPI hiện trạng “lead time thu mua 20–25 ngày” mà Ban Giám đốc theo dõi lại được đo trên chu trình có phê duyệt nhà cung cấp mới, nên vẫn phản ánh đúng điểm nghẽn cần cải tiến. Riêng thời gian làm lại đã chiếm 0,56 ngày, tương đương 4,8% lead time kỳ vọng — đây là phần có thể loại bỏ mà không cần thay đổi bản chất nghiệp vụ.</w:t>
       </w:r>
     </w:p>
     <w:p>
@@ -26083,7 +25783,7 @@
                 <w:b w:val="0"/>
                 <w:sz w:val="17"/>
               </w:rPr>
-              <w:t>Phòng QA/QC</w:t>
+              <w:t>Phòng QA/QC (thẩm định NCC)</w:t>
             </w:r>
           </w:p>
         </w:tc>
@@ -27643,7 +27343,7 @@
                 <w:b w:val="0"/>
                 <w:sz w:val="17"/>
               </w:rPr>
-              <w:t>Nhận lịch giao, bố trí slot nhận hàng, nhân sự &amp; khu vực kiểm đầu vào</w:t>
+              <w:t>Theo dõi tiến độ giao của NCC theo lịch &amp; khung giờ đã chốt</w:t>
             </w:r>
           </w:p>
         </w:tc>
@@ -27662,7 +27362,7 @@
                 <w:b w:val="0"/>
                 <w:sz w:val="17"/>
               </w:rPr>
-              <w:t>Kho trung tâm</w:t>
+              <w:t>Phòng Thu mua</w:t>
             </w:r>
           </w:p>
         </w:tc>
@@ -27911,7 +27611,7 @@
                 <w:b w:val="0"/>
                 <w:sz w:val="17"/>
               </w:rPr>
-              <w:t>B22a</w:t>
+              <w:t>B22</w:t>
             </w:r>
           </w:p>
         </w:tc>
@@ -27930,7 +27630,7 @@
                 <w:b w:val="0"/>
                 <w:sz w:val="17"/>
               </w:rPr>
-              <w:t>Cân trọng lượng thực nhận, đối chiếu số lượng &amp; chủng loại với PO</w:t>
+              <w:t>Bàn giao lô hàng cho quy trình QL2 – kiểm soát chất lượng đầu vào &amp; nhập kho</w:t>
             </w:r>
           </w:p>
         </w:tc>
@@ -27949,7 +27649,7 @@
                 <w:b w:val="0"/>
                 <w:sz w:val="17"/>
               </w:rPr>
-              <w:t>Kho trung tâm</w:t>
+              <w:t>Quy trình QL2 (QA/QC &amp; Kho)</w:t>
             </w:r>
           </w:p>
         </w:tc>
@@ -27969,27 +27669,27 @@
                 <w:b w:val="0"/>
                 <w:sz w:val="17"/>
               </w:rPr>
+              <w:t>0,50</w:t>
+            </w:r>
+          </w:p>
+        </w:tc>
+        <w:tc>
+          <w:tcPr>
+            <w:tcW w:type="dxa" w:w="964"/>
+          </w:tcPr>
+          <w:p>
+            <w:pPr>
+              <w:spacing w:after="20"/>
+              <w:jc w:val="right"/>
+            </w:pPr>
+            <w:r/>
+            <w:r>
+              <w:rPr>
+                <w:rFonts w:ascii="Times New Roman" w:hAnsi="Times New Roman"/>
+                <w:b w:val="0"/>
+                <w:sz w:val="17"/>
+              </w:rPr>
               <w:t>0,00</w:t>
-            </w:r>
-          </w:p>
-        </w:tc>
-        <w:tc>
-          <w:tcPr>
-            <w:tcW w:type="dxa" w:w="964"/>
-          </w:tcPr>
-          <w:p>
-            <w:pPr>
-              <w:spacing w:after="20"/>
-              <w:jc w:val="right"/>
-            </w:pPr>
-            <w:r/>
-            <w:r>
-              <w:rPr>
-                <w:rFonts w:ascii="Times New Roman" w:hAnsi="Times New Roman"/>
-                <w:b w:val="0"/>
-                <w:sz w:val="17"/>
-              </w:rPr>
-              <w:t>1,00</w:t>
             </w:r>
           </w:p>
         </w:tc>
@@ -28052,7 +27752,7 @@
                 <w:b w:val="0"/>
                 <w:sz w:val="17"/>
               </w:rPr>
-              <w:t>B22b</w:t>
+              <w:t>B24</w:t>
             </w:r>
           </w:p>
         </w:tc>
@@ -28072,7 +27772,7 @@
                 <w:b w:val="0"/>
                 <w:sz w:val="17"/>
               </w:rPr>
-              <w:t>Kiểm cảm quan, nhiệt độ tâm hàng, hạn dùng, test nhanh dư lượng</w:t>
+              <w:t>Nhận &amp; ghi nhận hoá đơn của NCC</w:t>
             </w:r>
           </w:p>
         </w:tc>
@@ -28092,7 +27792,7 @@
                 <w:b w:val="0"/>
                 <w:sz w:val="17"/>
               </w:rPr>
-              <w:t>Phòng QA/QC</w:t>
+              <w:t>Phòng Kế toán</w:t>
             </w:r>
           </w:p>
         </w:tc>
@@ -28113,7 +27813,7 @@
                 <w:b w:val="0"/>
                 <w:sz w:val="17"/>
               </w:rPr>
-              <w:t>0,00</w:t>
+              <w:t>1,00</w:t>
             </w:r>
           </w:p>
         </w:tc>
@@ -28134,7 +27834,7 @@
                 <w:b w:val="0"/>
                 <w:sz w:val="17"/>
               </w:rPr>
-              <w:t>1,50</w:t>
+              <w:t>1,00</w:t>
             </w:r>
           </w:p>
         </w:tc>
@@ -28217,7 +27917,7 @@
                 <w:b w:val="0"/>
                 <w:sz w:val="17"/>
               </w:rPr>
-              <w:t>Nhập kho, cập nhật tồn &amp; vị trí, gắn số lô + hạn dùng, in tem truy xuất nguồn gốc</w:t>
+              <w:t>Đối chiếu 3 chiều: PO – Phiếu nhập kho (nhận từ QL2) – Hoá đơn</w:t>
             </w:r>
           </w:p>
         </w:tc>
@@ -28236,7 +27936,7 @@
                 <w:b w:val="0"/>
                 <w:sz w:val="17"/>
               </w:rPr>
-              <w:t>Kho trung tâm</w:t>
+              <w:t>Phòng Kế toán</w:t>
             </w:r>
           </w:p>
         </w:tc>
@@ -28276,7 +27976,7 @@
                 <w:b w:val="0"/>
                 <w:sz w:val="17"/>
               </w:rPr>
-              <w:t>0,50</w:t>
+              <w:t>0,80</w:t>
             </w:r>
           </w:p>
         </w:tc>
@@ -28339,7 +28039,7 @@
                 <w:b w:val="0"/>
                 <w:sz w:val="17"/>
               </w:rPr>
-              <w:t>B26</w:t>
+              <w:t>B27</w:t>
             </w:r>
           </w:p>
         </w:tc>
@@ -28359,7 +28059,7 @@
                 <w:b w:val="0"/>
                 <w:sz w:val="17"/>
               </w:rPr>
-              <w:t>Nhận &amp; ghi nhận hoá đơn của NCC</w:t>
+              <w:t>Lập đề nghị thanh toán bản giấy, cấn trừ tiền đặt cọc</w:t>
             </w:r>
           </w:p>
         </w:tc>
@@ -28400,7 +28100,7 @@
                 <w:b w:val="0"/>
                 <w:sz w:val="17"/>
               </w:rPr>
-              <w:t>1,00</w:t>
+              <w:t>0,00</w:t>
             </w:r>
           </w:p>
         </w:tc>
@@ -28421,7 +28121,7 @@
                 <w:b w:val="0"/>
                 <w:sz w:val="17"/>
               </w:rPr>
-              <w:t>1,00</w:t>
+              <w:t>0,30</w:t>
             </w:r>
           </w:p>
         </w:tc>
@@ -28442,7 +28142,7 @@
                 <w:b w:val="0"/>
                 <w:sz w:val="17"/>
               </w:rPr>
-              <w:t>VBA</w:t>
+              <w:t>NVA</w:t>
             </w:r>
           </w:p>
         </w:tc>
@@ -28485,7 +28185,7 @@
                 <w:b w:val="0"/>
                 <w:sz w:val="17"/>
               </w:rPr>
-              <w:t>B27</w:t>
+              <w:t>B28</w:t>
             </w:r>
           </w:p>
         </w:tc>
@@ -28504,7 +28204,7 @@
                 <w:b w:val="0"/>
                 <w:sz w:val="17"/>
               </w:rPr>
-              <w:t>Đối chiếu 3 chiều: PO – Phiếu nhập kho – Hoá đơn</w:t>
+              <w:t>Ban Giám đốc duyệt chi (khi vượt hạn mức Kế toán trưởng)</w:t>
             </w:r>
           </w:p>
         </w:tc>
@@ -28523,7 +28223,7 @@
                 <w:b w:val="0"/>
                 <w:sz w:val="17"/>
               </w:rPr>
-              <w:t>Phòng Kế toán</w:t>
+              <w:t>Ban Giám đốc</w:t>
             </w:r>
           </w:p>
         </w:tc>
@@ -28543,7 +28243,7 @@
                 <w:b w:val="0"/>
                 <w:sz w:val="17"/>
               </w:rPr>
-              <w:t>0,00</w:t>
+              <w:t>0,50</w:t>
             </w:r>
           </w:p>
         </w:tc>
@@ -28563,7 +28263,7 @@
                 <w:b w:val="0"/>
                 <w:sz w:val="17"/>
               </w:rPr>
-              <w:t>0,80</w:t>
+              <w:t>0,20</w:t>
             </w:r>
           </w:p>
         </w:tc>
@@ -28603,7 +28303,7 @@
                 <w:b w:val="0"/>
                 <w:sz w:val="17"/>
               </w:rPr>
-              <w:t>A + B</w:t>
+              <w:t>chỉ A</w:t>
             </w:r>
           </w:p>
         </w:tc>
@@ -28646,7 +28346,7 @@
                 <w:b w:val="0"/>
                 <w:sz w:val="17"/>
               </w:rPr>
-              <w:t>Lập đề nghị thanh toán bản giấy, cấn trừ tiền đặt cọc</w:t>
+              <w:t>Thanh toán cho NCC theo kỳ hạn 15–30 ngày</w:t>
             </w:r>
           </w:p>
         </w:tc>
@@ -28708,7 +28408,7 @@
                 <w:b w:val="0"/>
                 <w:sz w:val="17"/>
               </w:rPr>
-              <w:t>0,30</w:t>
+              <w:t>0,50</w:t>
             </w:r>
           </w:p>
         </w:tc>
@@ -28729,7 +28429,7 @@
                 <w:b w:val="0"/>
                 <w:sz w:val="17"/>
               </w:rPr>
-              <w:t>NVA</w:t>
+              <w:t>VA</w:t>
             </w:r>
           </w:p>
         </w:tc>
@@ -28772,7 +28472,6 @@
                 <w:b w:val="0"/>
                 <w:sz w:val="17"/>
               </w:rPr>
-              <w:t>B30</w:t>
             </w:r>
           </w:p>
         </w:tc>
@@ -28791,7 +28490,7 @@
                 <w:b w:val="0"/>
                 <w:sz w:val="17"/>
               </w:rPr>
-              <w:t>Ban Giám đốc duyệt chi (khi vượt hạn mức Kế toán trưởng)</w:t>
+              <w:t>TỔNG CỘNG – Kịch bản A</w:t>
             </w:r>
           </w:p>
         </w:tc>
@@ -28810,7 +28509,6 @@
                 <w:b w:val="0"/>
                 <w:sz w:val="17"/>
               </w:rPr>
-              <w:t>Ban Giám đốc</w:t>
             </w:r>
           </w:p>
         </w:tc>
@@ -28830,7 +28528,7 @@
                 <w:b w:val="0"/>
                 <w:sz w:val="17"/>
               </w:rPr>
-              <w:t>0,50</w:t>
+              <w:t>19,00</w:t>
             </w:r>
           </w:p>
         </w:tc>
@@ -28850,7 +28548,7 @@
                 <w:b w:val="0"/>
                 <w:sz w:val="17"/>
               </w:rPr>
-              <w:t>0,20</w:t>
+              <w:t>39,90</w:t>
             </w:r>
           </w:p>
         </w:tc>
@@ -28870,7 +28568,6 @@
                 <w:b w:val="0"/>
                 <w:sz w:val="17"/>
               </w:rPr>
-              <w:t>VBA</w:t>
             </w:r>
           </w:p>
         </w:tc>
@@ -28890,7 +28587,6 @@
                 <w:b w:val="0"/>
                 <w:sz w:val="17"/>
               </w:rPr>
-              <w:t>chỉ A</w:t>
             </w:r>
           </w:p>
         </w:tc>
@@ -28913,7 +28609,6 @@
                 <w:b w:val="0"/>
                 <w:sz w:val="17"/>
               </w:rPr>
-              <w:t>B31</w:t>
             </w:r>
           </w:p>
         </w:tc>
@@ -28933,7 +28628,7 @@
                 <w:b w:val="0"/>
                 <w:sz w:val="17"/>
               </w:rPr>
-              <w:t>Thanh toán cho NCC theo kỳ hạn 15–30 ngày</w:t>
+              <w:t>TỔNG CỘNG – Kịch bản B</w:t>
             </w:r>
           </w:p>
         </w:tc>
@@ -28953,7 +28648,6 @@
                 <w:b w:val="0"/>
                 <w:sz w:val="17"/>
               </w:rPr>
-              <w:t>Phòng Kế toán</w:t>
             </w:r>
           </w:p>
         </w:tc>
@@ -28974,7 +28668,7 @@
                 <w:b w:val="0"/>
                 <w:sz w:val="17"/>
               </w:rPr>
-              <w:t>0,00</w:t>
+              <w:t>6,50</w:t>
             </w:r>
           </w:p>
         </w:tc>
@@ -28995,288 +28689,7 @@
                 <w:b w:val="0"/>
                 <w:sz w:val="17"/>
               </w:rPr>
-              <w:t>0,50</w:t>
-            </w:r>
-          </w:p>
-        </w:tc>
-        <w:tc>
-          <w:tcPr>
-            <w:tcW w:type="dxa" w:w="680"/>
-            <w:shd w:val="clear" w:fill="F4F7FB"/>
-          </w:tcPr>
-          <w:p>
-            <w:pPr>
-              <w:spacing w:after="20"/>
-              <w:jc w:val="center"/>
-            </w:pPr>
-            <w:r/>
-            <w:r>
-              <w:rPr>
-                <w:rFonts w:ascii="Times New Roman" w:hAnsi="Times New Roman"/>
-                <w:b w:val="0"/>
-                <w:sz w:val="17"/>
-              </w:rPr>
-              <w:t>VA</w:t>
-            </w:r>
-          </w:p>
-        </w:tc>
-        <w:tc>
-          <w:tcPr>
-            <w:tcW w:type="dxa" w:w="964"/>
-            <w:shd w:val="clear" w:fill="F4F7FB"/>
-          </w:tcPr>
-          <w:p>
-            <w:pPr>
-              <w:spacing w:after="20"/>
-              <w:jc w:val="center"/>
-            </w:pPr>
-            <w:r/>
-            <w:r>
-              <w:rPr>
-                <w:rFonts w:ascii="Times New Roman" w:hAnsi="Times New Roman"/>
-                <w:b w:val="0"/>
-                <w:sz w:val="17"/>
-              </w:rPr>
-              <w:t>A + B</w:t>
-            </w:r>
-          </w:p>
-        </w:tc>
-      </w:tr>
-      <w:tr>
-        <w:tc>
-          <w:tcPr>
-            <w:tcW w:type="dxa" w:w="737"/>
-          </w:tcPr>
-          <w:p>
-            <w:pPr>
-              <w:spacing w:after="20"/>
-              <w:jc w:val="center"/>
-            </w:pPr>
-            <w:r/>
-            <w:r>
-              <w:rPr>
-                <w:rFonts w:ascii="Times New Roman" w:hAnsi="Times New Roman"/>
-                <w:b w:val="0"/>
-                <w:sz w:val="17"/>
-              </w:rPr>
-            </w:r>
-          </w:p>
-        </w:tc>
-        <w:tc>
-          <w:tcPr>
-            <w:tcW w:type="dxa" w:w="3628"/>
-          </w:tcPr>
-          <w:p>
-            <w:pPr>
-              <w:spacing w:after="20"/>
-            </w:pPr>
-            <w:r/>
-            <w:r>
-              <w:rPr>
-                <w:rFonts w:ascii="Times New Roman" w:hAnsi="Times New Roman"/>
-                <w:b w:val="0"/>
-                <w:sz w:val="17"/>
-              </w:rPr>
-              <w:t>TỔNG CỘNG – Kịch bản A</w:t>
-            </w:r>
-          </w:p>
-        </w:tc>
-        <w:tc>
-          <w:tcPr>
-            <w:tcW w:type="dxa" w:w="1814"/>
-          </w:tcPr>
-          <w:p>
-            <w:pPr>
-              <w:spacing w:after="20"/>
-            </w:pPr>
-            <w:r/>
-            <w:r>
-              <w:rPr>
-                <w:rFonts w:ascii="Times New Roman" w:hAnsi="Times New Roman"/>
-                <w:b w:val="0"/>
-                <w:sz w:val="17"/>
-              </w:rPr>
-            </w:r>
-          </w:p>
-        </w:tc>
-        <w:tc>
-          <w:tcPr>
-            <w:tcW w:type="dxa" w:w="850"/>
-          </w:tcPr>
-          <w:p>
-            <w:pPr>
-              <w:spacing w:after="20"/>
-              <w:jc w:val="right"/>
-            </w:pPr>
-            <w:r/>
-            <w:r>
-              <w:rPr>
-                <w:rFonts w:ascii="Times New Roman" w:hAnsi="Times New Roman"/>
-                <w:b w:val="0"/>
-                <w:sz w:val="17"/>
-              </w:rPr>
-              <w:t>18,50</w:t>
-            </w:r>
-          </w:p>
-        </w:tc>
-        <w:tc>
-          <w:tcPr>
-            <w:tcW w:type="dxa" w:w="964"/>
-          </w:tcPr>
-          <w:p>
-            <w:pPr>
-              <w:spacing w:after="20"/>
-              <w:jc w:val="right"/>
-            </w:pPr>
-            <w:r/>
-            <w:r>
-              <w:rPr>
-                <w:rFonts w:ascii="Times New Roman" w:hAnsi="Times New Roman"/>
-                <w:b w:val="0"/>
-                <w:sz w:val="17"/>
-              </w:rPr>
-              <w:t>42,90</w:t>
-            </w:r>
-          </w:p>
-        </w:tc>
-        <w:tc>
-          <w:tcPr>
-            <w:tcW w:type="dxa" w:w="680"/>
-          </w:tcPr>
-          <w:p>
-            <w:pPr>
-              <w:spacing w:after="20"/>
-              <w:jc w:val="center"/>
-            </w:pPr>
-            <w:r/>
-            <w:r>
-              <w:rPr>
-                <w:rFonts w:ascii="Times New Roman" w:hAnsi="Times New Roman"/>
-                <w:b w:val="0"/>
-                <w:sz w:val="17"/>
-              </w:rPr>
-            </w:r>
-          </w:p>
-        </w:tc>
-        <w:tc>
-          <w:tcPr>
-            <w:tcW w:type="dxa" w:w="964"/>
-          </w:tcPr>
-          <w:p>
-            <w:pPr>
-              <w:spacing w:after="20"/>
-              <w:jc w:val="center"/>
-            </w:pPr>
-            <w:r/>
-            <w:r>
-              <w:rPr>
-                <w:rFonts w:ascii="Times New Roman" w:hAnsi="Times New Roman"/>
-                <w:b w:val="0"/>
-                <w:sz w:val="17"/>
-              </w:rPr>
-            </w:r>
-          </w:p>
-        </w:tc>
-      </w:tr>
-      <w:tr>
-        <w:tc>
-          <w:tcPr>
-            <w:tcW w:type="dxa" w:w="737"/>
-            <w:shd w:val="clear" w:fill="F4F7FB"/>
-          </w:tcPr>
-          <w:p>
-            <w:pPr>
-              <w:spacing w:after="20"/>
-              <w:jc w:val="center"/>
-            </w:pPr>
-            <w:r/>
-            <w:r>
-              <w:rPr>
-                <w:rFonts w:ascii="Times New Roman" w:hAnsi="Times New Roman"/>
-                <w:b w:val="0"/>
-                <w:sz w:val="17"/>
-              </w:rPr>
-            </w:r>
-          </w:p>
-        </w:tc>
-        <w:tc>
-          <w:tcPr>
-            <w:tcW w:type="dxa" w:w="3628"/>
-            <w:shd w:val="clear" w:fill="F4F7FB"/>
-          </w:tcPr>
-          <w:p>
-            <w:pPr>
-              <w:spacing w:after="20"/>
-            </w:pPr>
-            <w:r/>
-            <w:r>
-              <w:rPr>
-                <w:rFonts w:ascii="Times New Roman" w:hAnsi="Times New Roman"/>
-                <w:b w:val="0"/>
-                <w:sz w:val="17"/>
-              </w:rPr>
-              <w:t>TỔNG CỘNG – Kịch bản B</w:t>
-            </w:r>
-          </w:p>
-        </w:tc>
-        <w:tc>
-          <w:tcPr>
-            <w:tcW w:type="dxa" w:w="1814"/>
-            <w:shd w:val="clear" w:fill="F4F7FB"/>
-          </w:tcPr>
-          <w:p>
-            <w:pPr>
-              <w:spacing w:after="20"/>
-            </w:pPr>
-            <w:r/>
-            <w:r>
-              <w:rPr>
-                <w:rFonts w:ascii="Times New Roman" w:hAnsi="Times New Roman"/>
-                <w:b w:val="0"/>
-                <w:sz w:val="17"/>
-              </w:rPr>
-            </w:r>
-          </w:p>
-        </w:tc>
-        <w:tc>
-          <w:tcPr>
-            <w:tcW w:type="dxa" w:w="850"/>
-            <w:shd w:val="clear" w:fill="F4F7FB"/>
-          </w:tcPr>
-          <w:p>
-            <w:pPr>
-              <w:spacing w:after="20"/>
-              <w:jc w:val="right"/>
-            </w:pPr>
-            <w:r/>
-            <w:r>
-              <w:rPr>
-                <w:rFonts w:ascii="Times New Roman" w:hAnsi="Times New Roman"/>
-                <w:b w:val="0"/>
-                <w:sz w:val="17"/>
-              </w:rPr>
-              <w:t>6,00</w:t>
-            </w:r>
-          </w:p>
-        </w:tc>
-        <w:tc>
-          <w:tcPr>
-            <w:tcW w:type="dxa" w:w="964"/>
-            <w:shd w:val="clear" w:fill="F4F7FB"/>
-          </w:tcPr>
-          <w:p>
-            <w:pPr>
-              <w:spacing w:after="20"/>
-              <w:jc w:val="right"/>
-            </w:pPr>
-            <w:r/>
-            <w:r>
-              <w:rPr>
-                <w:rFonts w:ascii="Times New Roman" w:hAnsi="Times New Roman"/>
-                <w:b w:val="0"/>
-                <w:sz w:val="17"/>
-              </w:rPr>
-              <w:t>14,40</w:t>
+              <w:t>11,40</w:t>
             </w:r>
           </w:p>
         </w:tc>
@@ -29485,7 +28898,7 @@
                 <w:b w:val="0"/>
                 <w:sz w:val="19"/>
               </w:rPr>
-              <w:t>18,50 ngày</w:t>
+              <w:t>19,00 ngày</w:t>
             </w:r>
           </w:p>
         </w:tc>
@@ -29505,7 +28918,7 @@
                 <w:b w:val="0"/>
                 <w:sz w:val="19"/>
               </w:rPr>
-              <w:t>6,00 ngày</w:t>
+              <w:t>6,50 ngày</w:t>
             </w:r>
           </w:p>
         </w:tc>
@@ -29567,7 +28980,7 @@
                 <w:b w:val="0"/>
                 <w:sz w:val="19"/>
               </w:rPr>
-              <w:t>42,90 giờ ≈ 5,36 ngày</w:t>
+              <w:t>39,90 giờ ≈ 4,99 ngày</w:t>
             </w:r>
           </w:p>
         </w:tc>
@@ -29588,7 +29001,7 @@
                 <w:b w:val="0"/>
                 <w:sz w:val="19"/>
               </w:rPr>
-              <w:t>14,40 giờ ≈ 1,80 ngày</w:t>
+              <w:t>11,40 giờ ≈ 1,43 ngày</w:t>
             </w:r>
           </w:p>
         </w:tc>
@@ -29649,7 +29062,7 @@
                 <w:b w:val="0"/>
                 <w:sz w:val="19"/>
               </w:rPr>
-              <w:t>−2,50 giờ</w:t>
+              <w:t>−1,50 giờ</w:t>
             </w:r>
           </w:p>
         </w:tc>
@@ -29669,7 +29082,7 @@
                 <w:b w:val="0"/>
                 <w:sz w:val="19"/>
               </w:rPr>
-              <w:t>−1,00 giờ</w:t>
+              <w:t>−0,00 giờ</w:t>
             </w:r>
           </w:p>
         </w:tc>
@@ -29731,7 +29144,7 @@
                 <w:b w:val="0"/>
                 <w:sz w:val="19"/>
               </w:rPr>
-              <w:t>23,55 ngày</w:t>
+              <w:t>23,80 ngày</w:t>
             </w:r>
           </w:p>
         </w:tc>
@@ -29752,7 +29165,7 @@
                 <w:b w:val="0"/>
                 <w:sz w:val="19"/>
               </w:rPr>
-              <w:t>7,68 ngày</w:t>
+              <w:t>7,93 ngày</w:t>
             </w:r>
           </w:p>
         </w:tc>
@@ -29895,7 +29308,7 @@
                 <w:b w:val="0"/>
                 <w:sz w:val="19"/>
               </w:rPr>
-              <w:t>12,2 %</w:t>
+              <w:t>12,1 %</w:t>
             </w:r>
           </w:p>
         </w:tc>
@@ -29916,7 +29329,7 @@
                 <w:b w:val="0"/>
                 <w:sz w:val="19"/>
               </w:rPr>
-              <w:t>10,6 %</w:t>
+              <w:t>10,3 %</w:t>
             </w:r>
           </w:p>
         </w:tc>
@@ -29958,7 +29371,7 @@
           <w:i w:val="0"/>
           <w:sz w:val="23"/>
         </w:rPr>
-        <w:t>Nhận xét: PCE của cả hai kịch bản đều dưới 13%, nghĩa là hơn 87% thời gian của quy trình là chờ đợi. Ở kịch bản A, chỉ riêng ba khoản chờ — thẩm định NCC 5 ngày, duyệt tờ trình 2,5 ngày, duyệt PO 1,5 ngày — đã chiếm 9,0 ngày, tương đương 38% lead time. Nếu rút thẩm định xuống 2 ngày (hợp đồng khung với lab, chạy song song hồ sơ – lab – thực địa) và rút hai khâu duyệt xuống tổng cộng 1 ngày (ký số + uỷ quyền theo hạn mức) thì lead time giảm còn khoảng 17,5 ngày, đạt mục tiêu dưới 15 ngày.</w:t>
+        <w:t>Nhận xét: PCE của cả hai kịch bản đều dưới 13%, nghĩa là hơn 87% thời gian của quy trình là chờ đợi. Ở kịch bản A, chỉ riêng ba khoản chờ — thẩm định NCC 5 ngày, duyệt tờ trình 2,5 ngày, duyệt PO 1,5 ngày — đã chiếm 9,0 ngày, tương đương 38% lead time. Nếu rút thẩm định xuống 2 ngày (hợp đồng khung với lab, chạy song song hồ sơ – lab – thực địa) và rút hai khâu duyệt xuống tổng cộng 1 ngày (ký số + uỷ quyền theo hạn mức) thì lead time giảm còn khoảng 17,8 ngày, đạt mục tiêu dưới 15 ngày.</w:t>
       </w:r>
     </w:p>
     <w:p>
@@ -30233,7 +29646,7 @@
                 <w:b w:val="0"/>
                 <w:sz w:val="18"/>
               </w:rPr>
-              <w:t>Tỷ lệ lô hàng đạt QA/QC đầu vào lần đầu</w:t>
+              <w:t>Tỷ lệ lô hàng đạt QA/QC lần đầu (số liệu từ QL2)</w:t>
             </w:r>
           </w:p>
         </w:tc>
@@ -30315,7 +29728,7 @@
                 <w:b w:val="0"/>
                 <w:sz w:val="18"/>
               </w:rPr>
-              <w:t>Test nhanh tại cửa nhận hàng; xếp hạng NCC theo tỷ lệ đạt</w:t>
+              <w:t>Xếp hạng NCC theo tỷ lệ lô đạt; đưa chế tài vào hợp đồng khung</w:t>
             </w:r>
           </w:p>
         </w:tc>
@@ -30742,7 +30155,7 @@
                 <w:b w:val="0"/>
                 <w:sz w:val="18"/>
               </w:rPr>
-              <w:t>Tỷ lệ SKU truy xuất được nguồn gốc</w:t>
+              <w:t>Tỷ lệ NCC nộp đủ hồ sơ vùng trồng</w:t>
             </w:r>
           </w:p>
         </w:tc>
@@ -30761,7 +30174,7 @@
                 <w:b w:val="0"/>
                 <w:sz w:val="18"/>
               </w:rPr>
-              <w:t>SKU có tem truy xuất ÷ Tổng SKU nông sản</w:t>
+              <w:t>NCC có hồ sơ đầy đủ ÷ Tổng NCC đang hoạt động</w:t>
             </w:r>
           </w:p>
         </w:tc>
@@ -30820,7 +30233,7 @@
                 <w:b w:val="0"/>
                 <w:sz w:val="18"/>
               </w:rPr>
-              <w:t>In tem truy xuất tự động ngay khi nhập kho</w:t>
+              <w:t>Đưa yêu cầu hồ sơ truy xuất vào điều kiện bắt buộc của hợp đồng khung</w:t>
             </w:r>
           </w:p>
         </w:tc>
@@ -31262,7 +30675,7 @@
                 <w:b w:val="0"/>
                 <w:sz w:val="20"/>
               </w:rPr>
-              <w:t>Phòng QA/QC</w:t>
+              <w:t>Phòng QA/QC (thẩm định NCC)</w:t>
             </w:r>
           </w:p>
         </w:tc>
@@ -31450,7 +30863,7 @@
                 <w:b w:val="0"/>
                 <w:sz w:val="20"/>
               </w:rPr>
-              <w:t>Kho trung tâm</w:t>
+              <w:t>Phòng Kế toán</w:t>
             </w:r>
           </w:p>
         </w:tc>
@@ -31470,77 +30883,13 @@
                 <w:b w:val="0"/>
                 <w:sz w:val="20"/>
               </w:rPr>
-              <w:t>10.000.000</w:t>
+              <w:t>13.000.000</w:t>
             </w:r>
           </w:p>
         </w:tc>
         <w:tc>
           <w:tcPr>
             <w:tcW w:type="dxa" w:w="2551"/>
-          </w:tcPr>
-          <w:p>
-            <w:pPr>
-              <w:spacing w:after="20"/>
-              <w:jc w:val="right"/>
-            </w:pPr>
-            <w:r/>
-            <w:r>
-              <w:rPr>
-                <w:rFonts w:ascii="Times New Roman" w:hAnsi="Times New Roman"/>
-                <w:b w:val="0"/>
-                <w:sz w:val="20"/>
-              </w:rPr>
-              <w:t>56.818</w:t>
-            </w:r>
-          </w:p>
-        </w:tc>
-      </w:tr>
-      <w:tr>
-        <w:tc>
-          <w:tcPr>
-            <w:tcW w:type="dxa" w:w="3969"/>
-            <w:shd w:val="clear" w:fill="F4F7FB"/>
-          </w:tcPr>
-          <w:p>
-            <w:pPr>
-              <w:spacing w:after="20"/>
-            </w:pPr>
-            <w:r/>
-            <w:r>
-              <w:rPr>
-                <w:rFonts w:ascii="Times New Roman" w:hAnsi="Times New Roman"/>
-                <w:b w:val="0"/>
-                <w:sz w:val="20"/>
-              </w:rPr>
-              <w:t>Phòng Kế toán</w:t>
-            </w:r>
-          </w:p>
-        </w:tc>
-        <w:tc>
-          <w:tcPr>
-            <w:tcW w:type="dxa" w:w="2551"/>
-            <w:shd w:val="clear" w:fill="F4F7FB"/>
-          </w:tcPr>
-          <w:p>
-            <w:pPr>
-              <w:spacing w:after="20"/>
-              <w:jc w:val="right"/>
-            </w:pPr>
-            <w:r/>
-            <w:r>
-              <w:rPr>
-                <w:rFonts w:ascii="Times New Roman" w:hAnsi="Times New Roman"/>
-                <w:b w:val="0"/>
-                <w:sz w:val="20"/>
-              </w:rPr>
-              <w:t>13.000.000</w:t>
-            </w:r>
-          </w:p>
-        </w:tc>
-        <w:tc>
-          <w:tcPr>
-            <w:tcW w:type="dxa" w:w="2551"/>
-            <w:shd w:val="clear" w:fill="F4F7FB"/>
           </w:tcPr>
           <w:p>
             <w:pPr>
@@ -33114,7 +32463,7 @@
                 <w:b w:val="0"/>
                 <w:sz w:val="17"/>
               </w:rPr>
-              <w:t>Phòng QA/QC</w:t>
+              <w:t>Phòng QA/QC (thẩm định NCC)</w:t>
             </w:r>
           </w:p>
         </w:tc>
@@ -34674,7 +34023,7 @@
                 <w:b w:val="0"/>
                 <w:sz w:val="17"/>
               </w:rPr>
-              <w:t>Nhận lịch giao, bố trí slot nhận hàng, nhân sự &amp; khu vực kiểm đầu vào</w:t>
+              <w:t>Theo dõi tiến độ giao của NCC theo lịch &amp; khung giờ đã chốt</w:t>
             </w:r>
           </w:p>
         </w:tc>
@@ -34693,7 +34042,7 @@
                 <w:b w:val="0"/>
                 <w:sz w:val="17"/>
               </w:rPr>
-              <w:t>Kho trung tâm</w:t>
+              <w:t>Phòng Thu mua</w:t>
             </w:r>
           </w:p>
         </w:tc>
@@ -34733,7 +34082,7 @@
                 <w:b w:val="0"/>
                 <w:sz w:val="17"/>
               </w:rPr>
-              <w:t>56.818</w:t>
+              <w:t>90.909</w:t>
             </w:r>
           </w:p>
         </w:tc>
@@ -34753,7 +34102,7 @@
                 <w:b w:val="0"/>
                 <w:sz w:val="17"/>
               </w:rPr>
-              <w:t>28.409</w:t>
+              <w:t>45.455</w:t>
             </w:r>
           </w:p>
         </w:tc>
@@ -34796,7 +34145,7 @@
                 <w:b w:val="0"/>
                 <w:sz w:val="17"/>
               </w:rPr>
-              <w:t>B22a</w:t>
+              <w:t>B24</w:t>
             </w:r>
           </w:p>
         </w:tc>
@@ -34816,7 +34165,7 @@
                 <w:b w:val="0"/>
                 <w:sz w:val="17"/>
               </w:rPr>
-              <w:t>Cân trọng lượng thực nhận, đối chiếu số lượng &amp; chủng loại với PO</w:t>
+              <w:t>Nhận &amp; ghi nhận hoá đơn của NCC</w:t>
             </w:r>
           </w:p>
         </w:tc>
@@ -34836,7 +34185,7 @@
                 <w:b w:val="0"/>
                 <w:sz w:val="17"/>
               </w:rPr>
-              <w:t>Kho trung tâm</w:t>
+              <w:t>Phòng Kế toán</w:t>
             </w:r>
           </w:p>
         </w:tc>
@@ -34878,7 +34227,7 @@
                 <w:b w:val="0"/>
                 <w:sz w:val="17"/>
               </w:rPr>
-              <w:t>56.818</w:t>
+              <w:t>73.864</w:t>
             </w:r>
           </w:p>
         </w:tc>
@@ -34899,7 +34248,7 @@
                 <w:b w:val="0"/>
                 <w:sz w:val="17"/>
               </w:rPr>
-              <w:t>56.818</w:t>
+              <w:t>73.864</w:t>
             </w:r>
           </w:p>
         </w:tc>
@@ -34942,7 +34291,7 @@
                 <w:b w:val="0"/>
                 <w:sz w:val="17"/>
               </w:rPr>
-              <w:t>B22b</w:t>
+              <w:t>B25</w:t>
             </w:r>
           </w:p>
         </w:tc>
@@ -34961,7 +34310,7 @@
                 <w:b w:val="0"/>
                 <w:sz w:val="17"/>
               </w:rPr>
-              <w:t>Kiểm cảm quan, nhiệt độ tâm hàng, hạn dùng, test nhanh dư lượng</w:t>
+              <w:t>Đối chiếu 3 chiều: PO – Phiếu nhập kho (nhận từ QL2) – Hoá đơn</w:t>
             </w:r>
           </w:p>
         </w:tc>
@@ -34980,7 +34329,7 @@
                 <w:b w:val="0"/>
                 <w:sz w:val="17"/>
               </w:rPr>
-              <w:t>Phòng QA/QC</w:t>
+              <w:t>Phòng Kế toán</w:t>
             </w:r>
           </w:p>
         </w:tc>
@@ -35000,7 +34349,7 @@
                 <w:b w:val="0"/>
                 <w:sz w:val="17"/>
               </w:rPr>
-              <w:t>1,50</w:t>
+              <w:t>0,80</w:t>
             </w:r>
           </w:p>
         </w:tc>
@@ -35040,7 +34389,7 @@
                 <w:b w:val="0"/>
                 <w:sz w:val="17"/>
               </w:rPr>
-              <w:t>110.795</w:t>
+              <w:t>59.091</w:t>
             </w:r>
           </w:p>
         </w:tc>
@@ -35083,7 +34432,7 @@
                 <w:b w:val="0"/>
                 <w:sz w:val="17"/>
               </w:rPr>
-              <w:t>B25</w:t>
+              <w:t>B27</w:t>
             </w:r>
           </w:p>
         </w:tc>
@@ -35103,7 +34452,7 @@
                 <w:b w:val="0"/>
                 <w:sz w:val="17"/>
               </w:rPr>
-              <w:t>Nhập kho, cập nhật tồn &amp; vị trí, gắn số lô + hạn dùng, in tem truy xuất nguồn gốc</w:t>
+              <w:t>Lập đề nghị thanh toán bản giấy, cấn trừ tiền đặt cọc</w:t>
             </w:r>
           </w:p>
         </w:tc>
@@ -35123,7 +34472,7 @@
                 <w:b w:val="0"/>
                 <w:sz w:val="17"/>
               </w:rPr>
-              <w:t>Kho trung tâm</w:t>
+              <w:t>Phòng Kế toán</w:t>
             </w:r>
           </w:p>
         </w:tc>
@@ -35144,7 +34493,7 @@
                 <w:b w:val="0"/>
                 <w:sz w:val="17"/>
               </w:rPr>
-              <w:t>0,50</w:t>
+              <w:t>0,30</w:t>
             </w:r>
           </w:p>
         </w:tc>
@@ -35165,7 +34514,7 @@
                 <w:b w:val="0"/>
                 <w:sz w:val="17"/>
               </w:rPr>
-              <w:t>56.818</w:t>
+              <w:t>73.864</w:t>
             </w:r>
           </w:p>
         </w:tc>
@@ -35186,7 +34535,7 @@
                 <w:b w:val="0"/>
                 <w:sz w:val="17"/>
               </w:rPr>
-              <w:t>28.409</w:t>
+              <w:t>22.159</w:t>
             </w:r>
           </w:p>
         </w:tc>
@@ -35229,7 +34578,7 @@
                 <w:b w:val="0"/>
                 <w:sz w:val="17"/>
               </w:rPr>
-              <w:t>B26</w:t>
+              <w:t>B28</w:t>
             </w:r>
           </w:p>
         </w:tc>
@@ -35248,7 +34597,7 @@
                 <w:b w:val="0"/>
                 <w:sz w:val="17"/>
               </w:rPr>
-              <w:t>Nhận &amp; ghi nhận hoá đơn của NCC</w:t>
+              <w:t>Ban Giám đốc duyệt chi (khi vượt hạn mức Kế toán trưởng)</w:t>
             </w:r>
           </w:p>
         </w:tc>
@@ -35267,7 +34616,7 @@
                 <w:b w:val="0"/>
                 <w:sz w:val="17"/>
               </w:rPr>
-              <w:t>Phòng Kế toán</w:t>
+              <w:t>Ban Giám đốc</w:t>
             </w:r>
           </w:p>
         </w:tc>
@@ -35287,7 +34636,7 @@
                 <w:b w:val="0"/>
                 <w:sz w:val="17"/>
               </w:rPr>
-              <w:t>1,00</w:t>
+              <w:t>0,20</w:t>
             </w:r>
           </w:p>
         </w:tc>
@@ -35307,7 +34656,7 @@
                 <w:b w:val="0"/>
                 <w:sz w:val="17"/>
               </w:rPr>
-              <w:t>73.864</w:t>
+              <w:t>255.682</w:t>
             </w:r>
           </w:p>
         </w:tc>
@@ -35327,7 +34676,7 @@
                 <w:b w:val="0"/>
                 <w:sz w:val="17"/>
               </w:rPr>
-              <w:t>73.864</w:t>
+              <w:t>51.136</w:t>
             </w:r>
           </w:p>
         </w:tc>
@@ -35347,7 +34696,7 @@
                 <w:b w:val="0"/>
                 <w:sz w:val="17"/>
               </w:rPr>
-              <w:t>A + B</w:t>
+              <w:t>chỉ A</w:t>
             </w:r>
           </w:p>
         </w:tc>
@@ -35370,7 +34719,7 @@
                 <w:b w:val="0"/>
                 <w:sz w:val="17"/>
               </w:rPr>
-              <w:t>B27</w:t>
+              <w:t>B29</w:t>
             </w:r>
           </w:p>
         </w:tc>
@@ -35390,7 +34739,7 @@
                 <w:b w:val="0"/>
                 <w:sz w:val="17"/>
               </w:rPr>
-              <w:t>Đối chiếu 3 chiều: PO – Phiếu nhập kho – Hoá đơn</w:t>
+              <w:t>Thanh toán cho NCC theo kỳ hạn 15–30 ngày</w:t>
             </w:r>
           </w:p>
         </w:tc>
@@ -35431,7 +34780,7 @@
                 <w:b w:val="0"/>
                 <w:sz w:val="17"/>
               </w:rPr>
-              <w:t>0,80</w:t>
+              <w:t>0,50</w:t>
             </w:r>
           </w:p>
         </w:tc>
@@ -35473,7 +34822,7 @@
                 <w:b w:val="0"/>
                 <w:sz w:val="17"/>
               </w:rPr>
-              <w:t>59.091</w:t>
+              <w:t>36.932</w:t>
             </w:r>
           </w:p>
         </w:tc>
@@ -35516,7 +34865,6 @@
                 <w:b w:val="0"/>
                 <w:sz w:val="17"/>
               </w:rPr>
-              <w:t>B29</w:t>
             </w:r>
           </w:p>
         </w:tc>
@@ -35535,7 +34883,7 @@
                 <w:b w:val="0"/>
                 <w:sz w:val="17"/>
               </w:rPr>
-              <w:t>Lập đề nghị thanh toán bản giấy, cấn trừ tiền đặt cọc</w:t>
+              <w:t>TỔNG CHI PHÍ – Kịch bản A (có phê duyệt NCC mới)</w:t>
             </w:r>
           </w:p>
         </w:tc>
@@ -35554,7 +34902,6 @@
                 <w:b w:val="0"/>
                 <w:sz w:val="17"/>
               </w:rPr>
-              <w:t>Phòng Kế toán</w:t>
             </w:r>
           </w:p>
         </w:tc>
@@ -35574,7 +34921,7 @@
                 <w:b w:val="0"/>
                 <w:sz w:val="17"/>
               </w:rPr>
-              <w:t>0,30</w:t>
+              <w:t>39,90</w:t>
             </w:r>
           </w:p>
         </w:tc>
@@ -35594,7 +34941,6 @@
                 <w:b w:val="0"/>
                 <w:sz w:val="17"/>
               </w:rPr>
-              <w:t>73.864</w:t>
             </w:r>
           </w:p>
         </w:tc>
@@ -35614,7 +34960,7 @@
                 <w:b w:val="0"/>
                 <w:sz w:val="17"/>
               </w:rPr>
-              <w:t>22.159</w:t>
+              <w:t>3.511.932</w:t>
             </w:r>
           </w:p>
         </w:tc>
@@ -35634,7 +34980,6 @@
                 <w:b w:val="0"/>
                 <w:sz w:val="17"/>
               </w:rPr>
-              <w:t>A + B</w:t>
             </w:r>
           </w:p>
         </w:tc>
@@ -35657,7 +35002,6 @@
                 <w:b w:val="0"/>
                 <w:sz w:val="17"/>
               </w:rPr>
-              <w:t>B30</w:t>
             </w:r>
           </w:p>
         </w:tc>
@@ -35677,7 +35021,7 @@
                 <w:b w:val="0"/>
                 <w:sz w:val="17"/>
               </w:rPr>
-              <w:t>Ban Giám đốc duyệt chi (khi vượt hạn mức Kế toán trưởng)</w:t>
+              <w:t>TỔNG CHI PHÍ – Kịch bản B (đặt lại theo HĐ khung)</w:t>
             </w:r>
           </w:p>
         </w:tc>
@@ -35697,7 +35041,6 @@
                 <w:b w:val="0"/>
                 <w:sz w:val="17"/>
               </w:rPr>
-              <w:t>Ban Giám đốc</w:t>
             </w:r>
           </w:p>
         </w:tc>
@@ -35718,7 +35061,7 @@
                 <w:b w:val="0"/>
                 <w:sz w:val="17"/>
               </w:rPr>
-              <w:t>0,20</w:t>
+              <w:t>11,40</w:t>
             </w:r>
           </w:p>
         </w:tc>
@@ -35739,7 +35082,6 @@
                 <w:b w:val="0"/>
                 <w:sz w:val="17"/>
               </w:rPr>
-              <w:t>255.682</w:t>
             </w:r>
           </w:p>
         </w:tc>
@@ -35760,7 +35102,7 @@
                 <w:b w:val="0"/>
                 <w:sz w:val="17"/>
               </w:rPr>
-              <w:t>51.136</w:t>
+              <w:t>921.591</w:t>
             </w:r>
           </w:p>
         </w:tc>
@@ -35768,426 +35110,6 @@
           <w:tcPr>
             <w:tcW w:type="dxa" w:w="680"/>
             <w:shd w:val="clear" w:fill="F4F7FB"/>
-          </w:tcPr>
-          <w:p>
-            <w:pPr>
-              <w:spacing w:after="20"/>
-              <w:jc w:val="center"/>
-            </w:pPr>
-            <w:r/>
-            <w:r>
-              <w:rPr>
-                <w:rFonts w:ascii="Times New Roman" w:hAnsi="Times New Roman"/>
-                <w:b w:val="0"/>
-                <w:sz w:val="17"/>
-              </w:rPr>
-              <w:t>chỉ A</w:t>
-            </w:r>
-          </w:p>
-        </w:tc>
-      </w:tr>
-      <w:tr>
-        <w:tc>
-          <w:tcPr>
-            <w:tcW w:type="dxa" w:w="680"/>
-          </w:tcPr>
-          <w:p>
-            <w:pPr>
-              <w:spacing w:after="20"/>
-              <w:jc w:val="center"/>
-            </w:pPr>
-            <w:r/>
-            <w:r>
-              <w:rPr>
-                <w:rFonts w:ascii="Times New Roman" w:hAnsi="Times New Roman"/>
-                <w:b w:val="0"/>
-                <w:sz w:val="17"/>
-              </w:rPr>
-              <w:t>B31</w:t>
-            </w:r>
-          </w:p>
-        </w:tc>
-        <w:tc>
-          <w:tcPr>
-            <w:tcW w:type="dxa" w:w="3345"/>
-          </w:tcPr>
-          <w:p>
-            <w:pPr>
-              <w:spacing w:after="20"/>
-            </w:pPr>
-            <w:r/>
-            <w:r>
-              <w:rPr>
-                <w:rFonts w:ascii="Times New Roman" w:hAnsi="Times New Roman"/>
-                <w:b w:val="0"/>
-                <w:sz w:val="17"/>
-              </w:rPr>
-              <w:t>Thanh toán cho NCC theo kỳ hạn 15–30 ngày</w:t>
-            </w:r>
-          </w:p>
-        </w:tc>
-        <w:tc>
-          <w:tcPr>
-            <w:tcW w:type="dxa" w:w="1757"/>
-          </w:tcPr>
-          <w:p>
-            <w:pPr>
-              <w:spacing w:after="20"/>
-            </w:pPr>
-            <w:r/>
-            <w:r>
-              <w:rPr>
-                <w:rFonts w:ascii="Times New Roman" w:hAnsi="Times New Roman"/>
-                <w:b w:val="0"/>
-                <w:sz w:val="17"/>
-              </w:rPr>
-              <w:t>Phòng Kế toán</w:t>
-            </w:r>
-          </w:p>
-        </w:tc>
-        <w:tc>
-          <w:tcPr>
-            <w:tcW w:type="dxa" w:w="680"/>
-          </w:tcPr>
-          <w:p>
-            <w:pPr>
-              <w:spacing w:after="20"/>
-              <w:jc w:val="right"/>
-            </w:pPr>
-            <w:r/>
-            <w:r>
-              <w:rPr>
-                <w:rFonts w:ascii="Times New Roman" w:hAnsi="Times New Roman"/>
-                <w:b w:val="0"/>
-                <w:sz w:val="17"/>
-              </w:rPr>
-              <w:t>0,50</w:t>
-            </w:r>
-          </w:p>
-        </w:tc>
-        <w:tc>
-          <w:tcPr>
-            <w:tcW w:type="dxa" w:w="1134"/>
-          </w:tcPr>
-          <w:p>
-            <w:pPr>
-              <w:spacing w:after="20"/>
-              <w:jc w:val="right"/>
-            </w:pPr>
-            <w:r/>
-            <w:r>
-              <w:rPr>
-                <w:rFonts w:ascii="Times New Roman" w:hAnsi="Times New Roman"/>
-                <w:b w:val="0"/>
-                <w:sz w:val="17"/>
-              </w:rPr>
-              <w:t>73.864</w:t>
-            </w:r>
-          </w:p>
-        </w:tc>
-        <w:tc>
-          <w:tcPr>
-            <w:tcW w:type="dxa" w:w="1361"/>
-          </w:tcPr>
-          <w:p>
-            <w:pPr>
-              <w:spacing w:after="20"/>
-              <w:jc w:val="right"/>
-            </w:pPr>
-            <w:r/>
-            <w:r>
-              <w:rPr>
-                <w:rFonts w:ascii="Times New Roman" w:hAnsi="Times New Roman"/>
-                <w:b w:val="0"/>
-                <w:sz w:val="17"/>
-              </w:rPr>
-              <w:t>36.932</w:t>
-            </w:r>
-          </w:p>
-        </w:tc>
-        <w:tc>
-          <w:tcPr>
-            <w:tcW w:type="dxa" w:w="680"/>
-          </w:tcPr>
-          <w:p>
-            <w:pPr>
-              <w:spacing w:after="20"/>
-              <w:jc w:val="center"/>
-            </w:pPr>
-            <w:r/>
-            <w:r>
-              <w:rPr>
-                <w:rFonts w:ascii="Times New Roman" w:hAnsi="Times New Roman"/>
-                <w:b w:val="0"/>
-                <w:sz w:val="17"/>
-              </w:rPr>
-              <w:t>A + B</w:t>
-            </w:r>
-          </w:p>
-        </w:tc>
-      </w:tr>
-      <w:tr>
-        <w:tc>
-          <w:tcPr>
-            <w:tcW w:type="dxa" w:w="680"/>
-            <w:shd w:val="clear" w:fill="F4F7FB"/>
-          </w:tcPr>
-          <w:p>
-            <w:pPr>
-              <w:spacing w:after="20"/>
-              <w:jc w:val="center"/>
-            </w:pPr>
-            <w:r/>
-            <w:r>
-              <w:rPr>
-                <w:rFonts w:ascii="Times New Roman" w:hAnsi="Times New Roman"/>
-                <w:b w:val="0"/>
-                <w:sz w:val="17"/>
-              </w:rPr>
-            </w:r>
-          </w:p>
-        </w:tc>
-        <w:tc>
-          <w:tcPr>
-            <w:tcW w:type="dxa" w:w="3345"/>
-            <w:shd w:val="clear" w:fill="F4F7FB"/>
-          </w:tcPr>
-          <w:p>
-            <w:pPr>
-              <w:spacing w:after="20"/>
-            </w:pPr>
-            <w:r/>
-            <w:r>
-              <w:rPr>
-                <w:rFonts w:ascii="Times New Roman" w:hAnsi="Times New Roman"/>
-                <w:b w:val="0"/>
-                <w:sz w:val="17"/>
-              </w:rPr>
-              <w:t>TỔNG CHI PHÍ – Kịch bản A (có phê duyệt NCC mới)</w:t>
-            </w:r>
-          </w:p>
-        </w:tc>
-        <w:tc>
-          <w:tcPr>
-            <w:tcW w:type="dxa" w:w="1757"/>
-            <w:shd w:val="clear" w:fill="F4F7FB"/>
-          </w:tcPr>
-          <w:p>
-            <w:pPr>
-              <w:spacing w:after="20"/>
-            </w:pPr>
-            <w:r/>
-            <w:r>
-              <w:rPr>
-                <w:rFonts w:ascii="Times New Roman" w:hAnsi="Times New Roman"/>
-                <w:b w:val="0"/>
-                <w:sz w:val="17"/>
-              </w:rPr>
-            </w:r>
-          </w:p>
-        </w:tc>
-        <w:tc>
-          <w:tcPr>
-            <w:tcW w:type="dxa" w:w="680"/>
-            <w:shd w:val="clear" w:fill="F4F7FB"/>
-          </w:tcPr>
-          <w:p>
-            <w:pPr>
-              <w:spacing w:after="20"/>
-              <w:jc w:val="right"/>
-            </w:pPr>
-            <w:r/>
-            <w:r>
-              <w:rPr>
-                <w:rFonts w:ascii="Times New Roman" w:hAnsi="Times New Roman"/>
-                <w:b w:val="0"/>
-                <w:sz w:val="17"/>
-              </w:rPr>
-              <w:t>42,90</w:t>
-            </w:r>
-          </w:p>
-        </w:tc>
-        <w:tc>
-          <w:tcPr>
-            <w:tcW w:type="dxa" w:w="1134"/>
-            <w:shd w:val="clear" w:fill="F4F7FB"/>
-          </w:tcPr>
-          <w:p>
-            <w:pPr>
-              <w:spacing w:after="20"/>
-              <w:jc w:val="right"/>
-            </w:pPr>
-            <w:r/>
-            <w:r>
-              <w:rPr>
-                <w:rFonts w:ascii="Times New Roman" w:hAnsi="Times New Roman"/>
-                <w:b w:val="0"/>
-                <w:sz w:val="17"/>
-              </w:rPr>
-            </w:r>
-          </w:p>
-        </w:tc>
-        <w:tc>
-          <w:tcPr>
-            <w:tcW w:type="dxa" w:w="1361"/>
-            <w:shd w:val="clear" w:fill="F4F7FB"/>
-          </w:tcPr>
-          <w:p>
-            <w:pPr>
-              <w:spacing w:after="20"/>
-              <w:jc w:val="right"/>
-            </w:pPr>
-            <w:r/>
-            <w:r>
-              <w:rPr>
-                <w:rFonts w:ascii="Times New Roman" w:hAnsi="Times New Roman"/>
-                <w:b w:val="0"/>
-                <w:sz w:val="17"/>
-              </w:rPr>
-              <w:t>3.690.909</w:t>
-            </w:r>
-          </w:p>
-        </w:tc>
-        <w:tc>
-          <w:tcPr>
-            <w:tcW w:type="dxa" w:w="680"/>
-            <w:shd w:val="clear" w:fill="F4F7FB"/>
-          </w:tcPr>
-          <w:p>
-            <w:pPr>
-              <w:spacing w:after="20"/>
-              <w:jc w:val="center"/>
-            </w:pPr>
-            <w:r/>
-            <w:r>
-              <w:rPr>
-                <w:rFonts w:ascii="Times New Roman" w:hAnsi="Times New Roman"/>
-                <w:b w:val="0"/>
-                <w:sz w:val="17"/>
-              </w:rPr>
-            </w:r>
-          </w:p>
-        </w:tc>
-      </w:tr>
-      <w:tr>
-        <w:tc>
-          <w:tcPr>
-            <w:tcW w:type="dxa" w:w="680"/>
-          </w:tcPr>
-          <w:p>
-            <w:pPr>
-              <w:spacing w:after="20"/>
-              <w:jc w:val="center"/>
-            </w:pPr>
-            <w:r/>
-            <w:r>
-              <w:rPr>
-                <w:rFonts w:ascii="Times New Roman" w:hAnsi="Times New Roman"/>
-                <w:b w:val="0"/>
-                <w:sz w:val="17"/>
-              </w:rPr>
-            </w:r>
-          </w:p>
-        </w:tc>
-        <w:tc>
-          <w:tcPr>
-            <w:tcW w:type="dxa" w:w="3345"/>
-          </w:tcPr>
-          <w:p>
-            <w:pPr>
-              <w:spacing w:after="20"/>
-            </w:pPr>
-            <w:r/>
-            <w:r>
-              <w:rPr>
-                <w:rFonts w:ascii="Times New Roman" w:hAnsi="Times New Roman"/>
-                <w:b w:val="0"/>
-                <w:sz w:val="17"/>
-              </w:rPr>
-              <w:t>TỔNG CHI PHÍ – Kịch bản B (đặt lại theo HĐ khung)</w:t>
-            </w:r>
-          </w:p>
-        </w:tc>
-        <w:tc>
-          <w:tcPr>
-            <w:tcW w:type="dxa" w:w="1757"/>
-          </w:tcPr>
-          <w:p>
-            <w:pPr>
-              <w:spacing w:after="20"/>
-            </w:pPr>
-            <w:r/>
-            <w:r>
-              <w:rPr>
-                <w:rFonts w:ascii="Times New Roman" w:hAnsi="Times New Roman"/>
-                <w:b w:val="0"/>
-                <w:sz w:val="17"/>
-              </w:rPr>
-            </w:r>
-          </w:p>
-        </w:tc>
-        <w:tc>
-          <w:tcPr>
-            <w:tcW w:type="dxa" w:w="680"/>
-          </w:tcPr>
-          <w:p>
-            <w:pPr>
-              <w:spacing w:after="20"/>
-              <w:jc w:val="right"/>
-            </w:pPr>
-            <w:r/>
-            <w:r>
-              <w:rPr>
-                <w:rFonts w:ascii="Times New Roman" w:hAnsi="Times New Roman"/>
-                <w:b w:val="0"/>
-                <w:sz w:val="17"/>
-              </w:rPr>
-              <w:t>14,40</w:t>
-            </w:r>
-          </w:p>
-        </w:tc>
-        <w:tc>
-          <w:tcPr>
-            <w:tcW w:type="dxa" w:w="1134"/>
-          </w:tcPr>
-          <w:p>
-            <w:pPr>
-              <w:spacing w:after="20"/>
-              <w:jc w:val="right"/>
-            </w:pPr>
-            <w:r/>
-            <w:r>
-              <w:rPr>
-                <w:rFonts w:ascii="Times New Roman" w:hAnsi="Times New Roman"/>
-                <w:b w:val="0"/>
-                <w:sz w:val="17"/>
-              </w:rPr>
-            </w:r>
-          </w:p>
-        </w:tc>
-        <w:tc>
-          <w:tcPr>
-            <w:tcW w:type="dxa" w:w="1361"/>
-          </w:tcPr>
-          <w:p>
-            <w:pPr>
-              <w:spacing w:after="20"/>
-              <w:jc w:val="right"/>
-            </w:pPr>
-            <w:r/>
-            <w:r>
-              <w:rPr>
-                <w:rFonts w:ascii="Times New Roman" w:hAnsi="Times New Roman"/>
-                <w:b w:val="0"/>
-                <w:sz w:val="17"/>
-              </w:rPr>
-              <w:t>1.100.568</w:t>
-            </w:r>
-          </w:p>
-        </w:tc>
-        <w:tc>
-          <w:tcPr>
-            <w:tcW w:type="dxa" w:w="680"/>
           </w:tcPr>
           <w:p>
             <w:pPr>
@@ -36459,7 +35381,7 @@
                 <w:b w:val="0"/>
                 <w:sz w:val="19"/>
               </w:rPr>
-              <w:t>Xử lý lại khi lô hàng không đạt QA/QC (12% số lô)</w:t>
+              <w:t>Làm việc lại với NCC khi QL2 báo lô hàng không đạt (12% số lô)</w:t>
             </w:r>
           </w:p>
         </w:tc>
@@ -36478,7 +35400,7 @@
                 <w:b w:val="0"/>
                 <w:sz w:val="19"/>
               </w:rPr>
-              <w:t>(1,0 giờ Kho + 1,0 giờ QA/QC + 1,0 giờ Thu mua) × 12%</w:t>
+              <w:t>1,5 giờ Thu mua × 12% (chi phí kiểm lại thuộc quy trình QL2)</w:t>
             </w:r>
           </w:p>
         </w:tc>
@@ -36498,7 +35420,7 @@
                 <w:b w:val="0"/>
                 <w:sz w:val="19"/>
               </w:rPr>
-              <w:t>26.591</w:t>
+              <w:t>16.364</w:t>
             </w:r>
           </w:p>
         </w:tc>
@@ -36683,7 +35605,7 @@
                 <w:b w:val="0"/>
                 <w:sz w:val="19"/>
               </w:rPr>
-              <w:t>130.000</w:t>
+              <w:t>119.773</w:t>
             </w:r>
           </w:p>
         </w:tc>
@@ -36718,7 +35640,7 @@
           <w:rFonts w:ascii="Times New Roman" w:hAnsi="Times New Roman"/>
           <w:sz w:val="23"/>
         </w:rPr>
-        <w:t>Chi phí nhân công xử lý một đơn hàng đặt lại theo hợp đồng khung là 1.100.568 đ; một chu trình có tìm nguồn và phê duyệt NCC mới tốn 3.690.909 đ, gấp 3,4 lần — chênh lệch 2.590.341 đ chính là “giá” của việc phải đi tìm nguồn mới, trong đó riêng khâu thẩm định và soạn hợp đồng đã chiếm 10,5 giờ công.</w:t>
+        <w:t>Chi phí nhân công xử lý một đơn hàng đặt lại theo hợp đồng khung là 921.591 đ; một chu trình có tìm nguồn và phê duyệt NCC mới tốn 3.511.932 đ, gấp 3,8 lần — chênh lệch 2.590.341 đ chính là “giá” của việc phải đi tìm nguồn mới, trong đó riêng khâu thẩm định và soạn hợp đồng đã chiếm 10,5 giờ công.</w:t>
       </w:r>
     </w:p>
     <w:p>
@@ -36731,7 +35653,7 @@
           <w:rFonts w:ascii="Times New Roman" w:hAnsi="Times New Roman"/>
           <w:sz w:val="23"/>
         </w:rPr>
-        <w:t>Phần lãng phí là 130.000 đ mỗi đơn hàng, tương đương 11,8% chi phí xử lý một đơn hàng thông thường.</w:t>
+        <w:t>Phần lãng phí là 119.773 đ mỗi đơn hàng, tương đương 13,0% chi phí xử lý một đơn hàng thông thường.</w:t>
       </w:r>
     </w:p>
     <w:p>
@@ -36744,7 +35666,7 @@
           <w:rFonts w:ascii="Times New Roman" w:hAnsi="Times New Roman"/>
           <w:sz w:val="23"/>
         </w:rPr>
-        <w:t>Với quy mô 250 đơn hàng mỗi tháng, lãng phí tương đương khoảng 32.500.000 đ/tháng, tức 390.000.000 đ/năm. Đây là dư địa tiết kiệm nếu số hoá khâu phê duyệt và tự động hoá đối chiếu 3 chiều.</w:t>
+        <w:t>Với quy mô 250 đơn hàng mỗi tháng, lãng phí tương đương khoảng 29.943.182 đ/tháng, tức 359.318.182 đ/năm. Đây là dư địa tiết kiệm nếu số hoá khâu phê duyệt và tự động hoá đối chiếu 3 chiều.</w:t>
       </w:r>
     </w:p>
     <w:p>

--- a/IE203-Nhom7/25410262_NguyenDucNghia/Quy_trinh_Mua_hang_Chuoi_cung_ung/Phan_tich_Mua_hang_Chuoi_cung_ung.docx
+++ b/IE203-Nhom7/25410262_NguyenDucNghia/Quy_trinh_Mua_hang_Chuoi_cung_ung/Phan_tich_Mua_hang_Chuoi_cung_ung.docx
@@ -14830,7 +14830,7 @@
               <a:graphicData uri="http://schemas.openxmlformats.org/drawingml/2006/picture">
                 <pic:pic>
                   <pic:nvPicPr>
-                    <pic:cNvPr id="0" name="out.png"/>
+                    <pic:cNvPr id="0" name="image.png"/>
                     <pic:cNvPicPr/>
                   </pic:nvPicPr>
                   <pic:blipFill>
@@ -15560,7 +15560,7 @@
           <w:rFonts w:ascii="Times New Roman" w:hAnsi="Times New Roman"/>
           <w:sz w:val="23"/>
         </w:rPr>
-        <w:t>Thẩm định NCC mới mất 5 ngày chờ kết quả kiểm nghiệm mẫu tại lab và đánh giá thực địa nông trại — chiếm khoảng 27% lead time của chu trình có phê duyệt NCC.</w:t>
+        <w:t>Thẩm định NCC mới mất 5 ngày chờ kết quả kiểm nghiệm mẫu tại lab và đánh giá thực địa nông trại — chiếm khoảng 21% lead time của chu trình có phê duyệt NCC.</w:t>
       </w:r>
     </w:p>
     <w:p>
@@ -18744,7 +18744,7 @@
                 <w:b w:val="0"/>
                 <w:sz w:val="18"/>
               </w:rPr>
-              <w:t>Chiếm ~27% lead time chu trình có phê duyệt NCC</w:t>
+              <w:t>Chiếm ~21% lead time chu trình có phê duyệt NCC</w:t>
             </w:r>
           </w:p>
         </w:tc>
@@ -20168,7 +20168,7 @@
               <a:graphicData uri="http://schemas.openxmlformats.org/drawingml/2006/picture">
                 <pic:pic>
                   <pic:nvPicPr>
-                    <pic:cNvPr id="0" name="fish.png"/>
+                    <pic:cNvPr id="0" name="image.png"/>
                     <pic:cNvPicPr/>
                   </pic:nvPicPr>
                   <pic:blipFill>
